--- a/manuscript.docx
+++ b/manuscript.docx
@@ -81,7 +81,7 @@
           <w:rPr>
             <w:rStyle w:val="Hyperlink"/>
           </w:rPr>
-          <w:t xml:space="preserve">rokitalab/OpenPedCan-manuscript@d56f5f4</w:t>
+          <w:t xml:space="preserve">rokitalab/OpenPedCan-manuscript@85ce510</w:t>
         </w:r>
       </w:hyperlink>
       <w:r>
@@ -532,7 +532,7 @@
         <w:t xml:space="preserve"> </w:t>
       </w:r>
       <w:r>
-        <w:t xml:space="preserve">Center for Data-Driven Discovery in Biomedicine, Children’s Hospital of Philadelphia, Philadelphia, PA, 19104, USA; Division of Neurosurgery, Children’s Hospital of Philadelphia, Philadelphia, PA, 19104, USA</w:t>
+        <w:t xml:space="preserve">Center for Cancer and Immunology Research, Children’s National Hospital, Washington, DC, 20010, USA; Center for Data-Driven Discovery in Biomedicine, Children’s Hospital of Philadelphia, Philadelphia, PA, 19104, USA; Division of Neurosurgery, Children’s Hospital of Philadelphia, Philadelphia, PA, 19104, USA</w:t>
       </w:r>
       <w:r>
         <w:t xml:space="preserve"> </w:t>
@@ -1657,7 +1657,7 @@
         <w:t xml:space="preserve"> </w:t>
       </w:r>
       <w:r>
-        <w:t xml:space="preserve">Center for Data-Driven Discovery in Biomedicine, Children’s Hospital of Philadelphia, Philadelphia, PA, 19104, USA; Division of Neurosurgery, Children’s Hospital of Philadelphia, Philadelphia, PA, 19104, USA</w:t>
+        <w:t xml:space="preserve">Center for Cancer and Immunology Research, Children’s National Hospital, Washington, DC, 20010, USA; Center for Data-Driven Discovery in Biomedicine, Children’s Hospital of Philadelphia, Philadelphia, PA, 19104, USA; Division of Neurosurgery, Children’s Hospital of Philadelphia, Philadelphia, PA, 19104, USA</w:t>
       </w:r>
       <w:r>
         <w:t xml:space="preserve"> </w:t>
@@ -5311,7 +5311,7 @@
         <w:t xml:space="preserve"> </w:t>
       </w:r>
       <w:r>
-        <w:t xml:space="preserve">Center for Data-Driven Discovery in Biomedicine, Children’s Hospital of Philadelphia, Philadelphia, PA, 19104, USA; Division of Neurosurgery, Children’s Hospital of Philadelphia, Philadelphia, PA, 19104, USA; Department of Biomedical and Health Informatics, Children’s Hospital of Philadelphia, Philadelphia, PA, 19104, USA</w:t>
+        <w:t xml:space="preserve">Center for Cancer and Immunology Research, Children’s National Hospital, Washington, DC, 20010, USA; Center for Data-Driven Discovery in Biomedicine, Children’s Hospital of Philadelphia, Philadelphia, PA, 19104, USA; Division of Neurosurgery, Children’s Hospital of Philadelphia, Philadelphia, PA, 19104, USA; Department of Biomedical and Health Informatics, Children’s Hospital of Philadelphia, Philadelphia, PA, 19104, USA</w:t>
       </w:r>
       <w:r>
         <w:t xml:space="preserve"> </w:t>
@@ -10140,7 +10140,7 @@
             <w:bCs/>
             <w:b/>
           </w:rPr>
-          <w:t xml:space="preserve">Supplemental Table S1</w:t>
+          <w:t xml:space="preserve">Supplemental Table 1</w:t>
         </w:r>
       </w:hyperlink>
       <w:r>
@@ -10156,7 +10156,7 @@
             <w:bCs/>
             <w:b/>
           </w:rPr>
-          <w:t xml:space="preserve">Supplemental Table S2</w:t>
+          <w:t xml:space="preserve">Supplemental Table 2</w:t>
         </w:r>
       </w:hyperlink>
       <w:r>
@@ -13398,7 +13398,7 @@
     <w:bookmarkEnd w:id="303"/>
     <w:bookmarkEnd w:id="304"/>
     <w:bookmarkEnd w:id="305"/>
-    <w:bookmarkStart w:id="306" w:name="data-validation-and-quality-control"/>
+    <w:bookmarkStart w:id="307" w:name="data-validation-and-quality-control"/>
     <w:p>
       <w:pPr>
         <w:pStyle w:val="Heading2"/>
@@ -13510,174 +13510,196 @@
       <w:r>
         <w:t xml:space="preserve">We required at least 20X coverage for tumor DNA samples to be included in this analysis.</w:t>
       </w:r>
-    </w:p>
-    <w:bookmarkEnd w:id="306"/>
-    <w:bookmarkStart w:id="307" w:name="re-use-potential"/>
-    <w:p>
-      <w:pPr>
-        <w:pStyle w:val="Heading2"/>
-      </w:pPr>
-      <w:r>
-        <w:t xml:space="preserve">Re-use potential</w:t>
-      </w:r>
-    </w:p>
-    <w:p>
-      <w:pPr>
-        <w:pStyle w:val="FirstParagraph"/>
-      </w:pPr>
-      <w:r>
-        <w:t xml:space="preserve">OpenPedCan serves as a community resource whose outputs and/or code can be leveraged directly to ask research questions or serve as an orthogonal validation dataset.</w:t>
-      </w:r>
-      <w:r>
-        <w:t xml:space="preserve"> </w:t>
-      </w:r>
-      <w:r>
-        <w:t xml:space="preserve">We encourage re-use of the data, ideas and suggestions for improving the data or adding analyses, and/or direct code contributions through a pull-request.</w:t>
-      </w:r>
-      <w:r>
-        <w:t xml:space="preserve"> </w:t>
-      </w:r>
-      <w:r>
-        <w:t xml:space="preserve">Further, the analysis modules can be run within the project Docker container locally or on EC2 and scaled as the data size increases.</w:t>
-      </w:r>
-    </w:p>
-    <w:bookmarkEnd w:id="307"/>
-    <w:bookmarkStart w:id="311" w:name="X3e066af15c8d97436bf8db638ddd567e1b87548"/>
-    <w:p>
-      <w:pPr>
-        <w:pStyle w:val="Heading2"/>
-      </w:pPr>
-      <w:r>
-        <w:t xml:space="preserve">Availability of source code and requirements</w:t>
-      </w:r>
-    </w:p>
-    <w:p>
-      <w:pPr>
-        <w:pStyle w:val="FirstParagraph"/>
-      </w:pPr>
-      <w:r>
-        <w:t xml:space="preserve">Project name: The Open Pediatric Cancer (OpenPedCan) Project</w:t>
-      </w:r>
-    </w:p>
-    <w:p>
-      <w:pPr>
-        <w:pStyle w:val="BodyText"/>
-      </w:pPr>
-      <w:r>
-        <w:t xml:space="preserve">Project home page: https://github.com/d3b-center/OpenPedCan-analysis</w:t>
-      </w:r>
-    </w:p>
-    <w:p>
-      <w:pPr>
-        <w:pStyle w:val="BodyText"/>
-      </w:pPr>
-      <w:r>
-        <w:t xml:space="preserve">Operating system(s): Platform independent</w:t>
-      </w:r>
-    </w:p>
-    <w:p>
-      <w:pPr>
-        <w:pStyle w:val="BodyText"/>
-      </w:pPr>
-      <w:r>
-        <w:t xml:space="preserve">Programming languages: R, Python, bash</w:t>
-      </w:r>
-    </w:p>
-    <w:p>
-      <w:pPr>
-        <w:pStyle w:val="BodyText"/>
-      </w:pPr>
-      <w:r>
-        <w:t xml:space="preserve">Other requirements: CAVATICA, Docker image at pgc-images.sbgenomics.com/d3b-bixu/openpedcanverse:latest</w:t>
-      </w:r>
-    </w:p>
-    <w:p>
-      <w:pPr>
-        <w:pStyle w:val="BodyText"/>
-      </w:pPr>
-      <w:r>
-        <w:t xml:space="preserve">License: CC-BY 4.0</w:t>
-      </w:r>
-    </w:p>
-    <w:p>
-      <w:pPr>
-        <w:pStyle w:val="BodyText"/>
-      </w:pPr>
-      <w:r>
-        <w:t xml:space="preserve">Primary analyses were performed using Gabriella Miller Kids First pipelines and are listed in the methods section.</w:t>
-      </w:r>
-      <w:r>
-        <w:t xml:space="preserve"> </w:t>
-      </w:r>
-      <w:r>
-        <w:t xml:space="preserve">Analysis modules were developed within</w:t>
-      </w:r>
-      <w:r>
-        <w:t xml:space="preserve"> </w:t>
-      </w:r>
-      <w:hyperlink r:id="rId308">
-        <w:r>
-          <w:rPr>
-            <w:rStyle w:val="Hyperlink"/>
-          </w:rPr>
-          <w:t xml:space="preserve">https://github.com/AlexsLemonade/OpenPBTA-analysis</w:t>
-        </w:r>
-      </w:hyperlink>
-      <w:r>
-        <w:t xml:space="preserve"> </w:t>
-      </w:r>
-      <w:r>
-        <w:t xml:space="preserve">[</w:t>
-      </w:r>
-      <w:hyperlink w:anchor="ref-5VXMHJ7N">
-        <w:r>
-          <w:rPr>
-            <w:rStyle w:val="Hyperlink"/>
-          </w:rPr>
-          <w:t xml:space="preserve">1</w:t>
-        </w:r>
-      </w:hyperlink>
-      <w:r>
-        <w:t xml:space="preserve">]</w:t>
-      </w:r>
-      <w:r>
-        <w:t xml:space="preserve">, modified based on OpenPBTA, or newly created and can be found within the</w:t>
-      </w:r>
-      <w:r>
-        <w:t xml:space="preserve"> </w:t>
-      </w:r>
-      <w:hyperlink r:id="rId309">
-        <w:r>
-          <w:rPr>
-            <w:rStyle w:val="Hyperlink"/>
-          </w:rPr>
-          <w:t xml:space="preserve">https://github.com/d3b-center/OpenPedCan-analysis</w:t>
-        </w:r>
-      </w:hyperlink>
-      <w:r>
-        <w:t xml:space="preserve"> </w:t>
-      </w:r>
-      <w:r>
-        <w:t xml:space="preserve">publicly available repository.</w:t>
-      </w:r>
-    </w:p>
-    <w:p>
-      <w:pPr>
-        <w:pStyle w:val="BodyText"/>
-      </w:pPr>
-      <w:r>
-        <w:t xml:space="preserve">Software versions are documented in</w:t>
-      </w:r>
-      <w:r>
-        <w:t xml:space="preserve"> </w:t>
-      </w:r>
-      <w:hyperlink r:id="rId310">
+      <w:r>
+        <w:t xml:space="preserve"> </w:t>
+      </w:r>
+      <w:r>
+        <w:t xml:space="preserve">Additional DNA- and RNA-sequencing quality control metrics can be found in</w:t>
+      </w:r>
+      <w:r>
+        <w:t xml:space="preserve"> </w:t>
+      </w:r>
+      <w:hyperlink r:id="rId306">
         <w:r>
           <w:rPr>
             <w:rStyle w:val="Hyperlink"/>
             <w:bCs/>
             <w:b/>
           </w:rPr>
+          <w:t xml:space="preserve">Supplemental Table 4</w:t>
+        </w:r>
+      </w:hyperlink>
+      <w:r>
+        <w:t xml:space="preserve">.</w:t>
+      </w:r>
+    </w:p>
+    <w:bookmarkEnd w:id="307"/>
+    <w:bookmarkStart w:id="308" w:name="re-use-potential"/>
+    <w:p>
+      <w:pPr>
+        <w:pStyle w:val="Heading2"/>
+      </w:pPr>
+      <w:r>
+        <w:t xml:space="preserve">Re-use potential</w:t>
+      </w:r>
+    </w:p>
+    <w:p>
+      <w:pPr>
+        <w:pStyle w:val="FirstParagraph"/>
+      </w:pPr>
+      <w:r>
+        <w:t xml:space="preserve">OpenPedCan serves as a community resource whose outputs and/or code can be leveraged directly to ask research questions or serve as an orthogonal validation dataset.</w:t>
+      </w:r>
+      <w:r>
+        <w:t xml:space="preserve"> </w:t>
+      </w:r>
+      <w:r>
+        <w:t xml:space="preserve">We encourage re-use of the data, ideas and suggestions for improving the data or adding analyses, and/or direct code contributions through a pull-request.</w:t>
+      </w:r>
+      <w:r>
+        <w:t xml:space="preserve"> </w:t>
+      </w:r>
+      <w:r>
+        <w:t xml:space="preserve">Further, the analysis modules can be run within the project Docker container locally or on EC2 and scaled as the data size increases.</w:t>
+      </w:r>
+    </w:p>
+    <w:bookmarkEnd w:id="308"/>
+    <w:bookmarkStart w:id="312" w:name="X3e066af15c8d97436bf8db638ddd567e1b87548"/>
+    <w:p>
+      <w:pPr>
+        <w:pStyle w:val="Heading2"/>
+      </w:pPr>
+      <w:r>
+        <w:t xml:space="preserve">Availability of source code and requirements</w:t>
+      </w:r>
+    </w:p>
+    <w:p>
+      <w:pPr>
+        <w:pStyle w:val="FirstParagraph"/>
+      </w:pPr>
+      <w:r>
+        <w:t xml:space="preserve">Project name: The Open Pediatric Cancer (OpenPedCan) Project</w:t>
+      </w:r>
+    </w:p>
+    <w:p>
+      <w:pPr>
+        <w:pStyle w:val="BodyText"/>
+      </w:pPr>
+      <w:r>
+        <w:t xml:space="preserve">Project home page: https://github.com/d3b-center/OpenPedCan-analysis</w:t>
+      </w:r>
+    </w:p>
+    <w:p>
+      <w:pPr>
+        <w:pStyle w:val="BodyText"/>
+      </w:pPr>
+      <w:r>
+        <w:t xml:space="preserve">Operating system(s): Platform independent</w:t>
+      </w:r>
+    </w:p>
+    <w:p>
+      <w:pPr>
+        <w:pStyle w:val="BodyText"/>
+      </w:pPr>
+      <w:r>
+        <w:t xml:space="preserve">Programming languages: R, Python, bash</w:t>
+      </w:r>
+    </w:p>
+    <w:p>
+      <w:pPr>
+        <w:pStyle w:val="BodyText"/>
+      </w:pPr>
+      <w:r>
+        <w:t xml:space="preserve">Other requirements: CAVATICA, Docker image at pgc-images.sbgenomics.com/d3b-bixu/openpedcanverse:latest</w:t>
+      </w:r>
+    </w:p>
+    <w:p>
+      <w:pPr>
+        <w:pStyle w:val="BodyText"/>
+      </w:pPr>
+      <w:r>
+        <w:t xml:space="preserve">License: CC-BY 4.0</w:t>
+      </w:r>
+    </w:p>
+    <w:p>
+      <w:pPr>
+        <w:pStyle w:val="BodyText"/>
+      </w:pPr>
+      <w:r>
+        <w:t xml:space="preserve">Primary analyses were performed using Gabriella Miller Kids First pipelines and are listed in the methods section.</w:t>
+      </w:r>
+      <w:r>
+        <w:t xml:space="preserve"> </w:t>
+      </w:r>
+      <w:r>
+        <w:t xml:space="preserve">Analysis modules were developed within</w:t>
+      </w:r>
+      <w:r>
+        <w:t xml:space="preserve"> </w:t>
+      </w:r>
+      <w:hyperlink r:id="rId309">
+        <w:r>
+          <w:rPr>
+            <w:rStyle w:val="Hyperlink"/>
+          </w:rPr>
+          <w:t xml:space="preserve">https://github.com/AlexsLemonade/OpenPBTA-analysis</w:t>
+        </w:r>
+      </w:hyperlink>
+      <w:r>
+        <w:t xml:space="preserve"> </w:t>
+      </w:r>
+      <w:r>
+        <w:t xml:space="preserve">[</w:t>
+      </w:r>
+      <w:hyperlink w:anchor="ref-5VXMHJ7N">
+        <w:r>
+          <w:rPr>
+            <w:rStyle w:val="Hyperlink"/>
+          </w:rPr>
+          <w:t xml:space="preserve">1</w:t>
+        </w:r>
+      </w:hyperlink>
+      <w:r>
+        <w:t xml:space="preserve">]</w:t>
+      </w:r>
+      <w:r>
+        <w:t xml:space="preserve">, modified based on OpenPBTA, or newly created and can be found within the</w:t>
+      </w:r>
+      <w:r>
+        <w:t xml:space="preserve"> </w:t>
+      </w:r>
+      <w:hyperlink r:id="rId310">
+        <w:r>
+          <w:rPr>
+            <w:rStyle w:val="Hyperlink"/>
+          </w:rPr>
+          <w:t xml:space="preserve">https://github.com/d3b-center/OpenPedCan-analysis</w:t>
+        </w:r>
+      </w:hyperlink>
+      <w:r>
+        <w:t xml:space="preserve"> </w:t>
+      </w:r>
+      <w:r>
+        <w:t xml:space="preserve">publicly available repository.</w:t>
+      </w:r>
+    </w:p>
+    <w:p>
+      <w:pPr>
+        <w:pStyle w:val="BodyText"/>
+      </w:pPr>
+      <w:r>
+        <w:t xml:space="preserve">Software versions are documented in</w:t>
+      </w:r>
+      <w:r>
+        <w:t xml:space="preserve"> </w:t>
+      </w:r>
+      <w:hyperlink r:id="rId311">
+        <w:r>
+          <w:rPr>
+            <w:rStyle w:val="Hyperlink"/>
+            <w:bCs/>
+            <w:b/>
+          </w:rPr>
           <w:t xml:space="preserve">Supplemental Table 3</w:t>
         </w:r>
       </w:hyperlink>
@@ -13685,8 +13707,8 @@
         <w:t xml:space="preserve">.</w:t>
       </w:r>
     </w:p>
-    <w:bookmarkEnd w:id="311"/>
-    <w:bookmarkStart w:id="315" w:name="data-availability"/>
+    <w:bookmarkEnd w:id="312"/>
+    <w:bookmarkStart w:id="316" w:name="data-availability"/>
     <w:p>
       <w:pPr>
         <w:pStyle w:val="Heading2"/>
@@ -13695,7 +13717,7 @@
         <w:t xml:space="preserve">Data Availability</w:t>
       </w:r>
     </w:p>
-    <w:bookmarkStart w:id="314" w:name="datasets"/>
+    <w:bookmarkStart w:id="315" w:name="datasets"/>
     <w:p>
       <w:pPr>
         <w:pStyle w:val="Heading3"/>
@@ -13832,7 +13854,7 @@
       <w:r>
         <w:t xml:space="preserve"> </w:t>
       </w:r>
-      <w:hyperlink r:id="rId312">
+      <w:hyperlink r:id="rId313">
         <w:r>
           <w:rPr>
             <w:rStyle w:val="Hyperlink"/>
@@ -13864,7 +13886,7 @@
       <w:r>
         <w:t xml:space="preserve"> </w:t>
       </w:r>
-      <w:hyperlink r:id="rId309">
+      <w:hyperlink r:id="rId310">
         <w:r>
           <w:rPr>
             <w:rStyle w:val="Hyperlink"/>
@@ -13907,7 +13929,7 @@
       <w:r>
         <w:t xml:space="preserve"> </w:t>
       </w:r>
-      <w:hyperlink r:id="rId313">
+      <w:hyperlink r:id="rId314">
         <w:r>
           <w:rPr>
             <w:rStyle w:val="Hyperlink"/>
@@ -13916,9 +13938,9 @@
         </w:r>
       </w:hyperlink>
     </w:p>
-    <w:bookmarkEnd w:id="314"/>
     <w:bookmarkEnd w:id="315"/>
-    <w:bookmarkStart w:id="316" w:name="acknowledgments"/>
+    <w:bookmarkEnd w:id="316"/>
+    <w:bookmarkStart w:id="317" w:name="acknowledgments"/>
     <w:p>
       <w:pPr>
         <w:pStyle w:val="Heading2"/>
@@ -13953,8 +13975,8 @@
         <w:t xml:space="preserve">We thank Rocky Breslow for GitHub actions contributions and Rust Turakulov for contributing to methylation data analysis.</w:t>
       </w:r>
     </w:p>
-    <w:bookmarkEnd w:id="316"/>
-    <w:bookmarkStart w:id="317" w:name="author-contributions"/>
+    <w:bookmarkEnd w:id="317"/>
+    <w:bookmarkStart w:id="318" w:name="author-contributions"/>
     <w:p>
       <w:pPr>
         <w:pStyle w:val="Heading2"/>
@@ -15251,8 +15273,8 @@
         </w:tc>
       </w:tr>
     </w:tbl>
-    <w:bookmarkEnd w:id="317"/>
-    <w:bookmarkStart w:id="318" w:name="declarations-of-interest"/>
+    <w:bookmarkEnd w:id="318"/>
+    <w:bookmarkStart w:id="319" w:name="declarations-of-interest"/>
     <w:p>
       <w:pPr>
         <w:pStyle w:val="Heading2"/>
@@ -15269,8 +15291,8 @@
         <w:t xml:space="preserve">The authors declare no conflicts.</w:t>
       </w:r>
     </w:p>
-    <w:bookmarkEnd w:id="318"/>
-    <w:bookmarkStart w:id="319" w:name="X1cddf5a4622206ffc5dcb1185d7c97aa1d32bb6"/>
+    <w:bookmarkEnd w:id="319"/>
+    <w:bookmarkStart w:id="320" w:name="X1cddf5a4622206ffc5dcb1185d7c97aa1d32bb6"/>
     <w:p>
       <w:pPr>
         <w:pStyle w:val="Heading2"/>
@@ -15339,8 +15361,8 @@
         <w:t xml:space="preserve">Listed are the software versions for all packages and workflows used in this manuscript.</w:t>
       </w:r>
     </w:p>
-    <w:bookmarkEnd w:id="319"/>
-    <w:bookmarkStart w:id="494" w:name="references"/>
+    <w:bookmarkEnd w:id="320"/>
+    <w:bookmarkStart w:id="495" w:name="references"/>
     <w:p>
       <w:pPr>
         <w:pStyle w:val="Heading2"/>
@@ -15349,8 +15371,8 @@
         <w:t xml:space="preserve">References</w:t>
       </w:r>
     </w:p>
-    <w:bookmarkStart w:id="493" w:name="refs"/>
-    <w:bookmarkStart w:id="324" w:name="ref-5VXMHJ7N"/>
+    <w:bookmarkStart w:id="494" w:name="refs"/>
+    <w:bookmarkStart w:id="325" w:name="ref-5VXMHJ7N"/>
     <w:p>
       <w:pPr>
         <w:pStyle w:val="Bibliography"/>
@@ -15396,7 +15418,7 @@
       <w:r>
         <w:t xml:space="preserve"> </w:t>
       </w:r>
-      <w:hyperlink r:id="rId320">
+      <w:hyperlink r:id="rId321">
         <w:r>
           <w:rPr>
             <w:rStyle w:val="Hyperlink"/>
@@ -15413,7 +15435,7 @@
       <w:r>
         <w:t xml:space="preserve"> </w:t>
       </w:r>
-      <w:hyperlink r:id="rId321">
+      <w:hyperlink r:id="rId322">
         <w:r>
           <w:rPr>
             <w:rStyle w:val="Hyperlink"/>
@@ -15430,7 +15452,7 @@
       <w:r>
         <w:t xml:space="preserve"> </w:t>
       </w:r>
-      <w:hyperlink r:id="rId322">
+      <w:hyperlink r:id="rId323">
         <w:r>
           <w:rPr>
             <w:rStyle w:val="Hyperlink"/>
@@ -15447,7 +15469,7 @@
       <w:r>
         <w:t xml:space="preserve"> </w:t>
       </w:r>
-      <w:hyperlink r:id="rId323">
+      <w:hyperlink r:id="rId324">
         <w:r>
           <w:rPr>
             <w:rStyle w:val="Hyperlink"/>
@@ -15456,8 +15478,8 @@
         </w:r>
       </w:hyperlink>
     </w:p>
-    <w:bookmarkEnd w:id="324"/>
-    <w:bookmarkStart w:id="329" w:name="ref-SDwYl8uA"/>
+    <w:bookmarkEnd w:id="325"/>
+    <w:bookmarkStart w:id="330" w:name="ref-SDwYl8uA"/>
     <w:p>
       <w:pPr>
         <w:pStyle w:val="Bibliography"/>
@@ -15503,7 +15525,7 @@
       <w:r>
         <w:t xml:space="preserve"> </w:t>
       </w:r>
-      <w:hyperlink r:id="rId325">
+      <w:hyperlink r:id="rId326">
         <w:r>
           <w:rPr>
             <w:rStyle w:val="Hyperlink"/>
@@ -15520,7 +15542,7 @@
       <w:r>
         <w:t xml:space="preserve"> </w:t>
       </w:r>
-      <w:hyperlink r:id="rId326">
+      <w:hyperlink r:id="rId327">
         <w:r>
           <w:rPr>
             <w:rStyle w:val="Hyperlink"/>
@@ -15537,7 +15559,7 @@
       <w:r>
         <w:t xml:space="preserve"> </w:t>
       </w:r>
-      <w:hyperlink r:id="rId327">
+      <w:hyperlink r:id="rId328">
         <w:r>
           <w:rPr>
             <w:rStyle w:val="Hyperlink"/>
@@ -15554,7 +15576,7 @@
       <w:r>
         <w:t xml:space="preserve"> </w:t>
       </w:r>
-      <w:hyperlink r:id="rId328">
+      <w:hyperlink r:id="rId329">
         <w:r>
           <w:rPr>
             <w:rStyle w:val="Hyperlink"/>
@@ -15563,8 +15585,8 @@
         </w:r>
       </w:hyperlink>
     </w:p>
-    <w:bookmarkEnd w:id="329"/>
-    <w:bookmarkStart w:id="331" w:name="ref-ygVj7a6q"/>
+    <w:bookmarkEnd w:id="330"/>
+    <w:bookmarkStart w:id="332" w:name="ref-ygVj7a6q"/>
     <w:p>
       <w:pPr>
         <w:pStyle w:val="Bibliography"/>
@@ -15588,7 +15610,7 @@
       <w:r>
         <w:t xml:space="preserve"> </w:t>
       </w:r>
-      <w:hyperlink r:id="rId330">
+      <w:hyperlink r:id="rId331">
         <w:r>
           <w:rPr>
             <w:rStyle w:val="Hyperlink"/>
@@ -15597,8 +15619,8 @@
         </w:r>
       </w:hyperlink>
     </w:p>
-    <w:bookmarkEnd w:id="331"/>
-    <w:bookmarkStart w:id="336" w:name="ref-meH98mKZ"/>
+    <w:bookmarkEnd w:id="332"/>
+    <w:bookmarkStart w:id="337" w:name="ref-meH98mKZ"/>
     <w:p>
       <w:pPr>
         <w:pStyle w:val="Bibliography"/>
@@ -15644,7 +15666,7 @@
       <w:r>
         <w:t xml:space="preserve"> </w:t>
       </w:r>
-      <w:hyperlink r:id="rId332">
+      <w:hyperlink r:id="rId333">
         <w:r>
           <w:rPr>
             <w:rStyle w:val="Hyperlink"/>
@@ -15661,7 +15683,7 @@
       <w:r>
         <w:t xml:space="preserve"> </w:t>
       </w:r>
-      <w:hyperlink r:id="rId333">
+      <w:hyperlink r:id="rId334">
         <w:r>
           <w:rPr>
             <w:rStyle w:val="Hyperlink"/>
@@ -15678,7 +15700,7 @@
       <w:r>
         <w:t xml:space="preserve"> </w:t>
       </w:r>
-      <w:hyperlink r:id="rId334">
+      <w:hyperlink r:id="rId335">
         <w:r>
           <w:rPr>
             <w:rStyle w:val="Hyperlink"/>
@@ -15695,7 +15717,7 @@
       <w:r>
         <w:t xml:space="preserve"> </w:t>
       </w:r>
-      <w:hyperlink r:id="rId335">
+      <w:hyperlink r:id="rId336">
         <w:r>
           <w:rPr>
             <w:rStyle w:val="Hyperlink"/>
@@ -15704,8 +15726,8 @@
         </w:r>
       </w:hyperlink>
     </w:p>
-    <w:bookmarkEnd w:id="336"/>
-    <w:bookmarkStart w:id="341" w:name="ref-XOVss5Jf"/>
+    <w:bookmarkEnd w:id="337"/>
+    <w:bookmarkStart w:id="342" w:name="ref-XOVss5Jf"/>
     <w:p>
       <w:pPr>
         <w:pStyle w:val="Bibliography"/>
@@ -15751,7 +15773,7 @@
       <w:r>
         <w:t xml:space="preserve"> </w:t>
       </w:r>
-      <w:hyperlink r:id="rId337">
+      <w:hyperlink r:id="rId338">
         <w:r>
           <w:rPr>
             <w:rStyle w:val="Hyperlink"/>
@@ -15768,7 +15790,7 @@
       <w:r>
         <w:t xml:space="preserve"> </w:t>
       </w:r>
-      <w:hyperlink r:id="rId338">
+      <w:hyperlink r:id="rId339">
         <w:r>
           <w:rPr>
             <w:rStyle w:val="Hyperlink"/>
@@ -15785,7 +15807,7 @@
       <w:r>
         <w:t xml:space="preserve"> </w:t>
       </w:r>
-      <w:hyperlink r:id="rId339">
+      <w:hyperlink r:id="rId340">
         <w:r>
           <w:rPr>
             <w:rStyle w:val="Hyperlink"/>
@@ -15802,7 +15824,7 @@
       <w:r>
         <w:t xml:space="preserve"> </w:t>
       </w:r>
-      <w:hyperlink r:id="rId340">
+      <w:hyperlink r:id="rId341">
         <w:r>
           <w:rPr>
             <w:rStyle w:val="Hyperlink"/>
@@ -15811,8 +15833,8 @@
         </w:r>
       </w:hyperlink>
     </w:p>
-    <w:bookmarkEnd w:id="341"/>
-    <w:bookmarkStart w:id="346" w:name="ref-p1f5DxRQ"/>
+    <w:bookmarkEnd w:id="342"/>
+    <w:bookmarkStart w:id="347" w:name="ref-p1f5DxRQ"/>
     <w:p>
       <w:pPr>
         <w:pStyle w:val="Bibliography"/>
@@ -15858,7 +15880,7 @@
       <w:r>
         <w:t xml:space="preserve"> </w:t>
       </w:r>
-      <w:hyperlink r:id="rId342">
+      <w:hyperlink r:id="rId343">
         <w:r>
           <w:rPr>
             <w:rStyle w:val="Hyperlink"/>
@@ -15875,7 +15897,7 @@
       <w:r>
         <w:t xml:space="preserve"> </w:t>
       </w:r>
-      <w:hyperlink r:id="rId343">
+      <w:hyperlink r:id="rId344">
         <w:r>
           <w:rPr>
             <w:rStyle w:val="Hyperlink"/>
@@ -15892,7 +15914,7 @@
       <w:r>
         <w:t xml:space="preserve"> </w:t>
       </w:r>
-      <w:hyperlink r:id="rId344">
+      <w:hyperlink r:id="rId345">
         <w:r>
           <w:rPr>
             <w:rStyle w:val="Hyperlink"/>
@@ -15909,7 +15931,7 @@
       <w:r>
         <w:t xml:space="preserve"> </w:t>
       </w:r>
-      <w:hyperlink r:id="rId345">
+      <w:hyperlink r:id="rId346">
         <w:r>
           <w:rPr>
             <w:rStyle w:val="Hyperlink"/>
@@ -15918,8 +15940,8 @@
         </w:r>
       </w:hyperlink>
     </w:p>
-    <w:bookmarkEnd w:id="346"/>
-    <w:bookmarkStart w:id="350" w:name="ref-REfkDUtE"/>
+    <w:bookmarkEnd w:id="347"/>
+    <w:bookmarkStart w:id="351" w:name="ref-REfkDUtE"/>
     <w:p>
       <w:pPr>
         <w:pStyle w:val="Bibliography"/>
@@ -15965,7 +15987,7 @@
       <w:r>
         <w:t xml:space="preserve"> </w:t>
       </w:r>
-      <w:hyperlink r:id="rId347">
+      <w:hyperlink r:id="rId348">
         <w:r>
           <w:rPr>
             <w:rStyle w:val="Hyperlink"/>
@@ -15982,7 +16004,7 @@
       <w:r>
         <w:t xml:space="preserve"> </w:t>
       </w:r>
-      <w:hyperlink r:id="rId348">
+      <w:hyperlink r:id="rId349">
         <w:r>
           <w:rPr>
             <w:rStyle w:val="Hyperlink"/>
@@ -15999,7 +16021,7 @@
       <w:r>
         <w:t xml:space="preserve"> </w:t>
       </w:r>
-      <w:hyperlink r:id="rId349">
+      <w:hyperlink r:id="rId350">
         <w:r>
           <w:rPr>
             <w:rStyle w:val="Hyperlink"/>
@@ -16008,8 +16030,8 @@
         </w:r>
       </w:hyperlink>
     </w:p>
-    <w:bookmarkEnd w:id="350"/>
-    <w:bookmarkStart w:id="353" w:name="ref-149BEKISi"/>
+    <w:bookmarkEnd w:id="351"/>
+    <w:bookmarkStart w:id="354" w:name="ref-149BEKISi"/>
     <w:p>
       <w:pPr>
         <w:pStyle w:val="Bibliography"/>
@@ -16055,7 +16077,7 @@
       <w:r>
         <w:t xml:space="preserve"> </w:t>
       </w:r>
-      <w:hyperlink r:id="rId351">
+      <w:hyperlink r:id="rId352">
         <w:r>
           <w:rPr>
             <w:rStyle w:val="Hyperlink"/>
@@ -16072,7 +16094,7 @@
       <w:r>
         <w:t xml:space="preserve"> </w:t>
       </w:r>
-      <w:hyperlink r:id="rId352">
+      <w:hyperlink r:id="rId353">
         <w:r>
           <w:rPr>
             <w:rStyle w:val="Hyperlink"/>
@@ -16081,8 +16103,8 @@
         </w:r>
       </w:hyperlink>
     </w:p>
-    <w:bookmarkEnd w:id="353"/>
-    <w:bookmarkStart w:id="358" w:name="ref-V6KdWVYi"/>
+    <w:bookmarkEnd w:id="354"/>
+    <w:bookmarkStart w:id="359" w:name="ref-V6KdWVYi"/>
     <w:p>
       <w:pPr>
         <w:pStyle w:val="Bibliography"/>
@@ -16128,7 +16150,7 @@
       <w:r>
         <w:t xml:space="preserve"> </w:t>
       </w:r>
-      <w:hyperlink r:id="rId354">
+      <w:hyperlink r:id="rId355">
         <w:r>
           <w:rPr>
             <w:rStyle w:val="Hyperlink"/>
@@ -16145,7 +16167,7 @@
       <w:r>
         <w:t xml:space="preserve"> </w:t>
       </w:r>
-      <w:hyperlink r:id="rId355">
+      <w:hyperlink r:id="rId356">
         <w:r>
           <w:rPr>
             <w:rStyle w:val="Hyperlink"/>
@@ -16162,7 +16184,7 @@
       <w:r>
         <w:t xml:space="preserve"> </w:t>
       </w:r>
-      <w:hyperlink r:id="rId356">
+      <w:hyperlink r:id="rId357">
         <w:r>
           <w:rPr>
             <w:rStyle w:val="Hyperlink"/>
@@ -16179,7 +16201,7 @@
       <w:r>
         <w:t xml:space="preserve"> </w:t>
       </w:r>
-      <w:hyperlink r:id="rId357">
+      <w:hyperlink r:id="rId358">
         <w:r>
           <w:rPr>
             <w:rStyle w:val="Hyperlink"/>
@@ -16188,8 +16210,8 @@
         </w:r>
       </w:hyperlink>
     </w:p>
-    <w:bookmarkEnd w:id="358"/>
-    <w:bookmarkStart w:id="363" w:name="ref-trQRR8fs"/>
+    <w:bookmarkEnd w:id="359"/>
+    <w:bookmarkStart w:id="364" w:name="ref-trQRR8fs"/>
     <w:p>
       <w:pPr>
         <w:pStyle w:val="Bibliography"/>
@@ -16235,7 +16257,7 @@
       <w:r>
         <w:t xml:space="preserve"> </w:t>
       </w:r>
-      <w:hyperlink r:id="rId359">
+      <w:hyperlink r:id="rId360">
         <w:r>
           <w:rPr>
             <w:rStyle w:val="Hyperlink"/>
@@ -16252,7 +16274,7 @@
       <w:r>
         <w:t xml:space="preserve"> </w:t>
       </w:r>
-      <w:hyperlink r:id="rId360">
+      <w:hyperlink r:id="rId361">
         <w:r>
           <w:rPr>
             <w:rStyle w:val="Hyperlink"/>
@@ -16269,7 +16291,7 @@
       <w:r>
         <w:t xml:space="preserve"> </w:t>
       </w:r>
-      <w:hyperlink r:id="rId361">
+      <w:hyperlink r:id="rId362">
         <w:r>
           <w:rPr>
             <w:rStyle w:val="Hyperlink"/>
@@ -16286,7 +16308,7 @@
       <w:r>
         <w:t xml:space="preserve"> </w:t>
       </w:r>
-      <w:hyperlink r:id="rId362">
+      <w:hyperlink r:id="rId363">
         <w:r>
           <w:rPr>
             <w:rStyle w:val="Hyperlink"/>
@@ -16295,8 +16317,8 @@
         </w:r>
       </w:hyperlink>
     </w:p>
-    <w:bookmarkEnd w:id="363"/>
-    <w:bookmarkStart w:id="368" w:name="ref-ZQ0L3o1q"/>
+    <w:bookmarkEnd w:id="364"/>
+    <w:bookmarkStart w:id="369" w:name="ref-ZQ0L3o1q"/>
     <w:p>
       <w:pPr>
         <w:pStyle w:val="Bibliography"/>
@@ -16342,7 +16364,7 @@
       <w:r>
         <w:t xml:space="preserve"> </w:t>
       </w:r>
-      <w:hyperlink r:id="rId364">
+      <w:hyperlink r:id="rId365">
         <w:r>
           <w:rPr>
             <w:rStyle w:val="Hyperlink"/>
@@ -16359,7 +16381,7 @@
       <w:r>
         <w:t xml:space="preserve"> </w:t>
       </w:r>
-      <w:hyperlink r:id="rId365">
+      <w:hyperlink r:id="rId366">
         <w:r>
           <w:rPr>
             <w:rStyle w:val="Hyperlink"/>
@@ -16376,7 +16398,7 @@
       <w:r>
         <w:t xml:space="preserve"> </w:t>
       </w:r>
-      <w:hyperlink r:id="rId366">
+      <w:hyperlink r:id="rId367">
         <w:r>
           <w:rPr>
             <w:rStyle w:val="Hyperlink"/>
@@ -16393,7 +16415,7 @@
       <w:r>
         <w:t xml:space="preserve"> </w:t>
       </w:r>
-      <w:hyperlink r:id="rId367">
+      <w:hyperlink r:id="rId368">
         <w:r>
           <w:rPr>
             <w:rStyle w:val="Hyperlink"/>
@@ -16402,8 +16424,8 @@
         </w:r>
       </w:hyperlink>
     </w:p>
-    <w:bookmarkEnd w:id="368"/>
-    <w:bookmarkStart w:id="373" w:name="ref-1F3i4BvCt"/>
+    <w:bookmarkEnd w:id="369"/>
+    <w:bookmarkStart w:id="374" w:name="ref-1F3i4BvCt"/>
     <w:p>
       <w:pPr>
         <w:pStyle w:val="Bibliography"/>
@@ -16449,7 +16471,7 @@
       <w:r>
         <w:t xml:space="preserve"> </w:t>
       </w:r>
-      <w:hyperlink r:id="rId369">
+      <w:hyperlink r:id="rId370">
         <w:r>
           <w:rPr>
             <w:rStyle w:val="Hyperlink"/>
@@ -16466,7 +16488,7 @@
       <w:r>
         <w:t xml:space="preserve"> </w:t>
       </w:r>
-      <w:hyperlink r:id="rId370">
+      <w:hyperlink r:id="rId371">
         <w:r>
           <w:rPr>
             <w:rStyle w:val="Hyperlink"/>
@@ -16483,7 +16505,7 @@
       <w:r>
         <w:t xml:space="preserve"> </w:t>
       </w:r>
-      <w:hyperlink r:id="rId371">
+      <w:hyperlink r:id="rId372">
         <w:r>
           <w:rPr>
             <w:rStyle w:val="Hyperlink"/>
@@ -16500,7 +16522,7 @@
       <w:r>
         <w:t xml:space="preserve"> </w:t>
       </w:r>
-      <w:hyperlink r:id="rId372">
+      <w:hyperlink r:id="rId373">
         <w:r>
           <w:rPr>
             <w:rStyle w:val="Hyperlink"/>
@@ -16509,8 +16531,8 @@
         </w:r>
       </w:hyperlink>
     </w:p>
-    <w:bookmarkEnd w:id="373"/>
-    <w:bookmarkStart w:id="378" w:name="ref-UTxRcYIQ"/>
+    <w:bookmarkEnd w:id="374"/>
+    <w:bookmarkStart w:id="379" w:name="ref-UTxRcYIQ"/>
     <w:p>
       <w:pPr>
         <w:pStyle w:val="Bibliography"/>
@@ -16556,7 +16578,7 @@
       <w:r>
         <w:t xml:space="preserve"> </w:t>
       </w:r>
-      <w:hyperlink r:id="rId374">
+      <w:hyperlink r:id="rId375">
         <w:r>
           <w:rPr>
             <w:rStyle w:val="Hyperlink"/>
@@ -16573,7 +16595,7 @@
       <w:r>
         <w:t xml:space="preserve"> </w:t>
       </w:r>
-      <w:hyperlink r:id="rId375">
+      <w:hyperlink r:id="rId376">
         <w:r>
           <w:rPr>
             <w:rStyle w:val="Hyperlink"/>
@@ -16590,7 +16612,7 @@
       <w:r>
         <w:t xml:space="preserve"> </w:t>
       </w:r>
-      <w:hyperlink r:id="rId376">
+      <w:hyperlink r:id="rId377">
         <w:r>
           <w:rPr>
             <w:rStyle w:val="Hyperlink"/>
@@ -16607,7 +16629,7 @@
       <w:r>
         <w:t xml:space="preserve"> </w:t>
       </w:r>
-      <w:hyperlink r:id="rId377">
+      <w:hyperlink r:id="rId378">
         <w:r>
           <w:rPr>
             <w:rStyle w:val="Hyperlink"/>
@@ -16616,8 +16638,8 @@
         </w:r>
       </w:hyperlink>
     </w:p>
-    <w:bookmarkEnd w:id="378"/>
-    <w:bookmarkStart w:id="383" w:name="ref-14nSa8zB9"/>
+    <w:bookmarkEnd w:id="379"/>
+    <w:bookmarkStart w:id="384" w:name="ref-14nSa8zB9"/>
     <w:p>
       <w:pPr>
         <w:pStyle w:val="Bibliography"/>
@@ -16663,7 +16685,7 @@
       <w:r>
         <w:t xml:space="preserve"> </w:t>
       </w:r>
-      <w:hyperlink r:id="rId379">
+      <w:hyperlink r:id="rId380">
         <w:r>
           <w:rPr>
             <w:rStyle w:val="Hyperlink"/>
@@ -16680,7 +16702,7 @@
       <w:r>
         <w:t xml:space="preserve"> </w:t>
       </w:r>
-      <w:hyperlink r:id="rId380">
+      <w:hyperlink r:id="rId381">
         <w:r>
           <w:rPr>
             <w:rStyle w:val="Hyperlink"/>
@@ -16697,7 +16719,7 @@
       <w:r>
         <w:t xml:space="preserve"> </w:t>
       </w:r>
-      <w:hyperlink r:id="rId381">
+      <w:hyperlink r:id="rId382">
         <w:r>
           <w:rPr>
             <w:rStyle w:val="Hyperlink"/>
@@ -16714,7 +16736,7 @@
       <w:r>
         <w:t xml:space="preserve"> </w:t>
       </w:r>
-      <w:hyperlink r:id="rId382">
+      <w:hyperlink r:id="rId383">
         <w:r>
           <w:rPr>
             <w:rStyle w:val="Hyperlink"/>
@@ -16723,8 +16745,8 @@
         </w:r>
       </w:hyperlink>
     </w:p>
-    <w:bookmarkEnd w:id="383"/>
-    <w:bookmarkStart w:id="388" w:name="ref-dxeON3tz"/>
+    <w:bookmarkEnd w:id="384"/>
+    <w:bookmarkStart w:id="389" w:name="ref-dxeON3tz"/>
     <w:p>
       <w:pPr>
         <w:pStyle w:val="Bibliography"/>
@@ -16770,7 +16792,7 @@
       <w:r>
         <w:t xml:space="preserve"> </w:t>
       </w:r>
-      <w:hyperlink r:id="rId384">
+      <w:hyperlink r:id="rId385">
         <w:r>
           <w:rPr>
             <w:rStyle w:val="Hyperlink"/>
@@ -16787,7 +16809,7 @@
       <w:r>
         <w:t xml:space="preserve"> </w:t>
       </w:r>
-      <w:hyperlink r:id="rId385">
+      <w:hyperlink r:id="rId386">
         <w:r>
           <w:rPr>
             <w:rStyle w:val="Hyperlink"/>
@@ -16804,7 +16826,7 @@
       <w:r>
         <w:t xml:space="preserve"> </w:t>
       </w:r>
-      <w:hyperlink r:id="rId386">
+      <w:hyperlink r:id="rId387">
         <w:r>
           <w:rPr>
             <w:rStyle w:val="Hyperlink"/>
@@ -16821,7 +16843,7 @@
       <w:r>
         <w:t xml:space="preserve"> </w:t>
       </w:r>
-      <w:hyperlink r:id="rId387">
+      <w:hyperlink r:id="rId388">
         <w:r>
           <w:rPr>
             <w:rStyle w:val="Hyperlink"/>
@@ -16830,8 +16852,8 @@
         </w:r>
       </w:hyperlink>
     </w:p>
-    <w:bookmarkEnd w:id="388"/>
-    <w:bookmarkStart w:id="393" w:name="ref-15Yz3j9AA"/>
+    <w:bookmarkEnd w:id="389"/>
+    <w:bookmarkStart w:id="394" w:name="ref-15Yz3j9AA"/>
     <w:p>
       <w:pPr>
         <w:pStyle w:val="Bibliography"/>
@@ -16877,7 +16899,7 @@
       <w:r>
         <w:t xml:space="preserve"> </w:t>
       </w:r>
-      <w:hyperlink r:id="rId389">
+      <w:hyperlink r:id="rId390">
         <w:r>
           <w:rPr>
             <w:rStyle w:val="Hyperlink"/>
@@ -16894,7 +16916,7 @@
       <w:r>
         <w:t xml:space="preserve"> </w:t>
       </w:r>
-      <w:hyperlink r:id="rId390">
+      <w:hyperlink r:id="rId391">
         <w:r>
           <w:rPr>
             <w:rStyle w:val="Hyperlink"/>
@@ -16911,7 +16933,7 @@
       <w:r>
         <w:t xml:space="preserve"> </w:t>
       </w:r>
-      <w:hyperlink r:id="rId391">
+      <w:hyperlink r:id="rId392">
         <w:r>
           <w:rPr>
             <w:rStyle w:val="Hyperlink"/>
@@ -16928,7 +16950,7 @@
       <w:r>
         <w:t xml:space="preserve"> </w:t>
       </w:r>
-      <w:hyperlink r:id="rId392">
+      <w:hyperlink r:id="rId393">
         <w:r>
           <w:rPr>
             <w:rStyle w:val="Hyperlink"/>
@@ -16937,8 +16959,8 @@
         </w:r>
       </w:hyperlink>
     </w:p>
-    <w:bookmarkEnd w:id="393"/>
-    <w:bookmarkStart w:id="398" w:name="ref-HOfcb651"/>
+    <w:bookmarkEnd w:id="394"/>
+    <w:bookmarkStart w:id="399" w:name="ref-HOfcb651"/>
     <w:p>
       <w:pPr>
         <w:pStyle w:val="Bibliography"/>
@@ -16984,7 +17006,7 @@
       <w:r>
         <w:t xml:space="preserve"> </w:t>
       </w:r>
-      <w:hyperlink r:id="rId394">
+      <w:hyperlink r:id="rId395">
         <w:r>
           <w:rPr>
             <w:rStyle w:val="Hyperlink"/>
@@ -17001,7 +17023,7 @@
       <w:r>
         <w:t xml:space="preserve"> </w:t>
       </w:r>
-      <w:hyperlink r:id="rId395">
+      <w:hyperlink r:id="rId396">
         <w:r>
           <w:rPr>
             <w:rStyle w:val="Hyperlink"/>
@@ -17018,7 +17040,7 @@
       <w:r>
         <w:t xml:space="preserve"> </w:t>
       </w:r>
-      <w:hyperlink r:id="rId396">
+      <w:hyperlink r:id="rId397">
         <w:r>
           <w:rPr>
             <w:rStyle w:val="Hyperlink"/>
@@ -17035,7 +17057,7 @@
       <w:r>
         <w:t xml:space="preserve"> </w:t>
       </w:r>
-      <w:hyperlink r:id="rId397">
+      <w:hyperlink r:id="rId398">
         <w:r>
           <w:rPr>
             <w:rStyle w:val="Hyperlink"/>
@@ -17044,8 +17066,8 @@
         </w:r>
       </w:hyperlink>
     </w:p>
-    <w:bookmarkEnd w:id="398"/>
-    <w:bookmarkStart w:id="403" w:name="ref-19a3Xf4h3"/>
+    <w:bookmarkEnd w:id="399"/>
+    <w:bookmarkStart w:id="404" w:name="ref-19a3Xf4h3"/>
     <w:p>
       <w:pPr>
         <w:pStyle w:val="Bibliography"/>
@@ -17091,7 +17113,7 @@
       <w:r>
         <w:t xml:space="preserve"> </w:t>
       </w:r>
-      <w:hyperlink r:id="rId399">
+      <w:hyperlink r:id="rId400">
         <w:r>
           <w:rPr>
             <w:rStyle w:val="Hyperlink"/>
@@ -17108,7 +17130,7 @@
       <w:r>
         <w:t xml:space="preserve"> </w:t>
       </w:r>
-      <w:hyperlink r:id="rId400">
+      <w:hyperlink r:id="rId401">
         <w:r>
           <w:rPr>
             <w:rStyle w:val="Hyperlink"/>
@@ -17125,7 +17147,7 @@
       <w:r>
         <w:t xml:space="preserve"> </w:t>
       </w:r>
-      <w:hyperlink r:id="rId401">
+      <w:hyperlink r:id="rId402">
         <w:r>
           <w:rPr>
             <w:rStyle w:val="Hyperlink"/>
@@ -17142,7 +17164,7 @@
       <w:r>
         <w:t xml:space="preserve"> </w:t>
       </w:r>
-      <w:hyperlink r:id="rId402">
+      <w:hyperlink r:id="rId403">
         <w:r>
           <w:rPr>
             <w:rStyle w:val="Hyperlink"/>
@@ -17151,8 +17173,8 @@
         </w:r>
       </w:hyperlink>
     </w:p>
-    <w:bookmarkEnd w:id="403"/>
-    <w:bookmarkStart w:id="408" w:name="ref-DuQpY5dg"/>
+    <w:bookmarkEnd w:id="404"/>
+    <w:bookmarkStart w:id="409" w:name="ref-DuQpY5dg"/>
     <w:p>
       <w:pPr>
         <w:pStyle w:val="Bibliography"/>
@@ -17198,7 +17220,7 @@
       <w:r>
         <w:t xml:space="preserve"> </w:t>
       </w:r>
-      <w:hyperlink r:id="rId404">
+      <w:hyperlink r:id="rId405">
         <w:r>
           <w:rPr>
             <w:rStyle w:val="Hyperlink"/>
@@ -17215,7 +17237,7 @@
       <w:r>
         <w:t xml:space="preserve"> </w:t>
       </w:r>
-      <w:hyperlink r:id="rId405">
+      <w:hyperlink r:id="rId406">
         <w:r>
           <w:rPr>
             <w:rStyle w:val="Hyperlink"/>
@@ -17232,7 +17254,7 @@
       <w:r>
         <w:t xml:space="preserve"> </w:t>
       </w:r>
-      <w:hyperlink r:id="rId406">
+      <w:hyperlink r:id="rId407">
         <w:r>
           <w:rPr>
             <w:rStyle w:val="Hyperlink"/>
@@ -17249,7 +17271,7 @@
       <w:r>
         <w:t xml:space="preserve"> </w:t>
       </w:r>
-      <w:hyperlink r:id="rId407">
+      <w:hyperlink r:id="rId408">
         <w:r>
           <w:rPr>
             <w:rStyle w:val="Hyperlink"/>
@@ -17258,8 +17280,8 @@
         </w:r>
       </w:hyperlink>
     </w:p>
-    <w:bookmarkEnd w:id="408"/>
-    <w:bookmarkStart w:id="411" w:name="ref-rqYlIiAi"/>
+    <w:bookmarkEnd w:id="409"/>
+    <w:bookmarkStart w:id="412" w:name="ref-rqYlIiAi"/>
     <w:p>
       <w:pPr>
         <w:pStyle w:val="Bibliography"/>
@@ -17305,7 +17327,7 @@
       <w:r>
         <w:t xml:space="preserve"> </w:t>
       </w:r>
-      <w:hyperlink r:id="rId409">
+      <w:hyperlink r:id="rId410">
         <w:r>
           <w:rPr>
             <w:rStyle w:val="Hyperlink"/>
@@ -17322,7 +17344,7 @@
       <w:r>
         <w:t xml:space="preserve"> </w:t>
       </w:r>
-      <w:hyperlink r:id="rId410">
+      <w:hyperlink r:id="rId411">
         <w:r>
           <w:rPr>
             <w:rStyle w:val="Hyperlink"/>
@@ -17331,8 +17353,8 @@
         </w:r>
       </w:hyperlink>
     </w:p>
-    <w:bookmarkEnd w:id="411"/>
-    <w:bookmarkStart w:id="416" w:name="ref-10LfPTs0c"/>
+    <w:bookmarkEnd w:id="412"/>
+    <w:bookmarkStart w:id="417" w:name="ref-10LfPTs0c"/>
     <w:p>
       <w:pPr>
         <w:pStyle w:val="Bibliography"/>
@@ -17378,7 +17400,7 @@
       <w:r>
         <w:t xml:space="preserve"> </w:t>
       </w:r>
-      <w:hyperlink r:id="rId412">
+      <w:hyperlink r:id="rId413">
         <w:r>
           <w:rPr>
             <w:rStyle w:val="Hyperlink"/>
@@ -17395,7 +17417,7 @@
       <w:r>
         <w:t xml:space="preserve"> </w:t>
       </w:r>
-      <w:hyperlink r:id="rId413">
+      <w:hyperlink r:id="rId414">
         <w:r>
           <w:rPr>
             <w:rStyle w:val="Hyperlink"/>
@@ -17412,7 +17434,7 @@
       <w:r>
         <w:t xml:space="preserve"> </w:t>
       </w:r>
-      <w:hyperlink r:id="rId414">
+      <w:hyperlink r:id="rId415">
         <w:r>
           <w:rPr>
             <w:rStyle w:val="Hyperlink"/>
@@ -17429,7 +17451,7 @@
       <w:r>
         <w:t xml:space="preserve"> </w:t>
       </w:r>
-      <w:hyperlink r:id="rId415">
+      <w:hyperlink r:id="rId416">
         <w:r>
           <w:rPr>
             <w:rStyle w:val="Hyperlink"/>
@@ -17438,8 +17460,8 @@
         </w:r>
       </w:hyperlink>
     </w:p>
-    <w:bookmarkEnd w:id="416"/>
-    <w:bookmarkStart w:id="421" w:name="ref-bKpYR6PB"/>
+    <w:bookmarkEnd w:id="417"/>
+    <w:bookmarkStart w:id="422" w:name="ref-bKpYR6PB"/>
     <w:p>
       <w:pPr>
         <w:pStyle w:val="Bibliography"/>
@@ -17485,7 +17507,7 @@
       <w:r>
         <w:t xml:space="preserve"> </w:t>
       </w:r>
-      <w:hyperlink r:id="rId417">
+      <w:hyperlink r:id="rId418">
         <w:r>
           <w:rPr>
             <w:rStyle w:val="Hyperlink"/>
@@ -17502,7 +17524,7 @@
       <w:r>
         <w:t xml:space="preserve"> </w:t>
       </w:r>
-      <w:hyperlink r:id="rId418">
+      <w:hyperlink r:id="rId419">
         <w:r>
           <w:rPr>
             <w:rStyle w:val="Hyperlink"/>
@@ -17519,7 +17541,7 @@
       <w:r>
         <w:t xml:space="preserve"> </w:t>
       </w:r>
-      <w:hyperlink r:id="rId419">
+      <w:hyperlink r:id="rId420">
         <w:r>
           <w:rPr>
             <w:rStyle w:val="Hyperlink"/>
@@ -17536,7 +17558,7 @@
       <w:r>
         <w:t xml:space="preserve"> </w:t>
       </w:r>
-      <w:hyperlink r:id="rId420">
+      <w:hyperlink r:id="rId421">
         <w:r>
           <w:rPr>
             <w:rStyle w:val="Hyperlink"/>
@@ -17545,8 +17567,8 @@
         </w:r>
       </w:hyperlink>
     </w:p>
-    <w:bookmarkEnd w:id="421"/>
-    <w:bookmarkStart w:id="426" w:name="ref-2rzcFP4J"/>
+    <w:bookmarkEnd w:id="422"/>
+    <w:bookmarkStart w:id="427" w:name="ref-2rzcFP4J"/>
     <w:p>
       <w:pPr>
         <w:pStyle w:val="Bibliography"/>
@@ -17592,7 +17614,7 @@
       <w:r>
         <w:t xml:space="preserve"> </w:t>
       </w:r>
-      <w:hyperlink r:id="rId422">
+      <w:hyperlink r:id="rId423">
         <w:r>
           <w:rPr>
             <w:rStyle w:val="Hyperlink"/>
@@ -17609,7 +17631,7 @@
       <w:r>
         <w:t xml:space="preserve"> </w:t>
       </w:r>
-      <w:hyperlink r:id="rId423">
+      <w:hyperlink r:id="rId424">
         <w:r>
           <w:rPr>
             <w:rStyle w:val="Hyperlink"/>
@@ -17626,7 +17648,7 @@
       <w:r>
         <w:t xml:space="preserve"> </w:t>
       </w:r>
-      <w:hyperlink r:id="rId424">
+      <w:hyperlink r:id="rId425">
         <w:r>
           <w:rPr>
             <w:rStyle w:val="Hyperlink"/>
@@ -17643,7 +17665,7 @@
       <w:r>
         <w:t xml:space="preserve"> </w:t>
       </w:r>
-      <w:hyperlink r:id="rId425">
+      <w:hyperlink r:id="rId426">
         <w:r>
           <w:rPr>
             <w:rStyle w:val="Hyperlink"/>
@@ -17652,8 +17674,8 @@
         </w:r>
       </w:hyperlink>
     </w:p>
-    <w:bookmarkEnd w:id="426"/>
-    <w:bookmarkStart w:id="431" w:name="ref-1B2RVFOKK"/>
+    <w:bookmarkEnd w:id="427"/>
+    <w:bookmarkStart w:id="432" w:name="ref-1B2RVFOKK"/>
     <w:p>
       <w:pPr>
         <w:pStyle w:val="Bibliography"/>
@@ -17699,7 +17721,7 @@
       <w:r>
         <w:t xml:space="preserve"> </w:t>
       </w:r>
-      <w:hyperlink r:id="rId427">
+      <w:hyperlink r:id="rId428">
         <w:r>
           <w:rPr>
             <w:rStyle w:val="Hyperlink"/>
@@ -17716,7 +17738,7 @@
       <w:r>
         <w:t xml:space="preserve"> </w:t>
       </w:r>
-      <w:hyperlink r:id="rId428">
+      <w:hyperlink r:id="rId429">
         <w:r>
           <w:rPr>
             <w:rStyle w:val="Hyperlink"/>
@@ -17733,7 +17755,7 @@
       <w:r>
         <w:t xml:space="preserve"> </w:t>
       </w:r>
-      <w:hyperlink r:id="rId429">
+      <w:hyperlink r:id="rId430">
         <w:r>
           <w:rPr>
             <w:rStyle w:val="Hyperlink"/>
@@ -17750,7 +17772,7 @@
       <w:r>
         <w:t xml:space="preserve"> </w:t>
       </w:r>
-      <w:hyperlink r:id="rId430">
+      <w:hyperlink r:id="rId431">
         <w:r>
           <w:rPr>
             <w:rStyle w:val="Hyperlink"/>
@@ -17759,8 +17781,8 @@
         </w:r>
       </w:hyperlink>
     </w:p>
-    <w:bookmarkEnd w:id="431"/>
-    <w:bookmarkStart w:id="436" w:name="ref-G4kbj7VC"/>
+    <w:bookmarkEnd w:id="432"/>
+    <w:bookmarkStart w:id="437" w:name="ref-G4kbj7VC"/>
     <w:p>
       <w:pPr>
         <w:pStyle w:val="Bibliography"/>
@@ -17806,7 +17828,7 @@
       <w:r>
         <w:t xml:space="preserve"> </w:t>
       </w:r>
-      <w:hyperlink r:id="rId432">
+      <w:hyperlink r:id="rId433">
         <w:r>
           <w:rPr>
             <w:rStyle w:val="Hyperlink"/>
@@ -17823,7 +17845,7 @@
       <w:r>
         <w:t xml:space="preserve"> </w:t>
       </w:r>
-      <w:hyperlink r:id="rId433">
+      <w:hyperlink r:id="rId434">
         <w:r>
           <w:rPr>
             <w:rStyle w:val="Hyperlink"/>
@@ -17840,7 +17862,7 @@
       <w:r>
         <w:t xml:space="preserve"> </w:t>
       </w:r>
-      <w:hyperlink r:id="rId434">
+      <w:hyperlink r:id="rId435">
         <w:r>
           <w:rPr>
             <w:rStyle w:val="Hyperlink"/>
@@ -17857,7 +17879,7 @@
       <w:r>
         <w:t xml:space="preserve"> </w:t>
       </w:r>
-      <w:hyperlink r:id="rId435">
+      <w:hyperlink r:id="rId436">
         <w:r>
           <w:rPr>
             <w:rStyle w:val="Hyperlink"/>
@@ -17866,8 +17888,8 @@
         </w:r>
       </w:hyperlink>
     </w:p>
-    <w:bookmarkEnd w:id="436"/>
-    <w:bookmarkStart w:id="440" w:name="ref-VLwxfMaF"/>
+    <w:bookmarkEnd w:id="437"/>
+    <w:bookmarkStart w:id="441" w:name="ref-VLwxfMaF"/>
     <w:p>
       <w:pPr>
         <w:pStyle w:val="Bibliography"/>
@@ -17913,7 +17935,7 @@
       <w:r>
         <w:t xml:space="preserve"> </w:t>
       </w:r>
-      <w:hyperlink r:id="rId437">
+      <w:hyperlink r:id="rId438">
         <w:r>
           <w:rPr>
             <w:rStyle w:val="Hyperlink"/>
@@ -17930,7 +17952,7 @@
       <w:r>
         <w:t xml:space="preserve"> </w:t>
       </w:r>
-      <w:hyperlink r:id="rId438">
+      <w:hyperlink r:id="rId439">
         <w:r>
           <w:rPr>
             <w:rStyle w:val="Hyperlink"/>
@@ -17947,7 +17969,7 @@
       <w:r>
         <w:t xml:space="preserve"> </w:t>
       </w:r>
-      <w:hyperlink r:id="rId439">
+      <w:hyperlink r:id="rId440">
         <w:r>
           <w:rPr>
             <w:rStyle w:val="Hyperlink"/>
@@ -17956,8 +17978,8 @@
         </w:r>
       </w:hyperlink>
     </w:p>
-    <w:bookmarkEnd w:id="440"/>
-    <w:bookmarkStart w:id="442" w:name="ref-Z38xUgBW"/>
+    <w:bookmarkEnd w:id="441"/>
+    <w:bookmarkStart w:id="443" w:name="ref-Z38xUgBW"/>
     <w:p>
       <w:pPr>
         <w:pStyle w:val="Bibliography"/>
@@ -18003,7 +18025,7 @@
       <w:r>
         <w:t xml:space="preserve"> </w:t>
       </w:r>
-      <w:hyperlink r:id="rId441">
+      <w:hyperlink r:id="rId442">
         <w:r>
           <w:rPr>
             <w:rStyle w:val="Hyperlink"/>
@@ -18020,7 +18042,7 @@
       <w:r>
         <w:t xml:space="preserve"> </w:t>
       </w:r>
-      <w:hyperlink r:id="rId441">
+      <w:hyperlink r:id="rId442">
         <w:r>
           <w:rPr>
             <w:rStyle w:val="Hyperlink"/>
@@ -18029,8 +18051,8 @@
         </w:r>
       </w:hyperlink>
     </w:p>
-    <w:bookmarkEnd w:id="442"/>
-    <w:bookmarkStart w:id="447" w:name="ref-KhxTOfIb"/>
+    <w:bookmarkEnd w:id="443"/>
+    <w:bookmarkStart w:id="448" w:name="ref-KhxTOfIb"/>
     <w:p>
       <w:pPr>
         <w:pStyle w:val="Bibliography"/>
@@ -18076,7 +18098,7 @@
       <w:r>
         <w:t xml:space="preserve"> </w:t>
       </w:r>
-      <w:hyperlink r:id="rId443">
+      <w:hyperlink r:id="rId444">
         <w:r>
           <w:rPr>
             <w:rStyle w:val="Hyperlink"/>
@@ -18093,7 +18115,7 @@
       <w:r>
         <w:t xml:space="preserve"> </w:t>
       </w:r>
-      <w:hyperlink r:id="rId444">
+      <w:hyperlink r:id="rId445">
         <w:r>
           <w:rPr>
             <w:rStyle w:val="Hyperlink"/>
@@ -18110,7 +18132,7 @@
       <w:r>
         <w:t xml:space="preserve"> </w:t>
       </w:r>
-      <w:hyperlink r:id="rId445">
+      <w:hyperlink r:id="rId446">
         <w:r>
           <w:rPr>
             <w:rStyle w:val="Hyperlink"/>
@@ -18127,7 +18149,7 @@
       <w:r>
         <w:t xml:space="preserve"> </w:t>
       </w:r>
-      <w:hyperlink r:id="rId446">
+      <w:hyperlink r:id="rId447">
         <w:r>
           <w:rPr>
             <w:rStyle w:val="Hyperlink"/>
@@ -18136,8 +18158,8 @@
         </w:r>
       </w:hyperlink>
     </w:p>
-    <w:bookmarkEnd w:id="447"/>
-    <w:bookmarkStart w:id="452" w:name="ref-kG8qNLrs"/>
+    <w:bookmarkEnd w:id="448"/>
+    <w:bookmarkStart w:id="453" w:name="ref-kG8qNLrs"/>
     <w:p>
       <w:pPr>
         <w:pStyle w:val="Bibliography"/>
@@ -18180,7 +18202,7 @@
       <w:r>
         <w:t xml:space="preserve"> </w:t>
       </w:r>
-      <w:hyperlink r:id="rId448">
+      <w:hyperlink r:id="rId449">
         <w:r>
           <w:rPr>
             <w:rStyle w:val="Hyperlink"/>
@@ -18197,7 +18219,7 @@
       <w:r>
         <w:t xml:space="preserve"> </w:t>
       </w:r>
-      <w:hyperlink r:id="rId449">
+      <w:hyperlink r:id="rId450">
         <w:r>
           <w:rPr>
             <w:rStyle w:val="Hyperlink"/>
@@ -18214,7 +18236,7 @@
       <w:r>
         <w:t xml:space="preserve"> </w:t>
       </w:r>
-      <w:hyperlink r:id="rId450">
+      <w:hyperlink r:id="rId451">
         <w:r>
           <w:rPr>
             <w:rStyle w:val="Hyperlink"/>
@@ -18231,7 +18253,7 @@
       <w:r>
         <w:t xml:space="preserve"> </w:t>
       </w:r>
-      <w:hyperlink r:id="rId451">
+      <w:hyperlink r:id="rId452">
         <w:r>
           <w:rPr>
             <w:rStyle w:val="Hyperlink"/>
@@ -18240,8 +18262,8 @@
         </w:r>
       </w:hyperlink>
     </w:p>
-    <w:bookmarkEnd w:id="452"/>
-    <w:bookmarkStart w:id="457" w:name="ref-1EbWJlH4p"/>
+    <w:bookmarkEnd w:id="453"/>
+    <w:bookmarkStart w:id="458" w:name="ref-1EbWJlH4p"/>
     <w:p>
       <w:pPr>
         <w:pStyle w:val="Bibliography"/>
@@ -18287,7 +18309,7 @@
       <w:r>
         <w:t xml:space="preserve"> </w:t>
       </w:r>
-      <w:hyperlink r:id="rId453">
+      <w:hyperlink r:id="rId454">
         <w:r>
           <w:rPr>
             <w:rStyle w:val="Hyperlink"/>
@@ -18304,7 +18326,7 @@
       <w:r>
         <w:t xml:space="preserve"> </w:t>
       </w:r>
-      <w:hyperlink r:id="rId454">
+      <w:hyperlink r:id="rId455">
         <w:r>
           <w:rPr>
             <w:rStyle w:val="Hyperlink"/>
@@ -18321,7 +18343,7 @@
       <w:r>
         <w:t xml:space="preserve"> </w:t>
       </w:r>
-      <w:hyperlink r:id="rId455">
+      <w:hyperlink r:id="rId456">
         <w:r>
           <w:rPr>
             <w:rStyle w:val="Hyperlink"/>
@@ -18338,7 +18360,7 @@
       <w:r>
         <w:t xml:space="preserve"> </w:t>
       </w:r>
-      <w:hyperlink r:id="rId456">
+      <w:hyperlink r:id="rId457">
         <w:r>
           <w:rPr>
             <w:rStyle w:val="Hyperlink"/>
@@ -18347,8 +18369,8 @@
         </w:r>
       </w:hyperlink>
     </w:p>
-    <w:bookmarkEnd w:id="457"/>
-    <w:bookmarkStart w:id="462" w:name="ref-6F5vK3sT"/>
+    <w:bookmarkEnd w:id="458"/>
+    <w:bookmarkStart w:id="463" w:name="ref-6F5vK3sT"/>
     <w:p>
       <w:pPr>
         <w:pStyle w:val="Bibliography"/>
@@ -18394,7 +18416,7 @@
       <w:r>
         <w:t xml:space="preserve"> </w:t>
       </w:r>
-      <w:hyperlink r:id="rId458">
+      <w:hyperlink r:id="rId459">
         <w:r>
           <w:rPr>
             <w:rStyle w:val="Hyperlink"/>
@@ -18411,7 +18433,7 @@
       <w:r>
         <w:t xml:space="preserve"> </w:t>
       </w:r>
-      <w:hyperlink r:id="rId459">
+      <w:hyperlink r:id="rId460">
         <w:r>
           <w:rPr>
             <w:rStyle w:val="Hyperlink"/>
@@ -18428,7 +18450,7 @@
       <w:r>
         <w:t xml:space="preserve"> </w:t>
       </w:r>
-      <w:hyperlink r:id="rId460">
+      <w:hyperlink r:id="rId461">
         <w:r>
           <w:rPr>
             <w:rStyle w:val="Hyperlink"/>
@@ -18445,7 +18467,7 @@
       <w:r>
         <w:t xml:space="preserve"> </w:t>
       </w:r>
-      <w:hyperlink r:id="rId461">
+      <w:hyperlink r:id="rId462">
         <w:r>
           <w:rPr>
             <w:rStyle w:val="Hyperlink"/>
@@ -18454,8 +18476,8 @@
         </w:r>
       </w:hyperlink>
     </w:p>
-    <w:bookmarkEnd w:id="462"/>
-    <w:bookmarkStart w:id="467" w:name="ref-gaCrHroW"/>
+    <w:bookmarkEnd w:id="463"/>
+    <w:bookmarkStart w:id="468" w:name="ref-gaCrHroW"/>
     <w:p>
       <w:pPr>
         <w:pStyle w:val="Bibliography"/>
@@ -18501,7 +18523,7 @@
       <w:r>
         <w:t xml:space="preserve"> </w:t>
       </w:r>
-      <w:hyperlink r:id="rId463">
+      <w:hyperlink r:id="rId464">
         <w:r>
           <w:rPr>
             <w:rStyle w:val="Hyperlink"/>
@@ -18518,7 +18540,7 @@
       <w:r>
         <w:t xml:space="preserve"> </w:t>
       </w:r>
-      <w:hyperlink r:id="rId464">
+      <w:hyperlink r:id="rId465">
         <w:r>
           <w:rPr>
             <w:rStyle w:val="Hyperlink"/>
@@ -18535,7 +18557,7 @@
       <w:r>
         <w:t xml:space="preserve"> </w:t>
       </w:r>
-      <w:hyperlink r:id="rId465">
+      <w:hyperlink r:id="rId466">
         <w:r>
           <w:rPr>
             <w:rStyle w:val="Hyperlink"/>
@@ -18552,7 +18574,7 @@
       <w:r>
         <w:t xml:space="preserve"> </w:t>
       </w:r>
-      <w:hyperlink r:id="rId466">
+      <w:hyperlink r:id="rId467">
         <w:r>
           <w:rPr>
             <w:rStyle w:val="Hyperlink"/>
@@ -18561,8 +18583,8 @@
         </w:r>
       </w:hyperlink>
     </w:p>
-    <w:bookmarkEnd w:id="467"/>
-    <w:bookmarkStart w:id="472" w:name="ref-5NHLHVO3"/>
+    <w:bookmarkEnd w:id="468"/>
+    <w:bookmarkStart w:id="473" w:name="ref-5NHLHVO3"/>
     <w:p>
       <w:pPr>
         <w:pStyle w:val="Bibliography"/>
@@ -18608,7 +18630,7 @@
       <w:r>
         <w:t xml:space="preserve"> </w:t>
       </w:r>
-      <w:hyperlink r:id="rId468">
+      <w:hyperlink r:id="rId469">
         <w:r>
           <w:rPr>
             <w:rStyle w:val="Hyperlink"/>
@@ -18625,7 +18647,7 @@
       <w:r>
         <w:t xml:space="preserve"> </w:t>
       </w:r>
-      <w:hyperlink r:id="rId469">
+      <w:hyperlink r:id="rId470">
         <w:r>
           <w:rPr>
             <w:rStyle w:val="Hyperlink"/>
@@ -18642,7 +18664,7 @@
       <w:r>
         <w:t xml:space="preserve"> </w:t>
       </w:r>
-      <w:hyperlink r:id="rId470">
+      <w:hyperlink r:id="rId471">
         <w:r>
           <w:rPr>
             <w:rStyle w:val="Hyperlink"/>
@@ -18659,7 +18681,7 @@
       <w:r>
         <w:t xml:space="preserve"> </w:t>
       </w:r>
-      <w:hyperlink r:id="rId471">
+      <w:hyperlink r:id="rId472">
         <w:r>
           <w:rPr>
             <w:rStyle w:val="Hyperlink"/>
@@ -18668,8 +18690,8 @@
         </w:r>
       </w:hyperlink>
     </w:p>
-    <w:bookmarkEnd w:id="472"/>
-    <w:bookmarkStart w:id="477" w:name="ref-12DKhuCiy"/>
+    <w:bookmarkEnd w:id="473"/>
+    <w:bookmarkStart w:id="478" w:name="ref-12DKhuCiy"/>
     <w:p>
       <w:pPr>
         <w:pStyle w:val="Bibliography"/>
@@ -18715,7 +18737,7 @@
       <w:r>
         <w:t xml:space="preserve"> </w:t>
       </w:r>
-      <w:hyperlink r:id="rId473">
+      <w:hyperlink r:id="rId474">
         <w:r>
           <w:rPr>
             <w:rStyle w:val="Hyperlink"/>
@@ -18732,7 +18754,7 @@
       <w:r>
         <w:t xml:space="preserve"> </w:t>
       </w:r>
-      <w:hyperlink r:id="rId474">
+      <w:hyperlink r:id="rId475">
         <w:r>
           <w:rPr>
             <w:rStyle w:val="Hyperlink"/>
@@ -18749,7 +18771,7 @@
       <w:r>
         <w:t xml:space="preserve"> </w:t>
       </w:r>
-      <w:hyperlink r:id="rId475">
+      <w:hyperlink r:id="rId476">
         <w:r>
           <w:rPr>
             <w:rStyle w:val="Hyperlink"/>
@@ -18766,7 +18788,7 @@
       <w:r>
         <w:t xml:space="preserve"> </w:t>
       </w:r>
-      <w:hyperlink r:id="rId476">
+      <w:hyperlink r:id="rId477">
         <w:r>
           <w:rPr>
             <w:rStyle w:val="Hyperlink"/>
@@ -18775,8 +18797,8 @@
         </w:r>
       </w:hyperlink>
     </w:p>
-    <w:bookmarkEnd w:id="477"/>
-    <w:bookmarkStart w:id="482" w:name="ref-A4FXW005"/>
+    <w:bookmarkEnd w:id="478"/>
+    <w:bookmarkStart w:id="483" w:name="ref-A4FXW005"/>
     <w:p>
       <w:pPr>
         <w:pStyle w:val="Bibliography"/>
@@ -18822,7 +18844,7 @@
       <w:r>
         <w:t xml:space="preserve"> </w:t>
       </w:r>
-      <w:hyperlink r:id="rId478">
+      <w:hyperlink r:id="rId479">
         <w:r>
           <w:rPr>
             <w:rStyle w:val="Hyperlink"/>
@@ -18839,7 +18861,7 @@
       <w:r>
         <w:t xml:space="preserve"> </w:t>
       </w:r>
-      <w:hyperlink r:id="rId479">
+      <w:hyperlink r:id="rId480">
         <w:r>
           <w:rPr>
             <w:rStyle w:val="Hyperlink"/>
@@ -18856,7 +18878,7 @@
       <w:r>
         <w:t xml:space="preserve"> </w:t>
       </w:r>
-      <w:hyperlink r:id="rId480">
+      <w:hyperlink r:id="rId481">
         <w:r>
           <w:rPr>
             <w:rStyle w:val="Hyperlink"/>
@@ -18873,7 +18895,7 @@
       <w:r>
         <w:t xml:space="preserve"> </w:t>
       </w:r>
-      <w:hyperlink r:id="rId481">
+      <w:hyperlink r:id="rId482">
         <w:r>
           <w:rPr>
             <w:rStyle w:val="Hyperlink"/>
@@ -18882,8 +18904,8 @@
         </w:r>
       </w:hyperlink>
     </w:p>
-    <w:bookmarkEnd w:id="482"/>
-    <w:bookmarkStart w:id="487" w:name="ref-eoDdE9oT"/>
+    <w:bookmarkEnd w:id="483"/>
+    <w:bookmarkStart w:id="488" w:name="ref-eoDdE9oT"/>
     <w:p>
       <w:pPr>
         <w:pStyle w:val="Bibliography"/>
@@ -18929,7 +18951,7 @@
       <w:r>
         <w:t xml:space="preserve"> </w:t>
       </w:r>
-      <w:hyperlink r:id="rId483">
+      <w:hyperlink r:id="rId484">
         <w:r>
           <w:rPr>
             <w:rStyle w:val="Hyperlink"/>
@@ -18946,7 +18968,7 @@
       <w:r>
         <w:t xml:space="preserve"> </w:t>
       </w:r>
-      <w:hyperlink r:id="rId484">
+      <w:hyperlink r:id="rId485">
         <w:r>
           <w:rPr>
             <w:rStyle w:val="Hyperlink"/>
@@ -18963,7 +18985,7 @@
       <w:r>
         <w:t xml:space="preserve"> </w:t>
       </w:r>
-      <w:hyperlink r:id="rId485">
+      <w:hyperlink r:id="rId486">
         <w:r>
           <w:rPr>
             <w:rStyle w:val="Hyperlink"/>
@@ -18980,7 +19002,7 @@
       <w:r>
         <w:t xml:space="preserve"> </w:t>
       </w:r>
-      <w:hyperlink r:id="rId486">
+      <w:hyperlink r:id="rId487">
         <w:r>
           <w:rPr>
             <w:rStyle w:val="Hyperlink"/>
@@ -18989,8 +19011,8 @@
         </w:r>
       </w:hyperlink>
     </w:p>
-    <w:bookmarkEnd w:id="487"/>
-    <w:bookmarkStart w:id="488" w:name="ref-17Erd7F9J"/>
+    <w:bookmarkEnd w:id="488"/>
+    <w:bookmarkStart w:id="489" w:name="ref-17Erd7F9J"/>
     <w:p>
       <w:pPr>
         <w:pStyle w:val="Bibliography"/>
@@ -19023,8 +19045,8 @@
         </w:r>
       </w:hyperlink>
     </w:p>
-    <w:bookmarkEnd w:id="488"/>
-    <w:bookmarkStart w:id="489" w:name="ref-UVwAVvuW"/>
+    <w:bookmarkEnd w:id="489"/>
+    <w:bookmarkStart w:id="490" w:name="ref-UVwAVvuW"/>
     <w:p>
       <w:pPr>
         <w:pStyle w:val="Bibliography"/>
@@ -19057,8 +19079,8 @@
         </w:r>
       </w:hyperlink>
     </w:p>
-    <w:bookmarkEnd w:id="489"/>
-    <w:bookmarkStart w:id="491" w:name="ref-rE2wVvW4"/>
+    <w:bookmarkEnd w:id="490"/>
+    <w:bookmarkStart w:id="492" w:name="ref-rE2wVvW4"/>
     <w:p>
       <w:pPr>
         <w:pStyle w:val="Bibliography"/>
@@ -19082,7 +19104,7 @@
       <w:r>
         <w:t xml:space="preserve"> </w:t>
       </w:r>
-      <w:hyperlink r:id="rId490">
+      <w:hyperlink r:id="rId491">
         <w:r>
           <w:rPr>
             <w:rStyle w:val="Hyperlink"/>
@@ -19091,8 +19113,8 @@
         </w:r>
       </w:hyperlink>
     </w:p>
-    <w:bookmarkEnd w:id="491"/>
-    <w:bookmarkStart w:id="492" w:name="ref-A9rC7i7X"/>
+    <w:bookmarkEnd w:id="492"/>
+    <w:bookmarkStart w:id="493" w:name="ref-A9rC7i7X"/>
     <w:p>
       <w:pPr>
         <w:pStyle w:val="Bibliography"/>
@@ -19125,9 +19147,9 @@
         </w:r>
       </w:hyperlink>
     </w:p>
-    <w:bookmarkEnd w:id="492"/>
     <w:bookmarkEnd w:id="493"/>
     <w:bookmarkEnd w:id="494"/>
+    <w:bookmarkEnd w:id="495"/>
     <w:sectPr>
       <w:pgSz w:h="15840" w:w="12240"/>
       <w:pgMar w:bottom="1440" w:footer="720" w:gutter="0" w:header="720" w:left="1440" w:right="1440" w:top="1440"/>

--- a/manuscript.docx
+++ b/manuscript.docx
@@ -81,7 +81,7 @@
           <w:rPr>
             <w:rStyle w:val="Hyperlink"/>
           </w:rPr>
-          <w:t xml:space="preserve">rokitalab/OpenPedCan-manuscript@85ce510</w:t>
+          <w:t xml:space="preserve">rokitalab/OpenPedCan-manuscript@58bb1a2</w:t>
         </w:r>
       </w:hyperlink>
       <w:r>
@@ -15359,6 +15359,24 @@
       </w:r>
       <w:r>
         <w:t xml:space="preserve">Listed are the software versions for all packages and workflows used in this manuscript.</w:t>
+      </w:r>
+    </w:p>
+    <w:p>
+      <w:pPr>
+        <w:pStyle w:val="BodyText"/>
+      </w:pPr>
+      <w:r>
+        <w:rPr>
+          <w:bCs/>
+          <w:b/>
+        </w:rPr>
+        <w:t xml:space="preserve">Supplemental Table 4</w:t>
+      </w:r>
+      <w:r>
+        <w:t xml:space="preserve"> </w:t>
+      </w:r>
+      <w:r>
+        <w:t xml:space="preserve">Read count and coverage for DNA- and RNA-sequencing biospecimens.</w:t>
       </w:r>
     </w:p>
     <w:bookmarkEnd w:id="320"/>

--- a/manuscript.docx
+++ b/manuscript.docx
@@ -81,14 +81,14 @@
           <w:rPr>
             <w:rStyle w:val="Hyperlink"/>
           </w:rPr>
-          <w:t xml:space="preserve">rokitalab/OpenPedCan-manuscript@58bb1a2</w:t>
-        </w:r>
-      </w:hyperlink>
-      <w:r>
-        <w:t xml:space="preserve"> </w:t>
-      </w:r>
-      <w:r>
-        <w:t xml:space="preserve">on 2025-02-28.</w:t>
+          <w:t xml:space="preserve">rokitalab/OpenPedCan-manuscript@fd8c309</w:t>
+        </w:r>
+      </w:hyperlink>
+      <w:r>
+        <w:t xml:space="preserve"> </w:t>
+      </w:r>
+      <w:r>
+        <w:t xml:space="preserve">on 2025-06-10.</w:t>
       </w:r>
       <w:r>
         <w:t xml:space="preserve"> </w:t>
@@ -5974,7 +5974,7 @@
         <w:t xml:space="preserve"> </w:t>
       </w:r>
       <w:r>
-        <w:t xml:space="preserve">OpenPedCan analyses include the seven diseases present in the TARGET dataset: Acute Lymphoblastic Leukemia (ALL), Acute Myeloid Leukemia (AML), Clear cell sarcoma of the kidney, Neuroblastoma, Osteosarcoma, Rhabdoid tumor, and Wilm’s Tumor.</w:t>
+        <w:t xml:space="preserve">OpenPedCan analyses include newly harmonized, open-access data associated with the seven diseases present in the TARGET dataset: Acute Lymphoblastic Leukemia (ALL), Acute Myeloid Leukemia (AML), Clear cell sarcoma of the kidney, Neuroblastoma, Osteosarcoma, Rhabdoid tumor, and Wilm’s Tumor.</w:t>
       </w:r>
     </w:p>
     <w:p>
@@ -6371,7 +6371,7 @@
         <w:t xml:space="preserve"> </w:t>
       </w:r>
       <w:r>
-        <w:t xml:space="preserve">OpenPedCan project includes 10,414 TCGA RNA-Seq samples (716 normal and 9698 tumor) from</w:t>
+        <w:t xml:space="preserve">OpenPedCan project includes open-access 10,414 RNA-Seq for 716 normal and 9,698 TCGA tumor samples from</w:t>
       </w:r>
       <w:r>
         <w:t xml:space="preserve"> </w:t>
@@ -6516,6 +6516,12 @@
       </w:r>
       <w:r>
         <w:t xml:space="preserve">First, we sought to harmonize, summarize, and contextualize pediatric cancer genomics data among normal tissues (GTEx) and adult cancer tissues (TCGA) to enable the creation of the National Cancer Institute’s Molecular Targets Platform (MTP) at https://moleculartargets.ccdi.cancer.gov/.</w:t>
+      </w:r>
+      <w:r>
+        <w:t xml:space="preserve"> </w:t>
+      </w:r>
+      <w:r>
+        <w:t xml:space="preserve">The inclusion of harmonized GTEx and adult TCGA data specifically allows for the identification of genes and/or transcripts expressed in a tumor-specific and/or pediatric tumor-specific manner.</w:t>
       </w:r>
       <w:r>
         <w:t xml:space="preserve"> </w:t>
@@ -7315,7 +7321,7 @@
         <w:t xml:space="preserve"> </w:t>
       </w:r>
       <w:r>
-        <w:t xml:space="preserve">In order preserve MNPs, we gather MNP calls from the other caller inputs, and search for evidence supporting these consecutive SNP calls as MNP candidates.</w:t>
+        <w:t xml:space="preserve">In order to preserve MNPs, we gather MNP calls from the other caller inputs, and search for evidence supporting these consecutive SNP calls as MNP candidates.</w:t>
       </w:r>
       <w:r>
         <w:t xml:space="preserve"> </w:t>
@@ -13548,7 +13554,59 @@
         <w:pStyle w:val="FirstParagraph"/>
       </w:pPr>
       <w:r>
-        <w:t xml:space="preserve">OpenPedCan serves as a community resource whose outputs and/or code can be leveraged directly to ask research questions or serve as an orthogonal validation dataset.</w:t>
+        <w:t xml:space="preserve">OpenPedCan represents a valuable resource, not only by significantly extending OpenPBTA to include more than 5,000 additional patients and 6,000 tumors, but also by adding a number of new</w:t>
+      </w:r>
+      <w:r>
+        <w:t xml:space="preserve"> </w:t>
+      </w:r>
+      <w:r>
+        <w:t xml:space="preserve">“</w:t>
+      </w:r>
+      <w:r>
+        <w:t xml:space="preserve">omic</w:t>
+      </w:r>
+      <w:r>
+        <w:t xml:space="preserve">”</w:t>
+      </w:r>
+      <w:r>
+        <w:t xml:space="preserve"> </w:t>
+      </w:r>
+      <w:r>
+        <w:t xml:space="preserve">data types not previously included, such as methylation arrays, miRNA-Seq, proteomics, and normal tissue RNA-Seq.</w:t>
+      </w:r>
+      <w:r>
+        <w:t xml:space="preserve"> </w:t>
+      </w:r>
+      <w:r>
+        <w:t xml:space="preserve">OpenPedCan also serves as a community resource whose outputs and/or code can be leveraged directly to ask research questions or serve as an orthogonal validation dataset.</w:t>
+      </w:r>
+      <w:r>
+        <w:t xml:space="preserve"> </w:t>
+      </w:r>
+      <w:r>
+        <w:t xml:space="preserve">By providing this data in a harmonized manner, we enable investigators to reduce the financial and time-related costs associated with their analyses, which would otherwise total years of project hours and over $50,000 in data analysis alone</w:t>
+      </w:r>
+      <w:r>
+        <w:t xml:space="preserve"> </w:t>
+      </w:r>
+      <w:r>
+        <w:t xml:space="preserve">[</w:t>
+      </w:r>
+      <w:hyperlink w:anchor="ref-doi">
+        <w:r>
+          <w:rPr>
+            <w:rStyle w:val="Hyperlink"/>
+            <w:bCs/>
+            <w:b/>
+          </w:rPr>
+          <w:t xml:space="preserve">doi?</w:t>
+        </w:r>
+      </w:hyperlink>
+      <w:r>
+        <w:t xml:space="preserve"> 10.1038/s41597-019-0096-4]</w:t>
+      </w:r>
+      <w:r>
+        <w:t xml:space="preserve">.</w:t>
       </w:r>
       <w:r>
         <w:t xml:space="preserve"> </w:t>
@@ -13708,7 +13766,7 @@
       </w:r>
     </w:p>
     <w:bookmarkEnd w:id="312"/>
-    <w:bookmarkStart w:id="316" w:name="data-availability"/>
+    <w:bookmarkStart w:id="317" w:name="data-availability"/>
     <w:p>
       <w:pPr>
         <w:pStyle w:val="Heading2"/>
@@ -13717,7 +13775,7 @@
         <w:t xml:space="preserve">Data Availability</w:t>
       </w:r>
     </w:p>
-    <w:bookmarkStart w:id="315" w:name="datasets"/>
+    <w:bookmarkStart w:id="316" w:name="datasets"/>
     <w:p>
       <w:pPr>
         <w:pStyle w:val="Heading3"/>
@@ -13937,10 +13995,387 @@
           <w:t xml:space="preserve">PedcBioPortal</w:t>
         </w:r>
       </w:hyperlink>
-    </w:p>
+      <w:r>
+        <w:t xml:space="preserve">.</w:t>
+      </w:r>
+      <w:r>
+        <w:t xml:space="preserve"> </w:t>
+      </w:r>
+      <w:r>
+        <w:t xml:space="preserve">An overview of the OpenPedCan data availability is summarized in [</w:t>
+      </w:r>
+      <w:r>
+        <w:rPr>
+          <w:bCs/>
+          <w:b/>
+        </w:rPr>
+        <w:t xml:space="preserve">Table 1</w:t>
+      </w:r>
+      <w:hyperlink w:anchor="tbl:table1">
+        <w:r>
+          <w:rPr>
+            <w:rStyle w:val="Hyperlink"/>
+            <w:bCs/>
+            <w:b/>
+          </w:rPr>
+          <w:t xml:space="preserve">1</w:t>
+        </w:r>
+      </w:hyperlink>
+      <w:r>
+        <w:t xml:space="preserve">].</w:t>
+      </w:r>
+    </w:p>
+    <w:bookmarkStart w:id="0" w:name="tbl:table1"/>
+    <w:bookmarkStart w:id="315" w:name="tbl:table1"/>
+    <w:p>
+      <w:pPr>
+        <w:pStyle w:val="TableCaption"/>
+      </w:pPr>
+      <w:r>
+        <w:t xml:space="preserve">Table 1:</w:t>
+      </w:r>
+      <w:r>
+        <w:t xml:space="preserve"> </w:t>
+      </w:r>
+      <w:r>
+        <w:rPr>
+          <w:bCs/>
+          <w:b/>
+        </w:rPr>
+        <w:t xml:space="preserve">OpenPedCan Data Availability.</w:t>
+      </w:r>
+      <w:r>
+        <w:t xml:space="preserve"> </w:t>
+      </w:r>
+      <w:r>
+        <w:t xml:space="preserve">OpenPedCan data is available on multiple platforms with varying access requirements.</w:t>
+      </w:r>
+      <w:r>
+        <w:t xml:space="preserve"> </w:t>
+      </w:r>
+    </w:p>
+    <w:tbl>
+      <w:tblPr>
+        <w:tblStyle w:val="Table"/>
+        <w:tblW w:type="pct" w:w="5000"/>
+        <w:tblLook w:firstRow="1" w:lastRow="0" w:firstColumn="0" w:lastColumn="0" w:noHBand="0" w:noVBand="0" w:val="0020"/>
+        <w:tblCaption w:val="Table 1: OpenPedCan Data Availability. OpenPedCan data is available on multiple platforms with varying access requirements. "/>
+      </w:tblPr>
+      <w:tblGrid>
+        <w:gridCol w:w="1980"/>
+        <w:gridCol w:w="1980"/>
+        <w:gridCol w:w="1980"/>
+        <w:gridCol w:w="1980"/>
+      </w:tblGrid>
+      <w:tr>
+        <w:trPr>
+          <w:tblHeader w:val="true"/>
+        </w:trPr>
+        <w:tc>
+          <w:tcPr/>
+          <w:p>
+            <w:pPr>
+              <w:pStyle w:val="Compact"/>
+              <w:jc w:val="left"/>
+            </w:pPr>
+            <w:r>
+              <w:t xml:space="preserve">Platform</w:t>
+            </w:r>
+          </w:p>
+        </w:tc>
+        <w:tc>
+          <w:tcPr/>
+          <w:p>
+            <w:pPr>
+              <w:pStyle w:val="Compact"/>
+              <w:jc w:val="left"/>
+            </w:pPr>
+            <w:r>
+              <w:t xml:space="preserve">Data Type</w:t>
+            </w:r>
+          </w:p>
+        </w:tc>
+        <w:tc>
+          <w:tcPr/>
+          <w:p>
+            <w:pPr>
+              <w:pStyle w:val="Compact"/>
+              <w:jc w:val="left"/>
+            </w:pPr>
+            <w:r>
+              <w:t xml:space="preserve">Access Type</w:t>
+            </w:r>
+          </w:p>
+        </w:tc>
+        <w:tc>
+          <w:tcPr/>
+          <w:p>
+            <w:pPr>
+              <w:pStyle w:val="Compact"/>
+              <w:jc w:val="left"/>
+            </w:pPr>
+            <w:r>
+              <w:t xml:space="preserve">Access Requirement</w:t>
+            </w:r>
+          </w:p>
+        </w:tc>
+      </w:tr>
+      <w:tr>
+        <w:tc>
+          <w:tcPr/>
+          <w:p>
+            <w:pPr>
+              <w:pStyle w:val="Compact"/>
+              <w:jc w:val="left"/>
+            </w:pPr>
+            <w:r>
+              <w:t xml:space="preserve">PedcBioPortal</w:t>
+            </w:r>
+          </w:p>
+        </w:tc>
+        <w:tc>
+          <w:tcPr/>
+          <w:p>
+            <w:pPr>
+              <w:pStyle w:val="Compact"/>
+              <w:jc w:val="left"/>
+            </w:pPr>
+            <w:r>
+              <w:t xml:space="preserve">Individual and summary somatic data</w:t>
+            </w:r>
+          </w:p>
+        </w:tc>
+        <w:tc>
+          <w:tcPr/>
+          <w:p>
+            <w:pPr>
+              <w:pStyle w:val="Compact"/>
+              <w:jc w:val="left"/>
+            </w:pPr>
+            <w:r>
+              <w:t xml:space="preserve">Query</w:t>
+            </w:r>
+          </w:p>
+        </w:tc>
+        <w:tc>
+          <w:tcPr/>
+          <w:p>
+            <w:pPr>
+              <w:pStyle w:val="Compact"/>
+              <w:jc w:val="left"/>
+            </w:pPr>
+            <w:r>
+              <w:t xml:space="preserve">Gmail account</w:t>
+            </w:r>
+          </w:p>
+        </w:tc>
+      </w:tr>
+      <w:tr>
+        <w:tc>
+          <w:tcPr/>
+          <w:p>
+            <w:pPr>
+              <w:pStyle w:val="Compact"/>
+              <w:jc w:val="left"/>
+            </w:pPr>
+            <w:r>
+              <w:t xml:space="preserve">Molecular Targets Platform</w:t>
+            </w:r>
+          </w:p>
+        </w:tc>
+        <w:tc>
+          <w:tcPr/>
+          <w:p>
+            <w:pPr>
+              <w:pStyle w:val="Compact"/>
+              <w:jc w:val="left"/>
+            </w:pPr>
+            <w:r>
+              <w:t xml:space="preserve">Cancer group summary data</w:t>
+            </w:r>
+          </w:p>
+        </w:tc>
+        <w:tc>
+          <w:tcPr/>
+          <w:p>
+            <w:pPr>
+              <w:pStyle w:val="Compact"/>
+              <w:jc w:val="left"/>
+            </w:pPr>
+            <w:r>
+              <w:t xml:space="preserve">Query</w:t>
+            </w:r>
+          </w:p>
+        </w:tc>
+        <w:tc>
+          <w:tcPr/>
+          <w:p>
+            <w:pPr>
+              <w:pStyle w:val="Compact"/>
+              <w:jc w:val="left"/>
+            </w:pPr>
+            <w:r>
+              <w:t xml:space="preserve">Open Access</w:t>
+            </w:r>
+          </w:p>
+        </w:tc>
+      </w:tr>
+      <w:tr>
+        <w:tc>
+          <w:tcPr/>
+          <w:p>
+            <w:pPr>
+              <w:pStyle w:val="Compact"/>
+              <w:jc w:val="left"/>
+            </w:pPr>
+            <w:r>
+              <w:t xml:space="preserve">GitHub</w:t>
+            </w:r>
+          </w:p>
+        </w:tc>
+        <w:tc>
+          <w:tcPr/>
+          <w:p>
+            <w:pPr>
+              <w:pStyle w:val="Compact"/>
+              <w:jc w:val="left"/>
+            </w:pPr>
+            <w:r>
+              <w:t xml:space="preserve">Merged summary files</w:t>
+            </w:r>
+          </w:p>
+        </w:tc>
+        <w:tc>
+          <w:tcPr/>
+          <w:p>
+            <w:pPr>
+              <w:pStyle w:val="Compact"/>
+              <w:jc w:val="left"/>
+            </w:pPr>
+            <w:r>
+              <w:t xml:space="preserve">Full access</w:t>
+            </w:r>
+          </w:p>
+        </w:tc>
+        <w:tc>
+          <w:tcPr/>
+          <w:p>
+            <w:pPr>
+              <w:pStyle w:val="Compact"/>
+              <w:jc w:val="left"/>
+            </w:pPr>
+            <w:r>
+              <w:t xml:space="preserve">AWS S3 download script</w:t>
+            </w:r>
+          </w:p>
+        </w:tc>
+      </w:tr>
+      <w:tr>
+        <w:tc>
+          <w:tcPr/>
+          <w:p>
+            <w:pPr>
+              <w:pStyle w:val="Compact"/>
+              <w:jc w:val="left"/>
+            </w:pPr>
+            <w:r>
+              <w:t xml:space="preserve">CAVATICA</w:t>
+            </w:r>
+          </w:p>
+        </w:tc>
+        <w:tc>
+          <w:tcPr/>
+          <w:p>
+            <w:pPr>
+              <w:pStyle w:val="Compact"/>
+              <w:jc w:val="left"/>
+            </w:pPr>
+            <w:r>
+              <w:t xml:space="preserve">Merged summary files</w:t>
+            </w:r>
+          </w:p>
+        </w:tc>
+        <w:tc>
+          <w:tcPr/>
+          <w:p>
+            <w:pPr>
+              <w:pStyle w:val="Compact"/>
+              <w:jc w:val="left"/>
+            </w:pPr>
+            <w:r>
+              <w:t xml:space="preserve">Full access</w:t>
+            </w:r>
+          </w:p>
+        </w:tc>
+        <w:tc>
+          <w:tcPr/>
+          <w:p>
+            <w:pPr>
+              <w:pStyle w:val="Compact"/>
+              <w:jc w:val="left"/>
+            </w:pPr>
+            <w:r>
+              <w:t xml:space="preserve">CAVATICA account</w:t>
+            </w:r>
+          </w:p>
+        </w:tc>
+      </w:tr>
+      <w:tr>
+        <w:tc>
+          <w:tcPr/>
+          <w:p>
+            <w:pPr>
+              <w:pStyle w:val="Compact"/>
+              <w:jc w:val="left"/>
+            </w:pPr>
+            <w:r>
+              <w:t xml:space="preserve">dbGAP - phs002517.v4.p2</w:t>
+            </w:r>
+          </w:p>
+        </w:tc>
+        <w:tc>
+          <w:tcPr/>
+          <w:p>
+            <w:pPr>
+              <w:pStyle w:val="Compact"/>
+              <w:jc w:val="left"/>
+            </w:pPr>
+            <w:r>
+              <w:t xml:space="preserve">Raw data</w:t>
+            </w:r>
+          </w:p>
+        </w:tc>
+        <w:tc>
+          <w:tcPr/>
+          <w:p>
+            <w:pPr>
+              <w:pStyle w:val="Compact"/>
+              <w:jc w:val="left"/>
+            </w:pPr>
+            <w:r>
+              <w:t xml:space="preserve">Full access</w:t>
+            </w:r>
+          </w:p>
+        </w:tc>
+        <w:tc>
+          <w:tcPr/>
+          <w:p>
+            <w:pPr>
+              <w:pStyle w:val="Compact"/>
+              <w:jc w:val="left"/>
+            </w:pPr>
+            <w:r>
+              <w:t xml:space="preserve">Access request via institution</w:t>
+            </w:r>
+          </w:p>
+        </w:tc>
+      </w:tr>
+    </w:tbl>
     <w:bookmarkEnd w:id="315"/>
+    <w:bookmarkEnd w:id="0"/>
     <w:bookmarkEnd w:id="316"/>
-    <w:bookmarkStart w:id="317" w:name="acknowledgments"/>
+    <w:bookmarkEnd w:id="317"/>
+    <w:bookmarkStart w:id="318" w:name="acknowledgments"/>
     <w:p>
       <w:pPr>
         <w:pStyle w:val="Heading2"/>
@@ -13975,8 +14410,8 @@
         <w:t xml:space="preserve">We thank Rocky Breslow for GitHub actions contributions and Rust Turakulov for contributing to methylation data analysis.</w:t>
       </w:r>
     </w:p>
-    <w:bookmarkEnd w:id="317"/>
-    <w:bookmarkStart w:id="318" w:name="author-contributions"/>
+    <w:bookmarkEnd w:id="318"/>
+    <w:bookmarkStart w:id="319" w:name="author-contributions"/>
     <w:p>
       <w:pPr>
         <w:pStyle w:val="Heading2"/>
@@ -15273,8 +15708,8 @@
         </w:tc>
       </w:tr>
     </w:tbl>
-    <w:bookmarkEnd w:id="318"/>
-    <w:bookmarkStart w:id="319" w:name="declarations-of-interest"/>
+    <w:bookmarkEnd w:id="319"/>
+    <w:bookmarkStart w:id="320" w:name="declarations-of-interest"/>
     <w:p>
       <w:pPr>
         <w:pStyle w:val="Heading2"/>
@@ -15291,8 +15726,8 @@
         <w:t xml:space="preserve">The authors declare no conflicts.</w:t>
       </w:r>
     </w:p>
-    <w:bookmarkEnd w:id="319"/>
-    <w:bookmarkStart w:id="320" w:name="X1cddf5a4622206ffc5dcb1185d7c97aa1d32bb6"/>
+    <w:bookmarkEnd w:id="320"/>
+    <w:bookmarkStart w:id="321" w:name="X1cddf5a4622206ffc5dcb1185d7c97aa1d32bb6"/>
     <w:p>
       <w:pPr>
         <w:pStyle w:val="Heading2"/>
@@ -15379,8 +15814,8 @@
         <w:t xml:space="preserve">Read count and coverage for DNA- and RNA-sequencing biospecimens.</w:t>
       </w:r>
     </w:p>
-    <w:bookmarkEnd w:id="320"/>
-    <w:bookmarkStart w:id="495" w:name="references"/>
+    <w:bookmarkEnd w:id="321"/>
+    <w:bookmarkStart w:id="496" w:name="references"/>
     <w:p>
       <w:pPr>
         <w:pStyle w:val="Heading2"/>
@@ -15389,8 +15824,8 @@
         <w:t xml:space="preserve">References</w:t>
       </w:r>
     </w:p>
-    <w:bookmarkStart w:id="494" w:name="refs"/>
-    <w:bookmarkStart w:id="325" w:name="ref-5VXMHJ7N"/>
+    <w:bookmarkStart w:id="495" w:name="refs"/>
+    <w:bookmarkStart w:id="326" w:name="ref-5VXMHJ7N"/>
     <w:p>
       <w:pPr>
         <w:pStyle w:val="Bibliography"/>
@@ -15436,7 +15871,7 @@
       <w:r>
         <w:t xml:space="preserve"> </w:t>
       </w:r>
-      <w:hyperlink r:id="rId321">
+      <w:hyperlink r:id="rId322">
         <w:r>
           <w:rPr>
             <w:rStyle w:val="Hyperlink"/>
@@ -15453,7 +15888,7 @@
       <w:r>
         <w:t xml:space="preserve"> </w:t>
       </w:r>
-      <w:hyperlink r:id="rId322">
+      <w:hyperlink r:id="rId323">
         <w:r>
           <w:rPr>
             <w:rStyle w:val="Hyperlink"/>
@@ -15470,7 +15905,7 @@
       <w:r>
         <w:t xml:space="preserve"> </w:t>
       </w:r>
-      <w:hyperlink r:id="rId323">
+      <w:hyperlink r:id="rId324">
         <w:r>
           <w:rPr>
             <w:rStyle w:val="Hyperlink"/>
@@ -15487,7 +15922,7 @@
       <w:r>
         <w:t xml:space="preserve"> </w:t>
       </w:r>
-      <w:hyperlink r:id="rId324">
+      <w:hyperlink r:id="rId325">
         <w:r>
           <w:rPr>
             <w:rStyle w:val="Hyperlink"/>
@@ -15496,8 +15931,8 @@
         </w:r>
       </w:hyperlink>
     </w:p>
-    <w:bookmarkEnd w:id="325"/>
-    <w:bookmarkStart w:id="330" w:name="ref-SDwYl8uA"/>
+    <w:bookmarkEnd w:id="326"/>
+    <w:bookmarkStart w:id="331" w:name="ref-SDwYl8uA"/>
     <w:p>
       <w:pPr>
         <w:pStyle w:val="Bibliography"/>
@@ -15543,7 +15978,7 @@
       <w:r>
         <w:t xml:space="preserve"> </w:t>
       </w:r>
-      <w:hyperlink r:id="rId326">
+      <w:hyperlink r:id="rId327">
         <w:r>
           <w:rPr>
             <w:rStyle w:val="Hyperlink"/>
@@ -15560,7 +15995,7 @@
       <w:r>
         <w:t xml:space="preserve"> </w:t>
       </w:r>
-      <w:hyperlink r:id="rId327">
+      <w:hyperlink r:id="rId328">
         <w:r>
           <w:rPr>
             <w:rStyle w:val="Hyperlink"/>
@@ -15577,7 +16012,7 @@
       <w:r>
         <w:t xml:space="preserve"> </w:t>
       </w:r>
-      <w:hyperlink r:id="rId328">
+      <w:hyperlink r:id="rId329">
         <w:r>
           <w:rPr>
             <w:rStyle w:val="Hyperlink"/>
@@ -15594,7 +16029,7 @@
       <w:r>
         <w:t xml:space="preserve"> </w:t>
       </w:r>
-      <w:hyperlink r:id="rId329">
+      <w:hyperlink r:id="rId330">
         <w:r>
           <w:rPr>
             <w:rStyle w:val="Hyperlink"/>
@@ -15603,8 +16038,8 @@
         </w:r>
       </w:hyperlink>
     </w:p>
-    <w:bookmarkEnd w:id="330"/>
-    <w:bookmarkStart w:id="332" w:name="ref-ygVj7a6q"/>
+    <w:bookmarkEnd w:id="331"/>
+    <w:bookmarkStart w:id="333" w:name="ref-ygVj7a6q"/>
     <w:p>
       <w:pPr>
         <w:pStyle w:val="Bibliography"/>
@@ -15628,7 +16063,7 @@
       <w:r>
         <w:t xml:space="preserve"> </w:t>
       </w:r>
-      <w:hyperlink r:id="rId331">
+      <w:hyperlink r:id="rId332">
         <w:r>
           <w:rPr>
             <w:rStyle w:val="Hyperlink"/>
@@ -15637,8 +16072,8 @@
         </w:r>
       </w:hyperlink>
     </w:p>
-    <w:bookmarkEnd w:id="332"/>
-    <w:bookmarkStart w:id="337" w:name="ref-meH98mKZ"/>
+    <w:bookmarkEnd w:id="333"/>
+    <w:bookmarkStart w:id="338" w:name="ref-meH98mKZ"/>
     <w:p>
       <w:pPr>
         <w:pStyle w:val="Bibliography"/>
@@ -15684,7 +16119,7 @@
       <w:r>
         <w:t xml:space="preserve"> </w:t>
       </w:r>
-      <w:hyperlink r:id="rId333">
+      <w:hyperlink r:id="rId334">
         <w:r>
           <w:rPr>
             <w:rStyle w:val="Hyperlink"/>
@@ -15701,7 +16136,7 @@
       <w:r>
         <w:t xml:space="preserve"> </w:t>
       </w:r>
-      <w:hyperlink r:id="rId334">
+      <w:hyperlink r:id="rId335">
         <w:r>
           <w:rPr>
             <w:rStyle w:val="Hyperlink"/>
@@ -15718,7 +16153,7 @@
       <w:r>
         <w:t xml:space="preserve"> </w:t>
       </w:r>
-      <w:hyperlink r:id="rId335">
+      <w:hyperlink r:id="rId336">
         <w:r>
           <w:rPr>
             <w:rStyle w:val="Hyperlink"/>
@@ -15735,7 +16170,7 @@
       <w:r>
         <w:t xml:space="preserve"> </w:t>
       </w:r>
-      <w:hyperlink r:id="rId336">
+      <w:hyperlink r:id="rId337">
         <w:r>
           <w:rPr>
             <w:rStyle w:val="Hyperlink"/>
@@ -15744,8 +16179,8 @@
         </w:r>
       </w:hyperlink>
     </w:p>
-    <w:bookmarkEnd w:id="337"/>
-    <w:bookmarkStart w:id="342" w:name="ref-XOVss5Jf"/>
+    <w:bookmarkEnd w:id="338"/>
+    <w:bookmarkStart w:id="343" w:name="ref-XOVss5Jf"/>
     <w:p>
       <w:pPr>
         <w:pStyle w:val="Bibliography"/>
@@ -15791,7 +16226,7 @@
       <w:r>
         <w:t xml:space="preserve"> </w:t>
       </w:r>
-      <w:hyperlink r:id="rId338">
+      <w:hyperlink r:id="rId339">
         <w:r>
           <w:rPr>
             <w:rStyle w:val="Hyperlink"/>
@@ -15808,7 +16243,7 @@
       <w:r>
         <w:t xml:space="preserve"> </w:t>
       </w:r>
-      <w:hyperlink r:id="rId339">
+      <w:hyperlink r:id="rId340">
         <w:r>
           <w:rPr>
             <w:rStyle w:val="Hyperlink"/>
@@ -15825,7 +16260,7 @@
       <w:r>
         <w:t xml:space="preserve"> </w:t>
       </w:r>
-      <w:hyperlink r:id="rId340">
+      <w:hyperlink r:id="rId341">
         <w:r>
           <w:rPr>
             <w:rStyle w:val="Hyperlink"/>
@@ -15842,7 +16277,7 @@
       <w:r>
         <w:t xml:space="preserve"> </w:t>
       </w:r>
-      <w:hyperlink r:id="rId341">
+      <w:hyperlink r:id="rId342">
         <w:r>
           <w:rPr>
             <w:rStyle w:val="Hyperlink"/>
@@ -15851,8 +16286,8 @@
         </w:r>
       </w:hyperlink>
     </w:p>
-    <w:bookmarkEnd w:id="342"/>
-    <w:bookmarkStart w:id="347" w:name="ref-p1f5DxRQ"/>
+    <w:bookmarkEnd w:id="343"/>
+    <w:bookmarkStart w:id="348" w:name="ref-p1f5DxRQ"/>
     <w:p>
       <w:pPr>
         <w:pStyle w:val="Bibliography"/>
@@ -15898,7 +16333,7 @@
       <w:r>
         <w:t xml:space="preserve"> </w:t>
       </w:r>
-      <w:hyperlink r:id="rId343">
+      <w:hyperlink r:id="rId344">
         <w:r>
           <w:rPr>
             <w:rStyle w:val="Hyperlink"/>
@@ -15915,7 +16350,7 @@
       <w:r>
         <w:t xml:space="preserve"> </w:t>
       </w:r>
-      <w:hyperlink r:id="rId344">
+      <w:hyperlink r:id="rId345">
         <w:r>
           <w:rPr>
             <w:rStyle w:val="Hyperlink"/>
@@ -15932,7 +16367,7 @@
       <w:r>
         <w:t xml:space="preserve"> </w:t>
       </w:r>
-      <w:hyperlink r:id="rId345">
+      <w:hyperlink r:id="rId346">
         <w:r>
           <w:rPr>
             <w:rStyle w:val="Hyperlink"/>
@@ -15949,7 +16384,7 @@
       <w:r>
         <w:t xml:space="preserve"> </w:t>
       </w:r>
-      <w:hyperlink r:id="rId346">
+      <w:hyperlink r:id="rId347">
         <w:r>
           <w:rPr>
             <w:rStyle w:val="Hyperlink"/>
@@ -15958,8 +16393,8 @@
         </w:r>
       </w:hyperlink>
     </w:p>
-    <w:bookmarkEnd w:id="347"/>
-    <w:bookmarkStart w:id="351" w:name="ref-REfkDUtE"/>
+    <w:bookmarkEnd w:id="348"/>
+    <w:bookmarkStart w:id="352" w:name="ref-REfkDUtE"/>
     <w:p>
       <w:pPr>
         <w:pStyle w:val="Bibliography"/>
@@ -16005,7 +16440,7 @@
       <w:r>
         <w:t xml:space="preserve"> </w:t>
       </w:r>
-      <w:hyperlink r:id="rId348">
+      <w:hyperlink r:id="rId349">
         <w:r>
           <w:rPr>
             <w:rStyle w:val="Hyperlink"/>
@@ -16022,7 +16457,7 @@
       <w:r>
         <w:t xml:space="preserve"> </w:t>
       </w:r>
-      <w:hyperlink r:id="rId349">
+      <w:hyperlink r:id="rId350">
         <w:r>
           <w:rPr>
             <w:rStyle w:val="Hyperlink"/>
@@ -16039,7 +16474,7 @@
       <w:r>
         <w:t xml:space="preserve"> </w:t>
       </w:r>
-      <w:hyperlink r:id="rId350">
+      <w:hyperlink r:id="rId351">
         <w:r>
           <w:rPr>
             <w:rStyle w:val="Hyperlink"/>
@@ -16048,8 +16483,8 @@
         </w:r>
       </w:hyperlink>
     </w:p>
-    <w:bookmarkEnd w:id="351"/>
-    <w:bookmarkStart w:id="354" w:name="ref-149BEKISi"/>
+    <w:bookmarkEnd w:id="352"/>
+    <w:bookmarkStart w:id="355" w:name="ref-149BEKISi"/>
     <w:p>
       <w:pPr>
         <w:pStyle w:val="Bibliography"/>
@@ -16095,7 +16530,7 @@
       <w:r>
         <w:t xml:space="preserve"> </w:t>
       </w:r>
-      <w:hyperlink r:id="rId352">
+      <w:hyperlink r:id="rId353">
         <w:r>
           <w:rPr>
             <w:rStyle w:val="Hyperlink"/>
@@ -16112,7 +16547,7 @@
       <w:r>
         <w:t xml:space="preserve"> </w:t>
       </w:r>
-      <w:hyperlink r:id="rId353">
+      <w:hyperlink r:id="rId354">
         <w:r>
           <w:rPr>
             <w:rStyle w:val="Hyperlink"/>
@@ -16121,8 +16556,8 @@
         </w:r>
       </w:hyperlink>
     </w:p>
-    <w:bookmarkEnd w:id="354"/>
-    <w:bookmarkStart w:id="359" w:name="ref-V6KdWVYi"/>
+    <w:bookmarkEnd w:id="355"/>
+    <w:bookmarkStart w:id="360" w:name="ref-V6KdWVYi"/>
     <w:p>
       <w:pPr>
         <w:pStyle w:val="Bibliography"/>
@@ -16168,7 +16603,7 @@
       <w:r>
         <w:t xml:space="preserve"> </w:t>
       </w:r>
-      <w:hyperlink r:id="rId355">
+      <w:hyperlink r:id="rId356">
         <w:r>
           <w:rPr>
             <w:rStyle w:val="Hyperlink"/>
@@ -16185,7 +16620,7 @@
       <w:r>
         <w:t xml:space="preserve"> </w:t>
       </w:r>
-      <w:hyperlink r:id="rId356">
+      <w:hyperlink r:id="rId357">
         <w:r>
           <w:rPr>
             <w:rStyle w:val="Hyperlink"/>
@@ -16202,7 +16637,7 @@
       <w:r>
         <w:t xml:space="preserve"> </w:t>
       </w:r>
-      <w:hyperlink r:id="rId357">
+      <w:hyperlink r:id="rId358">
         <w:r>
           <w:rPr>
             <w:rStyle w:val="Hyperlink"/>
@@ -16219,7 +16654,7 @@
       <w:r>
         <w:t xml:space="preserve"> </w:t>
       </w:r>
-      <w:hyperlink r:id="rId358">
+      <w:hyperlink r:id="rId359">
         <w:r>
           <w:rPr>
             <w:rStyle w:val="Hyperlink"/>
@@ -16228,8 +16663,8 @@
         </w:r>
       </w:hyperlink>
     </w:p>
-    <w:bookmarkEnd w:id="359"/>
-    <w:bookmarkStart w:id="364" w:name="ref-trQRR8fs"/>
+    <w:bookmarkEnd w:id="360"/>
+    <w:bookmarkStart w:id="365" w:name="ref-trQRR8fs"/>
     <w:p>
       <w:pPr>
         <w:pStyle w:val="Bibliography"/>
@@ -16275,7 +16710,7 @@
       <w:r>
         <w:t xml:space="preserve"> </w:t>
       </w:r>
-      <w:hyperlink r:id="rId360">
+      <w:hyperlink r:id="rId361">
         <w:r>
           <w:rPr>
             <w:rStyle w:val="Hyperlink"/>
@@ -16292,7 +16727,7 @@
       <w:r>
         <w:t xml:space="preserve"> </w:t>
       </w:r>
-      <w:hyperlink r:id="rId361">
+      <w:hyperlink r:id="rId362">
         <w:r>
           <w:rPr>
             <w:rStyle w:val="Hyperlink"/>
@@ -16309,7 +16744,7 @@
       <w:r>
         <w:t xml:space="preserve"> </w:t>
       </w:r>
-      <w:hyperlink r:id="rId362">
+      <w:hyperlink r:id="rId363">
         <w:r>
           <w:rPr>
             <w:rStyle w:val="Hyperlink"/>
@@ -16326,7 +16761,7 @@
       <w:r>
         <w:t xml:space="preserve"> </w:t>
       </w:r>
-      <w:hyperlink r:id="rId363">
+      <w:hyperlink r:id="rId364">
         <w:r>
           <w:rPr>
             <w:rStyle w:val="Hyperlink"/>
@@ -16335,8 +16770,8 @@
         </w:r>
       </w:hyperlink>
     </w:p>
-    <w:bookmarkEnd w:id="364"/>
-    <w:bookmarkStart w:id="369" w:name="ref-ZQ0L3o1q"/>
+    <w:bookmarkEnd w:id="365"/>
+    <w:bookmarkStart w:id="370" w:name="ref-ZQ0L3o1q"/>
     <w:p>
       <w:pPr>
         <w:pStyle w:val="Bibliography"/>
@@ -16382,7 +16817,7 @@
       <w:r>
         <w:t xml:space="preserve"> </w:t>
       </w:r>
-      <w:hyperlink r:id="rId365">
+      <w:hyperlink r:id="rId366">
         <w:r>
           <w:rPr>
             <w:rStyle w:val="Hyperlink"/>
@@ -16399,7 +16834,7 @@
       <w:r>
         <w:t xml:space="preserve"> </w:t>
       </w:r>
-      <w:hyperlink r:id="rId366">
+      <w:hyperlink r:id="rId367">
         <w:r>
           <w:rPr>
             <w:rStyle w:val="Hyperlink"/>
@@ -16416,7 +16851,7 @@
       <w:r>
         <w:t xml:space="preserve"> </w:t>
       </w:r>
-      <w:hyperlink r:id="rId367">
+      <w:hyperlink r:id="rId368">
         <w:r>
           <w:rPr>
             <w:rStyle w:val="Hyperlink"/>
@@ -16433,7 +16868,7 @@
       <w:r>
         <w:t xml:space="preserve"> </w:t>
       </w:r>
-      <w:hyperlink r:id="rId368">
+      <w:hyperlink r:id="rId369">
         <w:r>
           <w:rPr>
             <w:rStyle w:val="Hyperlink"/>
@@ -16442,8 +16877,8 @@
         </w:r>
       </w:hyperlink>
     </w:p>
-    <w:bookmarkEnd w:id="369"/>
-    <w:bookmarkStart w:id="374" w:name="ref-1F3i4BvCt"/>
+    <w:bookmarkEnd w:id="370"/>
+    <w:bookmarkStart w:id="375" w:name="ref-1F3i4BvCt"/>
     <w:p>
       <w:pPr>
         <w:pStyle w:val="Bibliography"/>
@@ -16489,7 +16924,7 @@
       <w:r>
         <w:t xml:space="preserve"> </w:t>
       </w:r>
-      <w:hyperlink r:id="rId370">
+      <w:hyperlink r:id="rId371">
         <w:r>
           <w:rPr>
             <w:rStyle w:val="Hyperlink"/>
@@ -16506,7 +16941,7 @@
       <w:r>
         <w:t xml:space="preserve"> </w:t>
       </w:r>
-      <w:hyperlink r:id="rId371">
+      <w:hyperlink r:id="rId372">
         <w:r>
           <w:rPr>
             <w:rStyle w:val="Hyperlink"/>
@@ -16523,7 +16958,7 @@
       <w:r>
         <w:t xml:space="preserve"> </w:t>
       </w:r>
-      <w:hyperlink r:id="rId372">
+      <w:hyperlink r:id="rId373">
         <w:r>
           <w:rPr>
             <w:rStyle w:val="Hyperlink"/>
@@ -16540,7 +16975,7 @@
       <w:r>
         <w:t xml:space="preserve"> </w:t>
       </w:r>
-      <w:hyperlink r:id="rId373">
+      <w:hyperlink r:id="rId374">
         <w:r>
           <w:rPr>
             <w:rStyle w:val="Hyperlink"/>
@@ -16549,8 +16984,8 @@
         </w:r>
       </w:hyperlink>
     </w:p>
-    <w:bookmarkEnd w:id="374"/>
-    <w:bookmarkStart w:id="379" w:name="ref-UTxRcYIQ"/>
+    <w:bookmarkEnd w:id="375"/>
+    <w:bookmarkStart w:id="380" w:name="ref-UTxRcYIQ"/>
     <w:p>
       <w:pPr>
         <w:pStyle w:val="Bibliography"/>
@@ -16596,7 +17031,7 @@
       <w:r>
         <w:t xml:space="preserve"> </w:t>
       </w:r>
-      <w:hyperlink r:id="rId375">
+      <w:hyperlink r:id="rId376">
         <w:r>
           <w:rPr>
             <w:rStyle w:val="Hyperlink"/>
@@ -16613,7 +17048,7 @@
       <w:r>
         <w:t xml:space="preserve"> </w:t>
       </w:r>
-      <w:hyperlink r:id="rId376">
+      <w:hyperlink r:id="rId377">
         <w:r>
           <w:rPr>
             <w:rStyle w:val="Hyperlink"/>
@@ -16630,7 +17065,7 @@
       <w:r>
         <w:t xml:space="preserve"> </w:t>
       </w:r>
-      <w:hyperlink r:id="rId377">
+      <w:hyperlink r:id="rId378">
         <w:r>
           <w:rPr>
             <w:rStyle w:val="Hyperlink"/>
@@ -16647,7 +17082,7 @@
       <w:r>
         <w:t xml:space="preserve"> </w:t>
       </w:r>
-      <w:hyperlink r:id="rId378">
+      <w:hyperlink r:id="rId379">
         <w:r>
           <w:rPr>
             <w:rStyle w:val="Hyperlink"/>
@@ -16656,8 +17091,8 @@
         </w:r>
       </w:hyperlink>
     </w:p>
-    <w:bookmarkEnd w:id="379"/>
-    <w:bookmarkStart w:id="384" w:name="ref-14nSa8zB9"/>
+    <w:bookmarkEnd w:id="380"/>
+    <w:bookmarkStart w:id="385" w:name="ref-14nSa8zB9"/>
     <w:p>
       <w:pPr>
         <w:pStyle w:val="Bibliography"/>
@@ -16703,7 +17138,7 @@
       <w:r>
         <w:t xml:space="preserve"> </w:t>
       </w:r>
-      <w:hyperlink r:id="rId380">
+      <w:hyperlink r:id="rId381">
         <w:r>
           <w:rPr>
             <w:rStyle w:val="Hyperlink"/>
@@ -16720,7 +17155,7 @@
       <w:r>
         <w:t xml:space="preserve"> </w:t>
       </w:r>
-      <w:hyperlink r:id="rId381">
+      <w:hyperlink r:id="rId382">
         <w:r>
           <w:rPr>
             <w:rStyle w:val="Hyperlink"/>
@@ -16737,7 +17172,7 @@
       <w:r>
         <w:t xml:space="preserve"> </w:t>
       </w:r>
-      <w:hyperlink r:id="rId382">
+      <w:hyperlink r:id="rId383">
         <w:r>
           <w:rPr>
             <w:rStyle w:val="Hyperlink"/>
@@ -16754,7 +17189,7 @@
       <w:r>
         <w:t xml:space="preserve"> </w:t>
       </w:r>
-      <w:hyperlink r:id="rId383">
+      <w:hyperlink r:id="rId384">
         <w:r>
           <w:rPr>
             <w:rStyle w:val="Hyperlink"/>
@@ -16763,8 +17198,8 @@
         </w:r>
       </w:hyperlink>
     </w:p>
-    <w:bookmarkEnd w:id="384"/>
-    <w:bookmarkStart w:id="389" w:name="ref-dxeON3tz"/>
+    <w:bookmarkEnd w:id="385"/>
+    <w:bookmarkStart w:id="390" w:name="ref-dxeON3tz"/>
     <w:p>
       <w:pPr>
         <w:pStyle w:val="Bibliography"/>
@@ -16810,7 +17245,7 @@
       <w:r>
         <w:t xml:space="preserve"> </w:t>
       </w:r>
-      <w:hyperlink r:id="rId385">
+      <w:hyperlink r:id="rId386">
         <w:r>
           <w:rPr>
             <w:rStyle w:val="Hyperlink"/>
@@ -16827,7 +17262,7 @@
       <w:r>
         <w:t xml:space="preserve"> </w:t>
       </w:r>
-      <w:hyperlink r:id="rId386">
+      <w:hyperlink r:id="rId387">
         <w:r>
           <w:rPr>
             <w:rStyle w:val="Hyperlink"/>
@@ -16844,7 +17279,7 @@
       <w:r>
         <w:t xml:space="preserve"> </w:t>
       </w:r>
-      <w:hyperlink r:id="rId387">
+      <w:hyperlink r:id="rId388">
         <w:r>
           <w:rPr>
             <w:rStyle w:val="Hyperlink"/>
@@ -16861,7 +17296,7 @@
       <w:r>
         <w:t xml:space="preserve"> </w:t>
       </w:r>
-      <w:hyperlink r:id="rId388">
+      <w:hyperlink r:id="rId389">
         <w:r>
           <w:rPr>
             <w:rStyle w:val="Hyperlink"/>
@@ -16870,8 +17305,8 @@
         </w:r>
       </w:hyperlink>
     </w:p>
-    <w:bookmarkEnd w:id="389"/>
-    <w:bookmarkStart w:id="394" w:name="ref-15Yz3j9AA"/>
+    <w:bookmarkEnd w:id="390"/>
+    <w:bookmarkStart w:id="395" w:name="ref-15Yz3j9AA"/>
     <w:p>
       <w:pPr>
         <w:pStyle w:val="Bibliography"/>
@@ -16917,7 +17352,7 @@
       <w:r>
         <w:t xml:space="preserve"> </w:t>
       </w:r>
-      <w:hyperlink r:id="rId390">
+      <w:hyperlink r:id="rId391">
         <w:r>
           <w:rPr>
             <w:rStyle w:val="Hyperlink"/>
@@ -16934,7 +17369,7 @@
       <w:r>
         <w:t xml:space="preserve"> </w:t>
       </w:r>
-      <w:hyperlink r:id="rId391">
+      <w:hyperlink r:id="rId392">
         <w:r>
           <w:rPr>
             <w:rStyle w:val="Hyperlink"/>
@@ -16951,7 +17386,7 @@
       <w:r>
         <w:t xml:space="preserve"> </w:t>
       </w:r>
-      <w:hyperlink r:id="rId392">
+      <w:hyperlink r:id="rId393">
         <w:r>
           <w:rPr>
             <w:rStyle w:val="Hyperlink"/>
@@ -16968,7 +17403,7 @@
       <w:r>
         <w:t xml:space="preserve"> </w:t>
       </w:r>
-      <w:hyperlink r:id="rId393">
+      <w:hyperlink r:id="rId394">
         <w:r>
           <w:rPr>
             <w:rStyle w:val="Hyperlink"/>
@@ -16977,8 +17412,8 @@
         </w:r>
       </w:hyperlink>
     </w:p>
-    <w:bookmarkEnd w:id="394"/>
-    <w:bookmarkStart w:id="399" w:name="ref-HOfcb651"/>
+    <w:bookmarkEnd w:id="395"/>
+    <w:bookmarkStart w:id="400" w:name="ref-HOfcb651"/>
     <w:p>
       <w:pPr>
         <w:pStyle w:val="Bibliography"/>
@@ -17024,7 +17459,7 @@
       <w:r>
         <w:t xml:space="preserve"> </w:t>
       </w:r>
-      <w:hyperlink r:id="rId395">
+      <w:hyperlink r:id="rId396">
         <w:r>
           <w:rPr>
             <w:rStyle w:val="Hyperlink"/>
@@ -17041,7 +17476,7 @@
       <w:r>
         <w:t xml:space="preserve"> </w:t>
       </w:r>
-      <w:hyperlink r:id="rId396">
+      <w:hyperlink r:id="rId397">
         <w:r>
           <w:rPr>
             <w:rStyle w:val="Hyperlink"/>
@@ -17058,7 +17493,7 @@
       <w:r>
         <w:t xml:space="preserve"> </w:t>
       </w:r>
-      <w:hyperlink r:id="rId397">
+      <w:hyperlink r:id="rId398">
         <w:r>
           <w:rPr>
             <w:rStyle w:val="Hyperlink"/>
@@ -17075,7 +17510,7 @@
       <w:r>
         <w:t xml:space="preserve"> </w:t>
       </w:r>
-      <w:hyperlink r:id="rId398">
+      <w:hyperlink r:id="rId399">
         <w:r>
           <w:rPr>
             <w:rStyle w:val="Hyperlink"/>
@@ -17084,8 +17519,8 @@
         </w:r>
       </w:hyperlink>
     </w:p>
-    <w:bookmarkEnd w:id="399"/>
-    <w:bookmarkStart w:id="404" w:name="ref-19a3Xf4h3"/>
+    <w:bookmarkEnd w:id="400"/>
+    <w:bookmarkStart w:id="405" w:name="ref-19a3Xf4h3"/>
     <w:p>
       <w:pPr>
         <w:pStyle w:val="Bibliography"/>
@@ -17131,7 +17566,7 @@
       <w:r>
         <w:t xml:space="preserve"> </w:t>
       </w:r>
-      <w:hyperlink r:id="rId400">
+      <w:hyperlink r:id="rId401">
         <w:r>
           <w:rPr>
             <w:rStyle w:val="Hyperlink"/>
@@ -17148,7 +17583,7 @@
       <w:r>
         <w:t xml:space="preserve"> </w:t>
       </w:r>
-      <w:hyperlink r:id="rId401">
+      <w:hyperlink r:id="rId402">
         <w:r>
           <w:rPr>
             <w:rStyle w:val="Hyperlink"/>
@@ -17165,7 +17600,7 @@
       <w:r>
         <w:t xml:space="preserve"> </w:t>
       </w:r>
-      <w:hyperlink r:id="rId402">
+      <w:hyperlink r:id="rId403">
         <w:r>
           <w:rPr>
             <w:rStyle w:val="Hyperlink"/>
@@ -17182,7 +17617,7 @@
       <w:r>
         <w:t xml:space="preserve"> </w:t>
       </w:r>
-      <w:hyperlink r:id="rId403">
+      <w:hyperlink r:id="rId404">
         <w:r>
           <w:rPr>
             <w:rStyle w:val="Hyperlink"/>
@@ -17191,8 +17626,8 @@
         </w:r>
       </w:hyperlink>
     </w:p>
-    <w:bookmarkEnd w:id="404"/>
-    <w:bookmarkStart w:id="409" w:name="ref-DuQpY5dg"/>
+    <w:bookmarkEnd w:id="405"/>
+    <w:bookmarkStart w:id="410" w:name="ref-DuQpY5dg"/>
     <w:p>
       <w:pPr>
         <w:pStyle w:val="Bibliography"/>
@@ -17238,7 +17673,7 @@
       <w:r>
         <w:t xml:space="preserve"> </w:t>
       </w:r>
-      <w:hyperlink r:id="rId405">
+      <w:hyperlink r:id="rId406">
         <w:r>
           <w:rPr>
             <w:rStyle w:val="Hyperlink"/>
@@ -17255,7 +17690,7 @@
       <w:r>
         <w:t xml:space="preserve"> </w:t>
       </w:r>
-      <w:hyperlink r:id="rId406">
+      <w:hyperlink r:id="rId407">
         <w:r>
           <w:rPr>
             <w:rStyle w:val="Hyperlink"/>
@@ -17272,7 +17707,7 @@
       <w:r>
         <w:t xml:space="preserve"> </w:t>
       </w:r>
-      <w:hyperlink r:id="rId407">
+      <w:hyperlink r:id="rId408">
         <w:r>
           <w:rPr>
             <w:rStyle w:val="Hyperlink"/>
@@ -17289,7 +17724,7 @@
       <w:r>
         <w:t xml:space="preserve"> </w:t>
       </w:r>
-      <w:hyperlink r:id="rId408">
+      <w:hyperlink r:id="rId409">
         <w:r>
           <w:rPr>
             <w:rStyle w:val="Hyperlink"/>
@@ -17298,8 +17733,8 @@
         </w:r>
       </w:hyperlink>
     </w:p>
-    <w:bookmarkEnd w:id="409"/>
-    <w:bookmarkStart w:id="412" w:name="ref-rqYlIiAi"/>
+    <w:bookmarkEnd w:id="410"/>
+    <w:bookmarkStart w:id="413" w:name="ref-rqYlIiAi"/>
     <w:p>
       <w:pPr>
         <w:pStyle w:val="Bibliography"/>
@@ -17345,7 +17780,7 @@
       <w:r>
         <w:t xml:space="preserve"> </w:t>
       </w:r>
-      <w:hyperlink r:id="rId410">
+      <w:hyperlink r:id="rId411">
         <w:r>
           <w:rPr>
             <w:rStyle w:val="Hyperlink"/>
@@ -17362,7 +17797,7 @@
       <w:r>
         <w:t xml:space="preserve"> </w:t>
       </w:r>
-      <w:hyperlink r:id="rId411">
+      <w:hyperlink r:id="rId412">
         <w:r>
           <w:rPr>
             <w:rStyle w:val="Hyperlink"/>
@@ -17371,8 +17806,8 @@
         </w:r>
       </w:hyperlink>
     </w:p>
-    <w:bookmarkEnd w:id="412"/>
-    <w:bookmarkStart w:id="417" w:name="ref-10LfPTs0c"/>
+    <w:bookmarkEnd w:id="413"/>
+    <w:bookmarkStart w:id="418" w:name="ref-10LfPTs0c"/>
     <w:p>
       <w:pPr>
         <w:pStyle w:val="Bibliography"/>
@@ -17418,7 +17853,7 @@
       <w:r>
         <w:t xml:space="preserve"> </w:t>
       </w:r>
-      <w:hyperlink r:id="rId413">
+      <w:hyperlink r:id="rId414">
         <w:r>
           <w:rPr>
             <w:rStyle w:val="Hyperlink"/>
@@ -17435,7 +17870,7 @@
       <w:r>
         <w:t xml:space="preserve"> </w:t>
       </w:r>
-      <w:hyperlink r:id="rId414">
+      <w:hyperlink r:id="rId415">
         <w:r>
           <w:rPr>
             <w:rStyle w:val="Hyperlink"/>
@@ -17452,7 +17887,7 @@
       <w:r>
         <w:t xml:space="preserve"> </w:t>
       </w:r>
-      <w:hyperlink r:id="rId415">
+      <w:hyperlink r:id="rId416">
         <w:r>
           <w:rPr>
             <w:rStyle w:val="Hyperlink"/>
@@ -17469,7 +17904,7 @@
       <w:r>
         <w:t xml:space="preserve"> </w:t>
       </w:r>
-      <w:hyperlink r:id="rId416">
+      <w:hyperlink r:id="rId417">
         <w:r>
           <w:rPr>
             <w:rStyle w:val="Hyperlink"/>
@@ -17478,8 +17913,8 @@
         </w:r>
       </w:hyperlink>
     </w:p>
-    <w:bookmarkEnd w:id="417"/>
-    <w:bookmarkStart w:id="422" w:name="ref-bKpYR6PB"/>
+    <w:bookmarkEnd w:id="418"/>
+    <w:bookmarkStart w:id="423" w:name="ref-bKpYR6PB"/>
     <w:p>
       <w:pPr>
         <w:pStyle w:val="Bibliography"/>
@@ -17525,7 +17960,7 @@
       <w:r>
         <w:t xml:space="preserve"> </w:t>
       </w:r>
-      <w:hyperlink r:id="rId418">
+      <w:hyperlink r:id="rId419">
         <w:r>
           <w:rPr>
             <w:rStyle w:val="Hyperlink"/>
@@ -17542,7 +17977,7 @@
       <w:r>
         <w:t xml:space="preserve"> </w:t>
       </w:r>
-      <w:hyperlink r:id="rId419">
+      <w:hyperlink r:id="rId420">
         <w:r>
           <w:rPr>
             <w:rStyle w:val="Hyperlink"/>
@@ -17559,7 +17994,7 @@
       <w:r>
         <w:t xml:space="preserve"> </w:t>
       </w:r>
-      <w:hyperlink r:id="rId420">
+      <w:hyperlink r:id="rId421">
         <w:r>
           <w:rPr>
             <w:rStyle w:val="Hyperlink"/>
@@ -17576,7 +18011,7 @@
       <w:r>
         <w:t xml:space="preserve"> </w:t>
       </w:r>
-      <w:hyperlink r:id="rId421">
+      <w:hyperlink r:id="rId422">
         <w:r>
           <w:rPr>
             <w:rStyle w:val="Hyperlink"/>
@@ -17585,8 +18020,8 @@
         </w:r>
       </w:hyperlink>
     </w:p>
-    <w:bookmarkEnd w:id="422"/>
-    <w:bookmarkStart w:id="427" w:name="ref-2rzcFP4J"/>
+    <w:bookmarkEnd w:id="423"/>
+    <w:bookmarkStart w:id="428" w:name="ref-2rzcFP4J"/>
     <w:p>
       <w:pPr>
         <w:pStyle w:val="Bibliography"/>
@@ -17632,7 +18067,7 @@
       <w:r>
         <w:t xml:space="preserve"> </w:t>
       </w:r>
-      <w:hyperlink r:id="rId423">
+      <w:hyperlink r:id="rId424">
         <w:r>
           <w:rPr>
             <w:rStyle w:val="Hyperlink"/>
@@ -17649,7 +18084,7 @@
       <w:r>
         <w:t xml:space="preserve"> </w:t>
       </w:r>
-      <w:hyperlink r:id="rId424">
+      <w:hyperlink r:id="rId425">
         <w:r>
           <w:rPr>
             <w:rStyle w:val="Hyperlink"/>
@@ -17666,7 +18101,7 @@
       <w:r>
         <w:t xml:space="preserve"> </w:t>
       </w:r>
-      <w:hyperlink r:id="rId425">
+      <w:hyperlink r:id="rId426">
         <w:r>
           <w:rPr>
             <w:rStyle w:val="Hyperlink"/>
@@ -17683,7 +18118,7 @@
       <w:r>
         <w:t xml:space="preserve"> </w:t>
       </w:r>
-      <w:hyperlink r:id="rId426">
+      <w:hyperlink r:id="rId427">
         <w:r>
           <w:rPr>
             <w:rStyle w:val="Hyperlink"/>
@@ -17692,8 +18127,8 @@
         </w:r>
       </w:hyperlink>
     </w:p>
-    <w:bookmarkEnd w:id="427"/>
-    <w:bookmarkStart w:id="432" w:name="ref-1B2RVFOKK"/>
+    <w:bookmarkEnd w:id="428"/>
+    <w:bookmarkStart w:id="433" w:name="ref-1B2RVFOKK"/>
     <w:p>
       <w:pPr>
         <w:pStyle w:val="Bibliography"/>
@@ -17739,7 +18174,7 @@
       <w:r>
         <w:t xml:space="preserve"> </w:t>
       </w:r>
-      <w:hyperlink r:id="rId428">
+      <w:hyperlink r:id="rId429">
         <w:r>
           <w:rPr>
             <w:rStyle w:val="Hyperlink"/>
@@ -17756,7 +18191,7 @@
       <w:r>
         <w:t xml:space="preserve"> </w:t>
       </w:r>
-      <w:hyperlink r:id="rId429">
+      <w:hyperlink r:id="rId430">
         <w:r>
           <w:rPr>
             <w:rStyle w:val="Hyperlink"/>
@@ -17773,7 +18208,7 @@
       <w:r>
         <w:t xml:space="preserve"> </w:t>
       </w:r>
-      <w:hyperlink r:id="rId430">
+      <w:hyperlink r:id="rId431">
         <w:r>
           <w:rPr>
             <w:rStyle w:val="Hyperlink"/>
@@ -17790,7 +18225,7 @@
       <w:r>
         <w:t xml:space="preserve"> </w:t>
       </w:r>
-      <w:hyperlink r:id="rId431">
+      <w:hyperlink r:id="rId432">
         <w:r>
           <w:rPr>
             <w:rStyle w:val="Hyperlink"/>
@@ -17799,8 +18234,8 @@
         </w:r>
       </w:hyperlink>
     </w:p>
-    <w:bookmarkEnd w:id="432"/>
-    <w:bookmarkStart w:id="437" w:name="ref-G4kbj7VC"/>
+    <w:bookmarkEnd w:id="433"/>
+    <w:bookmarkStart w:id="438" w:name="ref-G4kbj7VC"/>
     <w:p>
       <w:pPr>
         <w:pStyle w:val="Bibliography"/>
@@ -17846,7 +18281,7 @@
       <w:r>
         <w:t xml:space="preserve"> </w:t>
       </w:r>
-      <w:hyperlink r:id="rId433">
+      <w:hyperlink r:id="rId434">
         <w:r>
           <w:rPr>
             <w:rStyle w:val="Hyperlink"/>
@@ -17863,7 +18298,7 @@
       <w:r>
         <w:t xml:space="preserve"> </w:t>
       </w:r>
-      <w:hyperlink r:id="rId434">
+      <w:hyperlink r:id="rId435">
         <w:r>
           <w:rPr>
             <w:rStyle w:val="Hyperlink"/>
@@ -17880,7 +18315,7 @@
       <w:r>
         <w:t xml:space="preserve"> </w:t>
       </w:r>
-      <w:hyperlink r:id="rId435">
+      <w:hyperlink r:id="rId436">
         <w:r>
           <w:rPr>
             <w:rStyle w:val="Hyperlink"/>
@@ -17897,7 +18332,7 @@
       <w:r>
         <w:t xml:space="preserve"> </w:t>
       </w:r>
-      <w:hyperlink r:id="rId436">
+      <w:hyperlink r:id="rId437">
         <w:r>
           <w:rPr>
             <w:rStyle w:val="Hyperlink"/>
@@ -17906,8 +18341,8 @@
         </w:r>
       </w:hyperlink>
     </w:p>
-    <w:bookmarkEnd w:id="437"/>
-    <w:bookmarkStart w:id="441" w:name="ref-VLwxfMaF"/>
+    <w:bookmarkEnd w:id="438"/>
+    <w:bookmarkStart w:id="442" w:name="ref-VLwxfMaF"/>
     <w:p>
       <w:pPr>
         <w:pStyle w:val="Bibliography"/>
@@ -17953,7 +18388,7 @@
       <w:r>
         <w:t xml:space="preserve"> </w:t>
       </w:r>
-      <w:hyperlink r:id="rId438">
+      <w:hyperlink r:id="rId439">
         <w:r>
           <w:rPr>
             <w:rStyle w:val="Hyperlink"/>
@@ -17970,7 +18405,7 @@
       <w:r>
         <w:t xml:space="preserve"> </w:t>
       </w:r>
-      <w:hyperlink r:id="rId439">
+      <w:hyperlink r:id="rId440">
         <w:r>
           <w:rPr>
             <w:rStyle w:val="Hyperlink"/>
@@ -17987,7 +18422,7 @@
       <w:r>
         <w:t xml:space="preserve"> </w:t>
       </w:r>
-      <w:hyperlink r:id="rId440">
+      <w:hyperlink r:id="rId441">
         <w:r>
           <w:rPr>
             <w:rStyle w:val="Hyperlink"/>
@@ -17996,8 +18431,8 @@
         </w:r>
       </w:hyperlink>
     </w:p>
-    <w:bookmarkEnd w:id="441"/>
-    <w:bookmarkStart w:id="443" w:name="ref-Z38xUgBW"/>
+    <w:bookmarkEnd w:id="442"/>
+    <w:bookmarkStart w:id="444" w:name="ref-Z38xUgBW"/>
     <w:p>
       <w:pPr>
         <w:pStyle w:val="Bibliography"/>
@@ -18043,7 +18478,7 @@
       <w:r>
         <w:t xml:space="preserve"> </w:t>
       </w:r>
-      <w:hyperlink r:id="rId442">
+      <w:hyperlink r:id="rId443">
         <w:r>
           <w:rPr>
             <w:rStyle w:val="Hyperlink"/>
@@ -18060,7 +18495,7 @@
       <w:r>
         <w:t xml:space="preserve"> </w:t>
       </w:r>
-      <w:hyperlink r:id="rId442">
+      <w:hyperlink r:id="rId443">
         <w:r>
           <w:rPr>
             <w:rStyle w:val="Hyperlink"/>
@@ -18069,8 +18504,8 @@
         </w:r>
       </w:hyperlink>
     </w:p>
-    <w:bookmarkEnd w:id="443"/>
-    <w:bookmarkStart w:id="448" w:name="ref-KhxTOfIb"/>
+    <w:bookmarkEnd w:id="444"/>
+    <w:bookmarkStart w:id="449" w:name="ref-KhxTOfIb"/>
     <w:p>
       <w:pPr>
         <w:pStyle w:val="Bibliography"/>
@@ -18116,7 +18551,7 @@
       <w:r>
         <w:t xml:space="preserve"> </w:t>
       </w:r>
-      <w:hyperlink r:id="rId444">
+      <w:hyperlink r:id="rId445">
         <w:r>
           <w:rPr>
             <w:rStyle w:val="Hyperlink"/>
@@ -18133,7 +18568,7 @@
       <w:r>
         <w:t xml:space="preserve"> </w:t>
       </w:r>
-      <w:hyperlink r:id="rId445">
+      <w:hyperlink r:id="rId446">
         <w:r>
           <w:rPr>
             <w:rStyle w:val="Hyperlink"/>
@@ -18150,7 +18585,7 @@
       <w:r>
         <w:t xml:space="preserve"> </w:t>
       </w:r>
-      <w:hyperlink r:id="rId446">
+      <w:hyperlink r:id="rId447">
         <w:r>
           <w:rPr>
             <w:rStyle w:val="Hyperlink"/>
@@ -18167,7 +18602,7 @@
       <w:r>
         <w:t xml:space="preserve"> </w:t>
       </w:r>
-      <w:hyperlink r:id="rId447">
+      <w:hyperlink r:id="rId448">
         <w:r>
           <w:rPr>
             <w:rStyle w:val="Hyperlink"/>
@@ -18176,8 +18611,8 @@
         </w:r>
       </w:hyperlink>
     </w:p>
-    <w:bookmarkEnd w:id="448"/>
-    <w:bookmarkStart w:id="453" w:name="ref-kG8qNLrs"/>
+    <w:bookmarkEnd w:id="449"/>
+    <w:bookmarkStart w:id="454" w:name="ref-kG8qNLrs"/>
     <w:p>
       <w:pPr>
         <w:pStyle w:val="Bibliography"/>
@@ -18220,7 +18655,7 @@
       <w:r>
         <w:t xml:space="preserve"> </w:t>
       </w:r>
-      <w:hyperlink r:id="rId449">
+      <w:hyperlink r:id="rId450">
         <w:r>
           <w:rPr>
             <w:rStyle w:val="Hyperlink"/>
@@ -18237,7 +18672,7 @@
       <w:r>
         <w:t xml:space="preserve"> </w:t>
       </w:r>
-      <w:hyperlink r:id="rId450">
+      <w:hyperlink r:id="rId451">
         <w:r>
           <w:rPr>
             <w:rStyle w:val="Hyperlink"/>
@@ -18254,7 +18689,7 @@
       <w:r>
         <w:t xml:space="preserve"> </w:t>
       </w:r>
-      <w:hyperlink r:id="rId451">
+      <w:hyperlink r:id="rId452">
         <w:r>
           <w:rPr>
             <w:rStyle w:val="Hyperlink"/>
@@ -18271,7 +18706,7 @@
       <w:r>
         <w:t xml:space="preserve"> </w:t>
       </w:r>
-      <w:hyperlink r:id="rId452">
+      <w:hyperlink r:id="rId453">
         <w:r>
           <w:rPr>
             <w:rStyle w:val="Hyperlink"/>
@@ -18280,8 +18715,8 @@
         </w:r>
       </w:hyperlink>
     </w:p>
-    <w:bookmarkEnd w:id="453"/>
-    <w:bookmarkStart w:id="458" w:name="ref-1EbWJlH4p"/>
+    <w:bookmarkEnd w:id="454"/>
+    <w:bookmarkStart w:id="459" w:name="ref-1EbWJlH4p"/>
     <w:p>
       <w:pPr>
         <w:pStyle w:val="Bibliography"/>
@@ -18327,7 +18762,7 @@
       <w:r>
         <w:t xml:space="preserve"> </w:t>
       </w:r>
-      <w:hyperlink r:id="rId454">
+      <w:hyperlink r:id="rId455">
         <w:r>
           <w:rPr>
             <w:rStyle w:val="Hyperlink"/>
@@ -18344,7 +18779,7 @@
       <w:r>
         <w:t xml:space="preserve"> </w:t>
       </w:r>
-      <w:hyperlink r:id="rId455">
+      <w:hyperlink r:id="rId456">
         <w:r>
           <w:rPr>
             <w:rStyle w:val="Hyperlink"/>
@@ -18361,7 +18796,7 @@
       <w:r>
         <w:t xml:space="preserve"> </w:t>
       </w:r>
-      <w:hyperlink r:id="rId456">
+      <w:hyperlink r:id="rId457">
         <w:r>
           <w:rPr>
             <w:rStyle w:val="Hyperlink"/>
@@ -18378,7 +18813,7 @@
       <w:r>
         <w:t xml:space="preserve"> </w:t>
       </w:r>
-      <w:hyperlink r:id="rId457">
+      <w:hyperlink r:id="rId458">
         <w:r>
           <w:rPr>
             <w:rStyle w:val="Hyperlink"/>
@@ -18387,8 +18822,8 @@
         </w:r>
       </w:hyperlink>
     </w:p>
-    <w:bookmarkEnd w:id="458"/>
-    <w:bookmarkStart w:id="463" w:name="ref-6F5vK3sT"/>
+    <w:bookmarkEnd w:id="459"/>
+    <w:bookmarkStart w:id="464" w:name="ref-6F5vK3sT"/>
     <w:p>
       <w:pPr>
         <w:pStyle w:val="Bibliography"/>
@@ -18434,7 +18869,7 @@
       <w:r>
         <w:t xml:space="preserve"> </w:t>
       </w:r>
-      <w:hyperlink r:id="rId459">
+      <w:hyperlink r:id="rId460">
         <w:r>
           <w:rPr>
             <w:rStyle w:val="Hyperlink"/>
@@ -18451,7 +18886,7 @@
       <w:r>
         <w:t xml:space="preserve"> </w:t>
       </w:r>
-      <w:hyperlink r:id="rId460">
+      <w:hyperlink r:id="rId461">
         <w:r>
           <w:rPr>
             <w:rStyle w:val="Hyperlink"/>
@@ -18468,7 +18903,7 @@
       <w:r>
         <w:t xml:space="preserve"> </w:t>
       </w:r>
-      <w:hyperlink r:id="rId461">
+      <w:hyperlink r:id="rId462">
         <w:r>
           <w:rPr>
             <w:rStyle w:val="Hyperlink"/>
@@ -18485,7 +18920,7 @@
       <w:r>
         <w:t xml:space="preserve"> </w:t>
       </w:r>
-      <w:hyperlink r:id="rId462">
+      <w:hyperlink r:id="rId463">
         <w:r>
           <w:rPr>
             <w:rStyle w:val="Hyperlink"/>
@@ -18494,8 +18929,8 @@
         </w:r>
       </w:hyperlink>
     </w:p>
-    <w:bookmarkEnd w:id="463"/>
-    <w:bookmarkStart w:id="468" w:name="ref-gaCrHroW"/>
+    <w:bookmarkEnd w:id="464"/>
+    <w:bookmarkStart w:id="469" w:name="ref-gaCrHroW"/>
     <w:p>
       <w:pPr>
         <w:pStyle w:val="Bibliography"/>
@@ -18541,7 +18976,7 @@
       <w:r>
         <w:t xml:space="preserve"> </w:t>
       </w:r>
-      <w:hyperlink r:id="rId464">
+      <w:hyperlink r:id="rId465">
         <w:r>
           <w:rPr>
             <w:rStyle w:val="Hyperlink"/>
@@ -18558,7 +18993,7 @@
       <w:r>
         <w:t xml:space="preserve"> </w:t>
       </w:r>
-      <w:hyperlink r:id="rId465">
+      <w:hyperlink r:id="rId466">
         <w:r>
           <w:rPr>
             <w:rStyle w:val="Hyperlink"/>
@@ -18575,7 +19010,7 @@
       <w:r>
         <w:t xml:space="preserve"> </w:t>
       </w:r>
-      <w:hyperlink r:id="rId466">
+      <w:hyperlink r:id="rId467">
         <w:r>
           <w:rPr>
             <w:rStyle w:val="Hyperlink"/>
@@ -18592,7 +19027,7 @@
       <w:r>
         <w:t xml:space="preserve"> </w:t>
       </w:r>
-      <w:hyperlink r:id="rId467">
+      <w:hyperlink r:id="rId468">
         <w:r>
           <w:rPr>
             <w:rStyle w:val="Hyperlink"/>
@@ -18601,8 +19036,8 @@
         </w:r>
       </w:hyperlink>
     </w:p>
-    <w:bookmarkEnd w:id="468"/>
-    <w:bookmarkStart w:id="473" w:name="ref-5NHLHVO3"/>
+    <w:bookmarkEnd w:id="469"/>
+    <w:bookmarkStart w:id="474" w:name="ref-5NHLHVO3"/>
     <w:p>
       <w:pPr>
         <w:pStyle w:val="Bibliography"/>
@@ -18648,7 +19083,7 @@
       <w:r>
         <w:t xml:space="preserve"> </w:t>
       </w:r>
-      <w:hyperlink r:id="rId469">
+      <w:hyperlink r:id="rId470">
         <w:r>
           <w:rPr>
             <w:rStyle w:val="Hyperlink"/>
@@ -18665,7 +19100,7 @@
       <w:r>
         <w:t xml:space="preserve"> </w:t>
       </w:r>
-      <w:hyperlink r:id="rId470">
+      <w:hyperlink r:id="rId471">
         <w:r>
           <w:rPr>
             <w:rStyle w:val="Hyperlink"/>
@@ -18682,7 +19117,7 @@
       <w:r>
         <w:t xml:space="preserve"> </w:t>
       </w:r>
-      <w:hyperlink r:id="rId471">
+      <w:hyperlink r:id="rId472">
         <w:r>
           <w:rPr>
             <w:rStyle w:val="Hyperlink"/>
@@ -18699,7 +19134,7 @@
       <w:r>
         <w:t xml:space="preserve"> </w:t>
       </w:r>
-      <w:hyperlink r:id="rId472">
+      <w:hyperlink r:id="rId473">
         <w:r>
           <w:rPr>
             <w:rStyle w:val="Hyperlink"/>
@@ -18708,8 +19143,8 @@
         </w:r>
       </w:hyperlink>
     </w:p>
-    <w:bookmarkEnd w:id="473"/>
-    <w:bookmarkStart w:id="478" w:name="ref-12DKhuCiy"/>
+    <w:bookmarkEnd w:id="474"/>
+    <w:bookmarkStart w:id="479" w:name="ref-12DKhuCiy"/>
     <w:p>
       <w:pPr>
         <w:pStyle w:val="Bibliography"/>
@@ -18755,7 +19190,7 @@
       <w:r>
         <w:t xml:space="preserve"> </w:t>
       </w:r>
-      <w:hyperlink r:id="rId474">
+      <w:hyperlink r:id="rId475">
         <w:r>
           <w:rPr>
             <w:rStyle w:val="Hyperlink"/>
@@ -18772,7 +19207,7 @@
       <w:r>
         <w:t xml:space="preserve"> </w:t>
       </w:r>
-      <w:hyperlink r:id="rId475">
+      <w:hyperlink r:id="rId476">
         <w:r>
           <w:rPr>
             <w:rStyle w:val="Hyperlink"/>
@@ -18789,7 +19224,7 @@
       <w:r>
         <w:t xml:space="preserve"> </w:t>
       </w:r>
-      <w:hyperlink r:id="rId476">
+      <w:hyperlink r:id="rId477">
         <w:r>
           <w:rPr>
             <w:rStyle w:val="Hyperlink"/>
@@ -18806,7 +19241,7 @@
       <w:r>
         <w:t xml:space="preserve"> </w:t>
       </w:r>
-      <w:hyperlink r:id="rId477">
+      <w:hyperlink r:id="rId478">
         <w:r>
           <w:rPr>
             <w:rStyle w:val="Hyperlink"/>
@@ -18815,8 +19250,8 @@
         </w:r>
       </w:hyperlink>
     </w:p>
-    <w:bookmarkEnd w:id="478"/>
-    <w:bookmarkStart w:id="483" w:name="ref-A4FXW005"/>
+    <w:bookmarkEnd w:id="479"/>
+    <w:bookmarkStart w:id="484" w:name="ref-A4FXW005"/>
     <w:p>
       <w:pPr>
         <w:pStyle w:val="Bibliography"/>
@@ -18862,7 +19297,7 @@
       <w:r>
         <w:t xml:space="preserve"> </w:t>
       </w:r>
-      <w:hyperlink r:id="rId479">
+      <w:hyperlink r:id="rId480">
         <w:r>
           <w:rPr>
             <w:rStyle w:val="Hyperlink"/>
@@ -18879,7 +19314,7 @@
       <w:r>
         <w:t xml:space="preserve"> </w:t>
       </w:r>
-      <w:hyperlink r:id="rId480">
+      <w:hyperlink r:id="rId481">
         <w:r>
           <w:rPr>
             <w:rStyle w:val="Hyperlink"/>
@@ -18896,7 +19331,7 @@
       <w:r>
         <w:t xml:space="preserve"> </w:t>
       </w:r>
-      <w:hyperlink r:id="rId481">
+      <w:hyperlink r:id="rId482">
         <w:r>
           <w:rPr>
             <w:rStyle w:val="Hyperlink"/>
@@ -18913,7 +19348,7 @@
       <w:r>
         <w:t xml:space="preserve"> </w:t>
       </w:r>
-      <w:hyperlink r:id="rId482">
+      <w:hyperlink r:id="rId483">
         <w:r>
           <w:rPr>
             <w:rStyle w:val="Hyperlink"/>
@@ -18922,8 +19357,8 @@
         </w:r>
       </w:hyperlink>
     </w:p>
-    <w:bookmarkEnd w:id="483"/>
-    <w:bookmarkStart w:id="488" w:name="ref-eoDdE9oT"/>
+    <w:bookmarkEnd w:id="484"/>
+    <w:bookmarkStart w:id="489" w:name="ref-eoDdE9oT"/>
     <w:p>
       <w:pPr>
         <w:pStyle w:val="Bibliography"/>
@@ -18969,7 +19404,7 @@
       <w:r>
         <w:t xml:space="preserve"> </w:t>
       </w:r>
-      <w:hyperlink r:id="rId484">
+      <w:hyperlink r:id="rId485">
         <w:r>
           <w:rPr>
             <w:rStyle w:val="Hyperlink"/>
@@ -18986,7 +19421,7 @@
       <w:r>
         <w:t xml:space="preserve"> </w:t>
       </w:r>
-      <w:hyperlink r:id="rId485">
+      <w:hyperlink r:id="rId486">
         <w:r>
           <w:rPr>
             <w:rStyle w:val="Hyperlink"/>
@@ -19003,7 +19438,7 @@
       <w:r>
         <w:t xml:space="preserve"> </w:t>
       </w:r>
-      <w:hyperlink r:id="rId486">
+      <w:hyperlink r:id="rId487">
         <w:r>
           <w:rPr>
             <w:rStyle w:val="Hyperlink"/>
@@ -19020,7 +19455,7 @@
       <w:r>
         <w:t xml:space="preserve"> </w:t>
       </w:r>
-      <w:hyperlink r:id="rId487">
+      <w:hyperlink r:id="rId488">
         <w:r>
           <w:rPr>
             <w:rStyle w:val="Hyperlink"/>
@@ -19029,8 +19464,8 @@
         </w:r>
       </w:hyperlink>
     </w:p>
-    <w:bookmarkEnd w:id="488"/>
-    <w:bookmarkStart w:id="489" w:name="ref-17Erd7F9J"/>
+    <w:bookmarkEnd w:id="489"/>
+    <w:bookmarkStart w:id="490" w:name="ref-17Erd7F9J"/>
     <w:p>
       <w:pPr>
         <w:pStyle w:val="Bibliography"/>
@@ -19063,8 +19498,8 @@
         </w:r>
       </w:hyperlink>
     </w:p>
-    <w:bookmarkEnd w:id="489"/>
-    <w:bookmarkStart w:id="490" w:name="ref-UVwAVvuW"/>
+    <w:bookmarkEnd w:id="490"/>
+    <w:bookmarkStart w:id="491" w:name="ref-UVwAVvuW"/>
     <w:p>
       <w:pPr>
         <w:pStyle w:val="Bibliography"/>
@@ -19097,8 +19532,8 @@
         </w:r>
       </w:hyperlink>
     </w:p>
-    <w:bookmarkEnd w:id="490"/>
-    <w:bookmarkStart w:id="492" w:name="ref-rE2wVvW4"/>
+    <w:bookmarkEnd w:id="491"/>
+    <w:bookmarkStart w:id="493" w:name="ref-rE2wVvW4"/>
     <w:p>
       <w:pPr>
         <w:pStyle w:val="Bibliography"/>
@@ -19122,7 +19557,7 @@
       <w:r>
         <w:t xml:space="preserve"> </w:t>
       </w:r>
-      <w:hyperlink r:id="rId491">
+      <w:hyperlink r:id="rId492">
         <w:r>
           <w:rPr>
             <w:rStyle w:val="Hyperlink"/>
@@ -19131,8 +19566,8 @@
         </w:r>
       </w:hyperlink>
     </w:p>
-    <w:bookmarkEnd w:id="492"/>
-    <w:bookmarkStart w:id="493" w:name="ref-A9rC7i7X"/>
+    <w:bookmarkEnd w:id="493"/>
+    <w:bookmarkStart w:id="494" w:name="ref-A9rC7i7X"/>
     <w:p>
       <w:pPr>
         <w:pStyle w:val="Bibliography"/>
@@ -19165,9 +19600,9 @@
         </w:r>
       </w:hyperlink>
     </w:p>
-    <w:bookmarkEnd w:id="493"/>
     <w:bookmarkEnd w:id="494"/>
     <w:bookmarkEnd w:id="495"/>
+    <w:bookmarkEnd w:id="496"/>
     <w:sectPr>
       <w:pgSz w:h="15840" w:w="12240"/>
       <w:pgMar w:bottom="1440" w:footer="720" w:gutter="0" w:header="720" w:left="1440" w:right="1440" w:top="1440"/>

--- a/manuscript.docx
+++ b/manuscript.docx
@@ -81,7 +81,7 @@
           <w:rPr>
             <w:rStyle w:val="Hyperlink"/>
           </w:rPr>
-          <w:t xml:space="preserve">rokitalab/OpenPedCan-manuscript@fd8c309</w:t>
+          <w:t xml:space="preserve">rokitalab/OpenPedCan-manuscript@69b80ab</w:t>
         </w:r>
       </w:hyperlink>
       <w:r>

--- a/manuscript.docx
+++ b/manuscript.docx
@@ -81,14 +81,14 @@
           <w:rPr>
             <w:rStyle w:val="Hyperlink"/>
           </w:rPr>
-          <w:t xml:space="preserve">rokitalab/OpenPedCan-manuscript@baf80bb</w:t>
-        </w:r>
-      </w:hyperlink>
-      <w:r>
-        <w:t xml:space="preserve"> </w:t>
-      </w:r>
-      <w:r>
-        <w:t xml:space="preserve">on 2025-06-19.</w:t>
+          <w:t xml:space="preserve">rokitalab/OpenPedCan-manuscript@7dca2fa</w:t>
+        </w:r>
+      </w:hyperlink>
+      <w:r>
+        <w:t xml:space="preserve"> </w:t>
+      </w:r>
+      <w:r>
+        <w:t xml:space="preserve">on 2025-06-26.</w:t>
       </w:r>
       <w:r>
         <w:t xml:space="preserve"> </w:t>
@@ -5550,7 +5550,7 @@
         <w:pStyle w:val="FirstParagraph"/>
       </w:pPr>
       <w:r>
-        <w:t xml:space="preserve">Pediatric cancer, open science, reproducibility, multi-omics, Docker</w:t>
+        <w:t xml:space="preserve">Pediatric cancer, open science, reproducibility, multi-omics, Docker, OpenPedCan</w:t>
       </w:r>
     </w:p>
     <w:bookmarkEnd w:id="229"/>
@@ -5668,7 +5668,7 @@
               <a:graphicData uri="http://schemas.openxmlformats.org/drawingml/2006/picture">
                 <pic:pic>
                   <pic:nvPicPr>
-                    <pic:cNvPr descr="https://raw.githubusercontent.com/rokitalab/OpenPedCan-Project-CNH/e0e35bb13fd8542b807f7ea75ffd3ab857c522cb/figures/manuscript_OPC/figure1/Figure1.png?sanitize=true" id="234" name="Picture"/>
+                    <pic:cNvPr descr="https://raw.githubusercontent.com/d3b-center/OpenPedCan-analysis/e0e35bb13fd8542b807f7ea75ffd3ab857c522cb/figures/manuscript_OPC/figure1/Figure1.png?sanitize=true" id="234" name="Picture"/>
                     <pic:cNvPicPr>
                       <a:picLocks noChangeArrowheads="1" noChangeAspect="1"/>
                     </pic:cNvPicPr>
@@ -6630,6 +6630,20 @@
         <w:t xml:space="preserve">Project HOPE is an adolescent and young adult high-grade glioma study (in preparation for publication) that contains 90 tumors profiled by proteogenomics and are included in OPC.</w:t>
       </w:r>
     </w:p>
+    <w:p>
+      <w:pPr>
+        <w:pStyle w:val="BodyText"/>
+      </w:pPr>
+      <w:r>
+        <w:t xml:space="preserve">OpenPedCan represents a substantial expansion since the OpenPBTA, both in cohort size and in data modality integration.</w:t>
+      </w:r>
+      <w:r>
+        <w:t xml:space="preserve"> </w:t>
+      </w:r>
+      <w:r>
+        <w:t xml:space="preserve">By incorporating methylation, proteomics, splicing, and reference datasets, and enabling reproducible analyses across more than 48,000 biospecimens, OpenPedCan delivers a uniquely scalable and reusable resource for pediatric cancer research.</w:t>
+      </w:r>
+    </w:p>
     <w:bookmarkEnd w:id="251"/>
     <w:bookmarkStart w:id="254" w:name="context"/>
     <w:p>
@@ -6730,7 +6744,7 @@
       </w:r>
     </w:p>
     <w:bookmarkEnd w:id="254"/>
-    <w:bookmarkStart w:id="312" w:name="methods"/>
+    <w:bookmarkStart w:id="313" w:name="methods"/>
     <w:p>
       <w:pPr>
         <w:pStyle w:val="Heading2"/>
@@ -6811,7 +6825,7 @@
               <a:graphicData uri="http://schemas.openxmlformats.org/drawingml/2006/picture">
                 <pic:pic>
                   <pic:nvPicPr>
-                    <pic:cNvPr descr="https://raw.githubusercontent.com/rokitalab/OpenPedCan-Project-CNH/e0e35bb13fd8542b807f7ea75ffd3ab857c522cb/figures/manuscript_OPC/figure2/Figure2.png?sanitize=true" id="257" name="Picture"/>
+                    <pic:cNvPr descr="https://raw.githubusercontent.com/d3b-center/OpenPedCan-analysis/e0e35bb13fd8542b807f7ea75ffd3ab857c522cb/figures/manuscript_OPC/figure2/Figure2.png?sanitize=true" id="257" name="Picture"/>
                     <pic:cNvPicPr>
                       <a:picLocks noChangeArrowheads="1" noChangeAspect="1"/>
                     </pic:cNvPicPr>
@@ -6879,6 +6893,30 @@
         <w:t xml:space="preserve">Sample Details</w:t>
       </w:r>
     </w:p>
+    <w:p>
+      <w:pPr>
+        <w:pStyle w:val="FirstParagraph"/>
+      </w:pPr>
+      <w:r>
+        <w:t xml:space="preserve">A list of all biospecimens and associated metadata can be found in</w:t>
+      </w:r>
+      <w:r>
+        <w:t xml:space="preserve"> </w:t>
+      </w:r>
+      <w:hyperlink r:id="rId231">
+        <w:r>
+          <w:rPr>
+            <w:rStyle w:val="Hyperlink"/>
+            <w:bCs/>
+            <w:b/>
+          </w:rPr>
+          <w:t xml:space="preserve">Supplemental Table 1</w:t>
+        </w:r>
+      </w:hyperlink>
+      <w:r>
+        <w:t xml:space="preserve">.</w:t>
+      </w:r>
+    </w:p>
     <w:bookmarkStart w:id="259" w:name="X2c603561ad4f091ae9a6c0ada8c79add8468585"/>
     <w:p>
       <w:pPr>
@@ -7988,7 +8026,7 @@
         <w:pStyle w:val="BodyText"/>
       </w:pPr>
       <w:r>
-        <w:t xml:space="preserve">Among the data sources used for OpenPedCan, GTEx and TCGA used GENCODE v26 and v36, respectively.</w:t>
+        <w:t xml:space="preserve">Among the data sources used for OpenPedCan, GTEx and TCGA used GENCODE v27 and v36, respectively.</w:t>
       </w:r>
       <w:r>
         <w:t xml:space="preserve"> </w:t>
@@ -8210,7 +8248,7 @@
         <w:t xml:space="preserve"> </w:t>
       </w:r>
       <w:r>
-        <w:t xml:space="preserve">to liftover gene symbols to be concordant with VEP v. 105.</w:t>
+        <w:t xml:space="preserve">to liftover gene symbols to be concordant with VEP v105.</w:t>
       </w:r>
       <w:r>
         <w:t xml:space="preserve"> </w:t>
@@ -8372,6 +8410,33 @@
       </w:r>
       <w:r>
         <w:t xml:space="preserve">options and applied an additional filter to include only splicing events with total junction read counts greater than 10.</w:t>
+      </w:r>
+      <w:r>
+        <w:t xml:space="preserve"> </w:t>
+      </w:r>
+      <w:r>
+        <w:t xml:space="preserve">The OpenPedCan data release file</w:t>
+      </w:r>
+      <w:r>
+        <w:t xml:space="preserve"> </w:t>
+      </w:r>
+      <w:r>
+        <w:rPr>
+          <w:rStyle w:val="VerbatimChar"/>
+        </w:rPr>
+        <w:t xml:space="preserve">splice-events-rmats.tsv.gz</w:t>
+      </w:r>
+      <w:r>
+        <w:t xml:space="preserve"> </w:t>
+      </w:r>
+      <w:r>
+        <w:t xml:space="preserve">contains predicted single exon (SE), alternative 5’ splice site (A5SS), alternative 3’ splice site (A3SS), and retained intron (RI) events.</w:t>
+      </w:r>
+      <w:r>
+        <w:t xml:space="preserve"> </w:t>
+      </w:r>
+      <w:r>
+        <w:t xml:space="preserve">These are made available for the community, but were not yet used in OpenPedCan analysis modules.</w:t>
       </w:r>
     </w:p>
     <w:bookmarkEnd w:id="281"/>
@@ -8714,7 +8779,7 @@
     </w:p>
     <w:bookmarkEnd w:id="283"/>
     <w:bookmarkEnd w:id="284"/>
-    <w:bookmarkStart w:id="311" w:name="creation-of-openpedcan-analysis-modules"/>
+    <w:bookmarkStart w:id="312" w:name="creation-of-openpedcan-analysis-modules"/>
     <w:p>
       <w:pPr>
         <w:pStyle w:val="Heading3"/>
@@ -8723,7 +8788,31 @@
         <w:t xml:space="preserve">Creation of OpenPedCan Analysis modules</w:t>
       </w:r>
     </w:p>
-    <w:bookmarkStart w:id="287" w:name="methylation-analysis"/>
+    <w:p>
+      <w:pPr>
+        <w:pStyle w:val="FirstParagraph"/>
+      </w:pPr>
+      <w:r>
+        <w:t xml:space="preserve">A list of all modules, repository links, one line description, input, and output files can be found in</w:t>
+      </w:r>
+      <w:r>
+        <w:t xml:space="preserve"> </w:t>
+      </w:r>
+      <w:hyperlink r:id="rId285">
+        <w:r>
+          <w:rPr>
+            <w:rStyle w:val="Hyperlink"/>
+            <w:bCs/>
+            <w:b/>
+          </w:rPr>
+          <w:t xml:space="preserve">Supplemental Table 2</w:t>
+        </w:r>
+      </w:hyperlink>
+      <w:r>
+        <w:t xml:space="preserve">.</w:t>
+      </w:r>
+    </w:p>
+    <w:bookmarkStart w:id="288" w:name="methylation-analysis"/>
     <w:p>
       <w:pPr>
         <w:pStyle w:val="Heading4"/>
@@ -8942,7 +9031,7 @@
       <w:r>
         <w:t xml:space="preserve"> </w:t>
       </w:r>
-      <w:hyperlink r:id="rId285">
+      <w:hyperlink r:id="rId286">
         <w:r>
           <w:rPr>
             <w:rStyle w:val="Hyperlink"/>
@@ -8976,7 +9065,7 @@
       <w:r>
         <w:t xml:space="preserve"> </w:t>
       </w:r>
-      <w:hyperlink r:id="rId286">
+      <w:hyperlink r:id="rId287">
         <w:r>
           <w:rPr>
             <w:rStyle w:val="Hyperlink"/>
@@ -9008,7 +9097,7 @@
         <w:t xml:space="preserve"> </w:t>
       </w:r>
       <w:r>
-        <w:t xml:space="preserve">and/or the Bethesda Brain tumor classifier v2.0 (NIH_v2) and the combo reporter pipeline v2.0 on docker container trust1/bethesda:latest.</w:t>
+        <w:t xml:space="preserve">and/or the NIH Bethesda Brain tumor classifier v2.0 (NIH_v2) and the combo reporter pipeline v2.0 on docker container trust1/bethesda:latest.</w:t>
       </w:r>
       <w:r>
         <w:t xml:space="preserve"> </w:t>
@@ -9243,8 +9332,8 @@
         <w:t xml:space="preserve">.</w:t>
       </w:r>
     </w:p>
-    <w:bookmarkEnd w:id="287"/>
-    <w:bookmarkStart w:id="288" w:name="Xc100016fe5ca649048648aa0848fc772e76806c"/>
+    <w:bookmarkEnd w:id="288"/>
+    <w:bookmarkStart w:id="289" w:name="Xc100016fe5ca649048648aa0848fc772e76806c"/>
     <w:p>
       <w:pPr>
         <w:pStyle w:val="Heading4"/>
@@ -9322,8 +9411,8 @@
         <w:t xml:space="preserve">GSVA was performed separately by RNA library type to avoid batch effects.</w:t>
       </w:r>
     </w:p>
-    <w:bookmarkEnd w:id="288"/>
-    <w:bookmarkStart w:id="290" w:name="X29c65fcf469276050b3a2ce67ea7b6113b9c866"/>
+    <w:bookmarkEnd w:id="289"/>
+    <w:bookmarkStart w:id="291" w:name="X29c65fcf469276050b3a2ce67ea7b6113b9c866"/>
     <w:p>
       <w:pPr>
         <w:pStyle w:val="Heading4"/>
@@ -9354,7 +9443,7 @@
       <w:r>
         <w:t xml:space="preserve"> </w:t>
       </w:r>
-      <w:hyperlink r:id="rId289">
+      <w:hyperlink r:id="rId290">
         <w:r>
           <w:rPr>
             <w:rStyle w:val="VerbatimChar"/>
@@ -9405,8 +9494,8 @@
         <w:t xml:space="preserve">Please refer to the module linked above for more detailed documentation and scripts.</w:t>
       </w:r>
     </w:p>
-    <w:bookmarkEnd w:id="290"/>
-    <w:bookmarkStart w:id="291" w:name="Xca960b4455f90d57b5b300a5e796a13a1ad8ea3"/>
+    <w:bookmarkEnd w:id="291"/>
+    <w:bookmarkStart w:id="292" w:name="Xca960b4455f90d57b5b300a5e796a13a1ad8ea3"/>
     <w:p>
       <w:pPr>
         <w:pStyle w:val="Heading4"/>
@@ -9599,8 +9688,8 @@
         <w:t xml:space="preserve">The CNVKit calls for WXS samples were appended to the consensus CNV file.</w:t>
       </w:r>
     </w:p>
-    <w:bookmarkEnd w:id="291"/>
-    <w:bookmarkStart w:id="293" w:name="Xf92e5c6e4c8b4b4c2a1a15961f2a513d59942be"/>
+    <w:bookmarkEnd w:id="292"/>
+    <w:bookmarkStart w:id="294" w:name="Xf92e5c6e4c8b4b4c2a1a15961f2a513d59942be"/>
     <w:p>
       <w:pPr>
         <w:pStyle w:val="Heading4"/>
@@ -9657,7 +9746,7 @@
       <w:r>
         <w:t xml:space="preserve"> </w:t>
       </w:r>
-      <w:hyperlink r:id="rId292">
+      <w:hyperlink r:id="rId293">
         <w:r>
           <w:rPr>
             <w:rStyle w:val="Hyperlink"/>
@@ -9684,8 +9773,8 @@
         <w:t xml:space="preserve">These methods resolved &gt;99% of duplicated gene-level status calls.</w:t>
       </w:r>
     </w:p>
-    <w:bookmarkEnd w:id="293"/>
-    <w:bookmarkStart w:id="294" w:name="X559763d0bcd154628ca238438cccc0e2bab162c"/>
+    <w:bookmarkEnd w:id="294"/>
+    <w:bookmarkStart w:id="295" w:name="X559763d0bcd154628ca238438cccc0e2bab162c"/>
     <w:p>
       <w:pPr>
         <w:pStyle w:val="Heading4"/>
@@ -9802,8 +9891,8 @@
         <w:t xml:space="preserve">).</w:t>
       </w:r>
     </w:p>
-    <w:bookmarkEnd w:id="294"/>
-    <w:bookmarkStart w:id="299" w:name="X64f26fdb1f5c5cf72dcec70b59c95886e3b8304"/>
+    <w:bookmarkEnd w:id="295"/>
+    <w:bookmarkStart w:id="300" w:name="X64f26fdb1f5c5cf72dcec70b59c95886e3b8304"/>
     <w:p>
       <w:pPr>
         <w:pStyle w:val="Heading4"/>
@@ -9862,7 +9951,7 @@
       <w:r>
         <w:t xml:space="preserve"> </w:t>
       </w:r>
-      <w:hyperlink r:id="rId295">
+      <w:hyperlink r:id="rId296">
         <w:r>
           <w:rPr>
             <w:rStyle w:val="Hyperlink"/>
@@ -9891,7 +9980,7 @@
       <w:r>
         <w:t xml:space="preserve"> </w:t>
       </w:r>
-      <w:hyperlink r:id="rId296">
+      <w:hyperlink r:id="rId297">
         <w:r>
           <w:rPr>
             <w:rStyle w:val="VerbatimChar"/>
@@ -9961,7 +10050,7 @@
       <w:r>
         <w:t xml:space="preserve"> </w:t>
       </w:r>
-      <w:hyperlink r:id="rId297">
+      <w:hyperlink r:id="rId298">
         <w:r>
           <w:rPr>
             <w:rStyle w:val="Hyperlink"/>
@@ -10269,7 +10358,7 @@
       <w:r>
         <w:t xml:space="preserve"> </w:t>
       </w:r>
-      <w:hyperlink r:id="rId298">
+      <w:hyperlink r:id="rId299">
         <w:r>
           <w:rPr>
             <w:rStyle w:val="Hyperlink"/>
@@ -10281,8 +10370,8 @@
         <w:t xml:space="preserve">.</w:t>
       </w:r>
     </w:p>
-    <w:bookmarkEnd w:id="299"/>
-    <w:bookmarkStart w:id="305" w:name="molecular-subtyping"/>
+    <w:bookmarkEnd w:id="300"/>
+    <w:bookmarkStart w:id="306" w:name="molecular-subtyping"/>
     <w:p>
       <w:pPr>
         <w:pStyle w:val="Heading4"/>
@@ -10366,14 +10455,14 @@
       <w:r>
         <w:t xml:space="preserve"> </w:t>
       </w:r>
-      <w:hyperlink r:id="rId300">
+      <w:hyperlink r:id="rId301">
         <w:r>
           <w:rPr>
             <w:rStyle w:val="Hyperlink"/>
             <w:bCs/>
             <w:b/>
           </w:rPr>
-          <w:t xml:space="preserve">Supplemental Table 2</w:t>
+          <w:t xml:space="preserve">Supplemental Table 3</w:t>
         </w:r>
       </w:hyperlink>
       <w:r>
@@ -12416,24 +12505,24 @@
       <w:pPr>
         <w:pStyle w:val="CaptionedFigure"/>
       </w:pPr>
-      <w:bookmarkStart w:id="304" w:name="fig:Fig3"/>
+      <w:bookmarkStart w:id="305" w:name="fig:Fig3"/>
       <w:r>
         <w:drawing>
           <wp:inline>
             <wp:extent cx="5943600" cy="4592781"/>
             <wp:effectExtent b="0" l="0" r="0" t="0"/>
-            <wp:docPr descr="Figure 3: Medulloblastoma Sample Clustering. A, UMAP projection of 271 MB tumors and B, 63 SHH-activated MB tumors using methylation beta values of the 20,000 most variable probes from the Infinium MethylationEPIC array. C, UMAP projection of MB, SHH activated samples indicating copy number status of SHH subgroup known somatic driver genes CCND2, GLI2, MYCN, and PTEN." title="" id="302" name="Picture"/>
+            <wp:docPr descr="Figure 3: Medulloblastoma Sample Clustering. A, UMAP projection of 271 MB tumors and B, 63 SHH-activated MB tumors using methylation beta values of the 20,000 most variable probes from the Infinium MethylationEPIC array. C, UMAP projection of MB, SHH activated samples indicating copy number status of SHH subgroup known somatic driver genes CCND2, GLI2, MYCN, and PTEN." title="" id="303" name="Picture"/>
             <a:graphic>
               <a:graphicData uri="http://schemas.openxmlformats.org/drawingml/2006/picture">
                 <pic:pic>
                   <pic:nvPicPr>
-                    <pic:cNvPr descr="https://raw.githubusercontent.com/rokitalab/OpenPedCan-Project-CNH/fc87ad125aaae6d43f17e2baf94551c9a0444bde/figures/manuscript_OPC/figure3/Figure3.png?sanitize=true" id="303" name="Picture"/>
+                    <pic:cNvPr descr="https://raw.githubusercontent.com/d3b-center/OpenPedCan-analysis/fc87ad125aaae6d43f17e2baf94551c9a0444bde/figures/manuscript_OPC/figure3/Figure3.png?sanitize=true" id="304" name="Picture"/>
                     <pic:cNvPicPr>
                       <a:picLocks noChangeArrowheads="1" noChangeAspect="1"/>
                     </pic:cNvPicPr>
                   </pic:nvPicPr>
                   <pic:blipFill>
-                    <a:blip r:embed="rId301"/>
+                    <a:blip r:embed="rId302"/>
                     <a:stretch>
                       <a:fillRect/>
                     </a:stretch>
@@ -12459,7 +12548,7 @@
           </wp:inline>
         </w:drawing>
       </w:r>
-      <w:bookmarkEnd w:id="304"/>
+      <w:bookmarkEnd w:id="305"/>
     </w:p>
     <w:p>
       <w:pPr>
@@ -13509,8 +13598,8 @@
         <w:t xml:space="preserve">gene fusion.</w:t>
       </w:r>
     </w:p>
-    <w:bookmarkEnd w:id="305"/>
-    <w:bookmarkStart w:id="306" w:name="Xae8cb1b73a9c77769eec294778d3baab465cba2"/>
+    <w:bookmarkEnd w:id="306"/>
+    <w:bookmarkStart w:id="307" w:name="Xae8cb1b73a9c77769eec294778d3baab465cba2"/>
     <w:p>
       <w:pPr>
         <w:pStyle w:val="Heading4"/>
@@ -13846,8 +13935,8 @@
         <w:t xml:space="preserve">inactivation classifier score &gt;0.5 from matched RNA-seq data.</w:t>
       </w:r>
     </w:p>
-    <w:bookmarkEnd w:id="306"/>
-    <w:bookmarkStart w:id="307" w:name="clinical-data-harmonization"/>
+    <w:bookmarkEnd w:id="307"/>
+    <w:bookmarkStart w:id="308" w:name="clinical-data-harmonization"/>
     <w:p>
       <w:pPr>
         <w:pStyle w:val="Heading4"/>
@@ -14012,8 +14101,8 @@
         <w:t xml:space="preserve">were reviewed with a board-certified molecular pathologist and updated accordingly.</w:t>
       </w:r>
     </w:p>
-    <w:bookmarkEnd w:id="307"/>
-    <w:bookmarkStart w:id="308" w:name="efo-mondo-and-ncit-mapping"/>
+    <w:bookmarkEnd w:id="308"/>
+    <w:bookmarkStart w:id="309" w:name="efo-mondo-and-ncit-mapping"/>
     <w:p>
       <w:pPr>
         <w:pStyle w:val="Heading4"/>
@@ -14112,8 +14201,8 @@
         </w:r>
       </w:hyperlink>
     </w:p>
-    <w:bookmarkEnd w:id="308"/>
-    <w:bookmarkStart w:id="310" w:name="Xaec90076bc783deb5e9ffe505c6094537cbaad8"/>
+    <w:bookmarkEnd w:id="309"/>
+    <w:bookmarkStart w:id="311" w:name="Xaec90076bc783deb5e9ffe505c6094537cbaad8"/>
     <w:p>
       <w:pPr>
         <w:pStyle w:val="Heading4"/>
@@ -14144,7 +14233,7 @@
       <w:r>
         <w:t xml:space="preserve"> </w:t>
       </w:r>
-      <w:hyperlink r:id="rId309">
+      <w:hyperlink r:id="rId310">
         <w:r>
           <w:rPr>
             <w:rStyle w:val="Hyperlink"/>
@@ -14165,10 +14254,10 @@
         <w:t xml:space="preserve">For each input participant of an analysis, the independent biospecimen is selected based on the analysis-specific filters and preferences for the biospecimen metadata, such as experimental strategy, cancer group, and tumor descriptor.</w:t>
       </w:r>
     </w:p>
-    <w:bookmarkEnd w:id="310"/>
     <w:bookmarkEnd w:id="311"/>
     <w:bookmarkEnd w:id="312"/>
-    <w:bookmarkStart w:id="314" w:name="data-validation-and-quality-control"/>
+    <w:bookmarkEnd w:id="313"/>
+    <w:bookmarkStart w:id="316" w:name="data-validation-and-quality-control"/>
     <w:p>
       <w:pPr>
         <w:pStyle w:val="Heading2"/>
@@ -14182,114 +14271,12 @@
         <w:pStyle w:val="FirstParagraph"/>
       </w:pPr>
       <w:r>
-        <w:t xml:space="preserve">We ran NGSCheckMate</w:t>
-      </w:r>
-      <w:r>
-        <w:t xml:space="preserve"> </w:t>
-      </w:r>
-      <w:r>
-        <w:t xml:space="preserve">[</w:t>
-      </w:r>
-      <w:hyperlink w:anchor="ref-A4FXW005">
-        <w:r>
-          <w:rPr>
-            <w:rStyle w:val="Hyperlink"/>
-          </w:rPr>
-          <w:t xml:space="preserve">46</w:t>
-        </w:r>
-      </w:hyperlink>
-      <w:r>
-        <w:t xml:space="preserve">]</w:t>
-      </w:r>
-      <w:r>
-        <w:t xml:space="preserve"> </w:t>
-      </w:r>
-      <w:r>
-        <w:t xml:space="preserve">to confirm tumor/normal sample matches as described in the OpenPBTA manuscript</w:t>
-      </w:r>
-      <w:r>
-        <w:t xml:space="preserve"> </w:t>
-      </w:r>
-      <w:r>
-        <w:t xml:space="preserve">[</w:t>
-      </w:r>
-      <w:hyperlink w:anchor="ref-5VXMHJ7N">
-        <w:r>
-          <w:rPr>
-            <w:rStyle w:val="Hyperlink"/>
-          </w:rPr>
-          <w:t xml:space="preserve">1</w:t>
-        </w:r>
-      </w:hyperlink>
-      <w:r>
-        <w:t xml:space="preserve">]</w:t>
-      </w:r>
-      <w:r>
-        <w:t xml:space="preserve"> </w:t>
-      </w:r>
-      <w:r>
-        <w:t xml:space="preserve">and excluded mismatched samples.</w:t>
-      </w:r>
-      <w:r>
-        <w:t xml:space="preserve"> </w:t>
-      </w:r>
-      <w:r>
-        <w:t xml:space="preserve">We also ran</w:t>
-      </w:r>
-      <w:r>
-        <w:t xml:space="preserve"> </w:t>
-      </w:r>
-      <w:r>
-        <w:rPr>
-          <w:rStyle w:val="VerbatimChar"/>
-        </w:rPr>
-        <w:t xml:space="preserve">somalier relate</w:t>
-      </w:r>
-      <w:r>
-        <w:t xml:space="preserve"> </w:t>
-      </w:r>
-      <w:r>
-        <w:t xml:space="preserve">[</w:t>
-      </w:r>
-      <w:hyperlink w:anchor="ref-eoDdE9oT">
-        <w:r>
-          <w:rPr>
-            <w:rStyle w:val="Hyperlink"/>
-          </w:rPr>
-          <w:t xml:space="preserve">47</w:t>
-        </w:r>
-      </w:hyperlink>
-      <w:r>
-        <w:t xml:space="preserve">]</w:t>
-      </w:r>
-      <w:r>
-        <w:t xml:space="preserve"> </w:t>
-      </w:r>
-      <w:r>
-        <w:t xml:space="preserve">to identify potential mismatched samples.</w:t>
-      </w:r>
-      <w:r>
-        <w:t xml:space="preserve"> </w:t>
-      </w:r>
-      <w:r>
-        <w:t xml:space="preserve">We required that at least 20M total reads with 50% of RNA-Seq reads mapped to the human reference for samples to be included in analysis.</w:t>
-      </w:r>
-      <w:r>
-        <w:t xml:space="preserve"> </w:t>
-      </w:r>
-      <w:r>
-        <w:t xml:space="preserve">We required at least 20X coverage for tumor DNA samples to be included in this analysis.</w:t>
-      </w:r>
-      <w:r>
-        <w:t xml:space="preserve"> </w:t>
-      </w:r>
-      <w:r>
-        <w:t xml:space="preserve">Additional DNA- and RNA-sequencing quality control metrics can be found in</w:t>
-      </w:r>
-      <w:r>
-        <w:t xml:space="preserve"> </w:t>
-      </w:r>
-      <w:hyperlink r:id="rId313">
+        <w:t xml:space="preserve">All RNA-seq and WGS samples passed minimum quality thresholds, including ≥20 million total reads and ≥50% alignment for RNA-Seq, and ≥20X mean coverage for DNA sequencing</w:t>
+      </w:r>
+      <w:r>
+        <w:t xml:space="preserve"> </w:t>
+      </w:r>
+      <w:hyperlink r:id="rId314">
         <w:r>
           <w:rPr>
             <w:rStyle w:val="Hyperlink"/>
@@ -14302,104 +14289,11 @@
       <w:r>
         <w:t xml:space="preserve">.</w:t>
       </w:r>
-    </w:p>
-    <w:bookmarkEnd w:id="314"/>
-    <w:bookmarkStart w:id="315" w:name="ethics-and-consent-statement"/>
-    <w:p>
-      <w:pPr>
-        <w:pStyle w:val="Heading2"/>
-      </w:pPr>
-      <w:r>
-        <w:t xml:space="preserve">Ethics and Consent Statement</w:t>
-      </w:r>
-    </w:p>
-    <w:p>
-      <w:pPr>
-        <w:pStyle w:val="FirstParagraph"/>
-      </w:pPr>
-      <w:r>
-        <w:t xml:space="preserve">All raw data were obtained through Database of Genotypes and Phenotypes (dbGAP) access requests with patients consented as</w:t>
-      </w:r>
-      <w:r>
-        <w:t xml:space="preserve"> </w:t>
-      </w:r>
-      <w:r>
-        <w:t xml:space="preserve">“</w:t>
-      </w:r>
-      <w:r>
-        <w:t xml:space="preserve">General Research Use (GRU)</w:t>
-      </w:r>
-      <w:r>
-        <w:t xml:space="preserve">”</w:t>
-      </w:r>
-      <w:r>
-        <w:t xml:space="preserve"> </w:t>
-      </w:r>
-      <w:r>
-        <w:t xml:space="preserve">or</w:t>
-      </w:r>
-      <w:r>
-        <w:t xml:space="preserve"> </w:t>
-      </w:r>
-      <w:r>
-        <w:t xml:space="preserve">“</w:t>
-      </w:r>
-      <w:r>
-        <w:t xml:space="preserve">Disease-Specific (Pediatric Cancer Research)</w:t>
-      </w:r>
-      <w:r>
-        <w:t xml:space="preserve">”</w:t>
-      </w:r>
-      <w:r>
-        <w:t xml:space="preserve">.</w:t>
-      </w:r>
-    </w:p>
-    <w:bookmarkEnd w:id="315"/>
-    <w:bookmarkStart w:id="316" w:name="re-use-potential"/>
-    <w:p>
-      <w:pPr>
-        <w:pStyle w:val="Heading2"/>
-      </w:pPr>
-      <w:r>
-        <w:t xml:space="preserve">Re-use potential</w:t>
-      </w:r>
-    </w:p>
-    <w:p>
-      <w:pPr>
-        <w:pStyle w:val="FirstParagraph"/>
-      </w:pPr>
-      <w:r>
-        <w:t xml:space="preserve">OpenPedCan represents a valuable resource, not only by significantly extending OpenPBTA to include more than 5,000 additional patients and 6,000 tumors, but also by adding a number of new</w:t>
-      </w:r>
-      <w:r>
-        <w:t xml:space="preserve"> </w:t>
-      </w:r>
-      <w:r>
-        <w:t xml:space="preserve">“</w:t>
-      </w:r>
-      <w:r>
-        <w:t xml:space="preserve">omic</w:t>
-      </w:r>
-      <w:r>
-        <w:t xml:space="preserve">”</w:t>
-      </w:r>
-      <w:r>
-        <w:t xml:space="preserve"> </w:t>
-      </w:r>
-      <w:r>
-        <w:t xml:space="preserve">data types not previously included, such as methylation arrays, miRNA-Seq, proteomics, and normal tissue RNA-Seq.</w:t>
-      </w:r>
-      <w:r>
-        <w:t xml:space="preserve"> </w:t>
-      </w:r>
-      <w:r>
-        <w:t xml:space="preserve">OpenPedCan also serves as a community resource whose outputs and/or code can be leveraged directly to ask research questions or serve as an orthogonal validation dataset.</w:t>
-      </w:r>
-      <w:r>
-        <w:t xml:space="preserve"> </w:t>
-      </w:r>
-      <w:r>
-        <w:t xml:space="preserve">By providing this data in a harmonized manner, we enable investigators to reduce the financial and time-related costs associated with their analyses, which would otherwise total years of project hours and over $50,000 in data analysis alone</w:t>
+      <w:r>
+        <w:t xml:space="preserve"> </w:t>
+      </w:r>
+      <w:r>
+        <w:t xml:space="preserve">Sample identity was confirmed using NGSCheckMate</w:t>
       </w:r>
       <w:r>
         <w:t xml:space="preserve"> </w:t>
@@ -14407,51 +14301,45 @@
       <w:r>
         <w:t xml:space="preserve">[</w:t>
       </w:r>
-      <w:hyperlink w:anchor="ref-doi">
-        <w:r>
-          <w:rPr>
-            <w:rStyle w:val="Hyperlink"/>
-            <w:bCs/>
-            <w:b/>
-          </w:rPr>
-          <w:t xml:space="preserve">doi?</w:t>
-        </w:r>
-      </w:hyperlink>
-      <w:r>
-        <w:t xml:space="preserve"> 10.1038/s41597-019-0096-4]</w:t>
-      </w:r>
-      <w:r>
-        <w:t xml:space="preserve">.</w:t>
-      </w:r>
-      <w:r>
-        <w:t xml:space="preserve"> </w:t>
-      </w:r>
-      <w:r>
-        <w:t xml:space="preserve">We encourage re-use of the data, ideas and suggestions for improving the data or adding analyses, and/or direct code contributions through a pull-request.</w:t>
-      </w:r>
-      <w:r>
-        <w:t xml:space="preserve"> </w:t>
-      </w:r>
-      <w:r>
-        <w:t xml:space="preserve">Further, the analysis modules can be run within the project Docker container locally or on EC2 and scaled as the data size increases.</w:t>
-      </w:r>
-    </w:p>
-    <w:bookmarkEnd w:id="316"/>
-    <w:bookmarkStart w:id="320" w:name="X3e066af15c8d97436bf8db638ddd567e1b87548"/>
-    <w:p>
-      <w:pPr>
-        <w:pStyle w:val="Heading2"/>
-      </w:pPr>
-      <w:r>
-        <w:t xml:space="preserve">Availability of source code and requirements</w:t>
-      </w:r>
-    </w:p>
-    <w:p>
-      <w:pPr>
-        <w:pStyle w:val="FirstParagraph"/>
-      </w:pPr>
-      <w:r>
-        <w:t xml:space="preserve">Project name: The Open Pediatric Cancer (OpenPedCan) Project</w:t>
+      <w:hyperlink w:anchor="ref-A4FXW005">
+        <w:r>
+          <w:rPr>
+            <w:rStyle w:val="Hyperlink"/>
+          </w:rPr>
+          <w:t xml:space="preserve">46</w:t>
+        </w:r>
+      </w:hyperlink>
+      <w:r>
+        <w:t xml:space="preserve">]</w:t>
+      </w:r>
+      <w:r>
+        <w:t xml:space="preserve"> </w:t>
+      </w:r>
+      <w:r>
+        <w:t xml:space="preserve">and Somalier relate</w:t>
+      </w:r>
+      <w:r>
+        <w:t xml:space="preserve"> </w:t>
+      </w:r>
+      <w:r>
+        <w:t xml:space="preserve">[</w:t>
+      </w:r>
+      <w:hyperlink w:anchor="ref-eoDdE9oT">
+        <w:r>
+          <w:rPr>
+            <w:rStyle w:val="Hyperlink"/>
+          </w:rPr>
+          <w:t xml:space="preserve">47</w:t>
+        </w:r>
+      </w:hyperlink>
+      <w:r>
+        <w:t xml:space="preserve">]</w:t>
+      </w:r>
+      <w:r>
+        <w:t xml:space="preserve"> </w:t>
+      </w:r>
+      <w:r>
+        <w:t xml:space="preserve">to detect and exclude mismatched or contaminated samples.</w:t>
       </w:r>
     </w:p>
     <w:p>
@@ -14459,7 +14347,45 @@
         <w:pStyle w:val="BodyText"/>
       </w:pPr>
       <w:r>
-        <w:t xml:space="preserve">Project home page: https://github.com/d3b-center/OpenPedCan-analysis</w:t>
+        <w:t xml:space="preserve">We expanded upon the molecular subtyping modules from OpenPBTA to recover hallmark genomic and transcriptomic features known in pediatric tumors.</w:t>
+      </w:r>
+      <w:r>
+        <w:t xml:space="preserve"> </w:t>
+      </w:r>
+      <w:r>
+        <w:t xml:space="preserve">These include:</w:t>
+      </w:r>
+      <w:r>
+        <w:t xml:space="preserve"> </w:t>
+      </w:r>
+      <w:r>
+        <w:rPr>
+          <w:iCs/>
+          <w:i/>
+        </w:rPr>
+        <w:t xml:space="preserve">KIAA1549::BRAF</w:t>
+      </w:r>
+      <w:r>
+        <w:t xml:space="preserve"> </w:t>
+      </w:r>
+      <w:r>
+        <w:t xml:space="preserve">fusions in low-grade gliomas, H3 K28M/I mutations in diffuse midline gliomas, H3 G35R/V mutations in diffuse hemispheric gliomas, somatic</w:t>
+      </w:r>
+      <w:r>
+        <w:t xml:space="preserve"> </w:t>
+      </w:r>
+      <w:r>
+        <w:rPr>
+          <w:iCs/>
+          <w:i/>
+        </w:rPr>
+        <w:t xml:space="preserve">TP53</w:t>
+      </w:r>
+      <w:r>
+        <w:t xml:space="preserve"> </w:t>
+      </w:r>
+      <w:r>
+        <w:t xml:space="preserve">mutations in high-grade gliomas, and MYCN amplification in neuroblastoma, for example.</w:t>
       </w:r>
     </w:p>
     <w:p>
@@ -14467,7 +14393,19 @@
         <w:pStyle w:val="BodyText"/>
       </w:pPr>
       <w:r>
-        <w:t xml:space="preserve">Operating system(s): Platform independent</w:t>
+        <w:t xml:space="preserve">All subtyping modules are version-controlled, containerized, and publicly available, and have undergone internal code review and validation by independent analysts.</w:t>
+      </w:r>
+      <w:r>
+        <w:t xml:space="preserve"> </w:t>
+      </w:r>
+      <w:r>
+        <w:t xml:space="preserve">Where molecular features conflicted with original pathology labels, cases were reviewed with board-certified molecular pathologists, and integrated diagnoses were updated accordingly.</w:t>
+      </w:r>
+      <w:r>
+        <w:t xml:space="preserve"> </w:t>
+      </w:r>
+      <w:r>
+        <w:t xml:space="preserve">This collaborative re-review process led to improved sample annotation and is fully documented in the molecular-subtype-pathology module.</w:t>
       </w:r>
     </w:p>
     <w:p>
@@ -14475,56 +14413,21 @@
         <w:pStyle w:val="BodyText"/>
       </w:pPr>
       <w:r>
-        <w:t xml:space="preserve">Programming languages: R, Python, bash</w:t>
-      </w:r>
-    </w:p>
-    <w:p>
-      <w:pPr>
-        <w:pStyle w:val="BodyText"/>
-      </w:pPr>
-      <w:r>
-        <w:t xml:space="preserve">Other requirements: CAVATICA, Docker image at pgc-images.sbgenomics.com/d3b-bixu/openpedcanverse:latest</w:t>
-      </w:r>
-    </w:p>
-    <w:p>
-      <w:pPr>
-        <w:pStyle w:val="BodyText"/>
-      </w:pPr>
-      <w:r>
-        <w:t xml:space="preserve">License: CC-BY 4.0</w:t>
-      </w:r>
-    </w:p>
-    <w:p>
-      <w:pPr>
-        <w:pStyle w:val="BodyText"/>
-      </w:pPr>
-      <w:r>
-        <w:t xml:space="preserve">Primary analyses were performed using Gabriella Miller Kids First pipelines and are listed in the methods section.</w:t>
-      </w:r>
-      <w:r>
-        <w:t xml:space="preserve"> </w:t>
-      </w:r>
-      <w:r>
-        <w:t xml:space="preserve">Analysis modules were developed within</w:t>
-      </w:r>
-      <w:r>
-        <w:t xml:space="preserve"> </w:t>
-      </w:r>
-      <w:hyperlink r:id="rId317">
-        <w:r>
-          <w:rPr>
-            <w:rStyle w:val="Hyperlink"/>
-          </w:rPr>
-          <w:t xml:space="preserve">https://github.com/AlexsLemonade/OpenPBTA-analysis</w:t>
-        </w:r>
-      </w:hyperlink>
-      <w:r>
-        <w:t xml:space="preserve"> </w:t>
-      </w:r>
-      <w:r>
-        <w:t xml:space="preserve">[</w:t>
-      </w:r>
-      <w:hyperlink w:anchor="ref-5VXMHJ7N">
+        <w:t xml:space="preserve">To assess concordance between data types, we compared RNA-based and methylation-based molecular subtypes in medulloblastoma.</w:t>
+      </w:r>
+      <w:r>
+        <w:t xml:space="preserve"> </w:t>
+      </w:r>
+      <w:r>
+        <w:t xml:space="preserve">As shown in [Table</w:t>
+      </w:r>
+      <w:r>
+        <w:t xml:space="preserve"> </w:t>
+      </w:r>
+      <w:r>
+        <w:t xml:space="preserve"> </w:t>
+      </w:r>
+      <w:hyperlink w:anchor="tbl:table1">
         <w:r>
           <w:rPr>
             <w:rStyle w:val="Hyperlink"/>
@@ -14533,337 +14436,39 @@
         </w:r>
       </w:hyperlink>
       <w:r>
-        <w:t xml:space="preserve">]</w:t>
-      </w:r>
-      <w:r>
-        <w:t xml:space="preserve">, modified based on OpenPBTA, or newly created and can be found within the</w:t>
-      </w:r>
-      <w:r>
-        <w:t xml:space="preserve"> </w:t>
-      </w:r>
-      <w:hyperlink r:id="rId318">
-        <w:r>
-          <w:rPr>
-            <w:rStyle w:val="Hyperlink"/>
-          </w:rPr>
-          <w:t xml:space="preserve">https://github.com/d3b-center/OpenPedCan-analysis</w:t>
-        </w:r>
-      </w:hyperlink>
-      <w:r>
-        <w:t xml:space="preserve"> </w:t>
-      </w:r>
-      <w:r>
-        <w:t xml:space="preserve">publicly available repository.</w:t>
-      </w:r>
-    </w:p>
-    <w:p>
-      <w:pPr>
-        <w:pStyle w:val="BodyText"/>
-      </w:pPr>
-      <w:r>
-        <w:t xml:space="preserve">Software versions are documented in</w:t>
-      </w:r>
-      <w:r>
-        <w:t xml:space="preserve"> </w:t>
-      </w:r>
-      <w:hyperlink r:id="rId319">
-        <w:r>
-          <w:rPr>
-            <w:rStyle w:val="Hyperlink"/>
-            <w:bCs/>
-            <w:b/>
-          </w:rPr>
-          <w:t xml:space="preserve">Supplemental Table 3</w:t>
-        </w:r>
-      </w:hyperlink>
-      <w:r>
-        <w:t xml:space="preserve">.</w:t>
-      </w:r>
-    </w:p>
-    <w:bookmarkEnd w:id="320"/>
-    <w:bookmarkStart w:id="325" w:name="data-availability"/>
-    <w:p>
-      <w:pPr>
-        <w:pStyle w:val="Heading2"/>
-      </w:pPr>
-      <w:r>
-        <w:t xml:space="preserve">Data Availability</w:t>
-      </w:r>
-    </w:p>
-    <w:bookmarkStart w:id="324" w:name="datasets"/>
-    <w:p>
-      <w:pPr>
-        <w:pStyle w:val="Heading3"/>
-      </w:pPr>
-      <w:r>
-        <w:t xml:space="preserve">Datasets</w:t>
-      </w:r>
-    </w:p>
-    <w:p>
-      <w:pPr>
-        <w:pStyle w:val="FirstParagraph"/>
-      </w:pPr>
-      <w:r>
-        <w:t xml:space="preserve">The datasets supporting this study are available as follows:</w:t>
-      </w:r>
-      <w:r>
-        <w:t xml:space="preserve"> </w:t>
-      </w:r>
-      <w:r>
-        <w:t xml:space="preserve">The TARGET dataset is available in dbGAP under phs000218.v23.p8</w:t>
-      </w:r>
-      <w:r>
-        <w:t xml:space="preserve"> </w:t>
-      </w:r>
-      <w:r>
-        <w:t xml:space="preserve">[</w:t>
-      </w:r>
-      <w:hyperlink w:anchor="ref-17Erd7F9J">
-        <w:r>
-          <w:rPr>
-            <w:rStyle w:val="Hyperlink"/>
-          </w:rPr>
-          <w:t xml:space="preserve">48</w:t>
-        </w:r>
-      </w:hyperlink>
-      <w:r>
-        <w:t xml:space="preserve">]</w:t>
-      </w:r>
-      <w:r>
-        <w:t xml:space="preserve">.</w:t>
-      </w:r>
-      <w:r>
-        <w:t xml:space="preserve"> </w:t>
-      </w:r>
-      <w:r>
-        <w:t xml:space="preserve">The GMKF Neuroblastoma dataset is available in dbGAP under phs001436.v1.p1</w:t>
-      </w:r>
-      <w:r>
-        <w:t xml:space="preserve">[</w:t>
-      </w:r>
-      <w:hyperlink w:anchor="ref-UVwAVvuW">
-        <w:r>
-          <w:rPr>
-            <w:rStyle w:val="Hyperlink"/>
-          </w:rPr>
-          <w:t xml:space="preserve">49</w:t>
-        </w:r>
-      </w:hyperlink>
-      <w:r>
-        <w:t xml:space="preserve">]</w:t>
-      </w:r>
-      <w:r>
-        <w:t xml:space="preserve">.</w:t>
-      </w:r>
-      <w:r>
-        <w:t xml:space="preserve"> </w:t>
-      </w:r>
-      <w:r>
-        <w:t xml:space="preserve">The Pediatric Brain Tumor Atlas data (PBTA), containing the subcohorts OpenPBTA, Kids First PBTA (X01), Chordoma Foundation, MI-ONCOSEQ Study, PNOC, and DGD is available in dbGAP under phs002517.v4.p2</w:t>
-      </w:r>
-      <w:r>
-        <w:t xml:space="preserve"> </w:t>
-      </w:r>
-      <w:r>
-        <w:t xml:space="preserve">[</w:t>
-      </w:r>
-      <w:hyperlink w:anchor="ref-rE2wVvW4">
-        <w:r>
-          <w:rPr>
-            <w:rStyle w:val="Hyperlink"/>
-          </w:rPr>
-          <w:t xml:space="preserve">50</w:t>
-        </w:r>
-      </w:hyperlink>
-      <w:r>
-        <w:t xml:space="preserve">]</w:t>
-      </w:r>
-      <w:r>
-        <w:t xml:space="preserve"> </w:t>
-      </w:r>
-      <w:r>
-        <w:t xml:space="preserve">or in the Kids First Portal (kidsfirstdrc.org).</w:t>
-      </w:r>
-      <w:r>
-        <w:t xml:space="preserve"> </w:t>
-      </w:r>
-      <w:r>
-        <w:t xml:space="preserve">The raw Genotype-Tissue Expression (GTEx) dataset is available in dbGAP under phs000424.v9.p2 and publicly available at https://gtexportal.org/home/.</w:t>
-      </w:r>
-      <w:r>
-        <w:t xml:space="preserve"> </w:t>
-      </w:r>
-      <w:r>
-        <w:t xml:space="preserve">The Cancer Genome Atlas (TCGA) dataset is available in dbGAP under phs000178.v11.p8</w:t>
-      </w:r>
-      <w:r>
-        <w:t xml:space="preserve"> </w:t>
-      </w:r>
-      <w:r>
-        <w:t xml:space="preserve">[</w:t>
-      </w:r>
-      <w:hyperlink w:anchor="ref-A9rC7i7X">
-        <w:r>
-          <w:rPr>
-            <w:rStyle w:val="Hyperlink"/>
-          </w:rPr>
-          <w:t xml:space="preserve">51</w:t>
-        </w:r>
-      </w:hyperlink>
-      <w:r>
-        <w:t xml:space="preserve">]</w:t>
-      </w:r>
-      <w:r>
-        <w:t xml:space="preserve">.</w:t>
-      </w:r>
-    </w:p>
-    <w:p>
-      <w:pPr>
-        <w:pStyle w:val="BodyText"/>
-      </w:pPr>
-      <w:r>
-        <w:t xml:space="preserve">Merged summary files for the latest release of OpenPedCan are openly accessible in</w:t>
-      </w:r>
-      <w:r>
-        <w:t xml:space="preserve"> </w:t>
-      </w:r>
-      <w:hyperlink r:id="rId321">
-        <w:r>
-          <w:rPr>
-            <w:rStyle w:val="Hyperlink"/>
-          </w:rPr>
-          <w:t xml:space="preserve">CAVATICA</w:t>
-        </w:r>
-      </w:hyperlink>
-      <w:r>
-        <w:t xml:space="preserve"> </w:t>
-      </w:r>
-      <w:r>
-        <w:t xml:space="preserve">or via</w:t>
-      </w:r>
-      <w:r>
-        <w:t xml:space="preserve"> </w:t>
-      </w:r>
-      <w:r>
-        <w:rPr>
-          <w:rStyle w:val="VerbatimChar"/>
-        </w:rPr>
-        <w:t xml:space="preserve">download-data.sh</w:t>
-      </w:r>
-      <w:r>
-        <w:t xml:space="preserve"> </w:t>
-      </w:r>
-      <w:r>
-        <w:t xml:space="preserve">script in the</w:t>
-      </w:r>
-      <w:r>
-        <w:t xml:space="preserve"> </w:t>
-      </w:r>
-      <w:hyperlink r:id="rId318">
-        <w:r>
-          <w:rPr>
-            <w:rStyle w:val="Hyperlink"/>
-          </w:rPr>
-          <w:t xml:space="preserve">https://github.com/d3b-center/OpenPedCan-analysis</w:t>
-        </w:r>
-      </w:hyperlink>
-      <w:r>
-        <w:t xml:space="preserve"> </w:t>
-      </w:r>
-      <w:r>
-        <w:t xml:space="preserve">repository.</w:t>
-      </w:r>
-      <w:r>
-        <w:t xml:space="preserve"> </w:t>
-      </w:r>
-      <w:r>
-        <w:t xml:space="preserve">Cancer group summary data from release v11 are visible within the NCI’s pediatric</w:t>
-      </w:r>
-      <w:r>
-        <w:t xml:space="preserve"> </w:t>
-      </w:r>
-      <w:hyperlink r:id="rId230">
-        <w:r>
-          <w:rPr>
-            <w:rStyle w:val="Hyperlink"/>
-          </w:rPr>
-          <w:t xml:space="preserve">Molecular Targets Platform</w:t>
-        </w:r>
-      </w:hyperlink>
-      <w:r>
-        <w:t xml:space="preserve">.</w:t>
-      </w:r>
-      <w:r>
-        <w:t xml:space="preserve"> </w:t>
-      </w:r>
-      <w:r>
-        <w:t xml:space="preserve">Cohort, cancer group, and individual data are visible within</w:t>
-      </w:r>
-      <w:r>
-        <w:t xml:space="preserve"> </w:t>
-      </w:r>
-      <w:hyperlink r:id="rId322">
-        <w:r>
-          <w:rPr>
-            <w:rStyle w:val="Hyperlink"/>
-          </w:rPr>
-          <w:t xml:space="preserve">PedcBioPortal</w:t>
-        </w:r>
-      </w:hyperlink>
-      <w:r>
-        <w:t xml:space="preserve">.</w:t>
-      </w:r>
-      <w:r>
-        <w:t xml:space="preserve"> </w:t>
-      </w:r>
-      <w:r>
-        <w:t xml:space="preserve">An overview of the OpenPedCan data availability is summarized in [</w:t>
+        <w:t xml:space="preserve">], we observed nearly 100% concordance, validating both experimental modalities and classifier accuracy.</w:t>
+      </w:r>
+      <w:r>
+        <w:t xml:space="preserve"> </w:t>
+      </w:r>
+      <w:r>
+        <w:t xml:space="preserve">Notably, methylation classification identified one rare case (MB, MYO) not captured by the transcriptome-based MedulloClassifier.</w:t>
+      </w:r>
+    </w:p>
+    <w:bookmarkStart w:id="0" w:name="tbl:table1"/>
+    <w:bookmarkStart w:id="315" w:name="tbl:table1"/>
+    <w:p>
+      <w:pPr>
+        <w:pStyle w:val="TableCaption"/>
+      </w:pPr>
+      <w:r>
+        <w:t xml:space="preserve">Table 1:</w:t>
+      </w:r>
+      <w:r>
+        <w:t xml:space="preserve"> </w:t>
       </w:r>
       <w:r>
         <w:rPr>
           <w:bCs/>
           <w:b/>
         </w:rPr>
-        <w:t xml:space="preserve">Table 1</w:t>
-      </w:r>
-      <w:hyperlink w:anchor="tbl:table1">
-        <w:r>
-          <w:rPr>
-            <w:rStyle w:val="Hyperlink"/>
-            <w:bCs/>
-            <w:b/>
-          </w:rPr>
-          <w:t xml:space="preserve">1</w:t>
-        </w:r>
-      </w:hyperlink>
-      <w:r>
-        <w:t xml:space="preserve">].</w:t>
-      </w:r>
-    </w:p>
-    <w:bookmarkStart w:id="0" w:name="tbl:table1"/>
-    <w:bookmarkStart w:id="323" w:name="tbl:table1"/>
-    <w:p>
-      <w:pPr>
-        <w:pStyle w:val="TableCaption"/>
-      </w:pPr>
-      <w:r>
-        <w:t xml:space="preserve">Table 1:</w:t>
-      </w:r>
-      <w:r>
-        <w:t xml:space="preserve"> </w:t>
-      </w:r>
-      <w:r>
-        <w:rPr>
-          <w:bCs/>
-          <w:b/>
-        </w:rPr>
-        <w:t xml:space="preserve">OpenPedCan Data Availability.</w:t>
-      </w:r>
-      <w:r>
-        <w:t xml:space="preserve"> </w:t>
-      </w:r>
-      <w:r>
-        <w:t xml:space="preserve">OpenPedCan data is available on multiple platforms with varying access requirements.</w:t>
+        <w:t xml:space="preserve">Medulloblastoma subtype concordance across experimental strategies.</w:t>
+      </w:r>
+      <w:r>
+        <w:t xml:space="preserve"> </w:t>
+      </w:r>
+      <w:r>
+        <w:t xml:space="preserve">Comparison of medulloblastoma subtypes using methylation or RNA-Seq classification.</w:t>
       </w:r>
       <w:r>
         <w:t xml:space="preserve"> </w:t>
@@ -14874,7 +14479,1521 @@
         <w:tblStyle w:val="Table"/>
         <w:tblW w:type="pct" w:w="5000"/>
         <w:tblLook w:firstRow="1" w:lastRow="0" w:firstColumn="0" w:lastColumn="0" w:noHBand="0" w:noVBand="0" w:val="0020"/>
-        <w:tblCaption w:val="Table 1: OpenPedCan Data Availability. OpenPedCan data is available on multiple platforms with varying access requirements. "/>
+        <w:tblCaption w:val="Table 1: Medulloblastoma subtype concordance across experimental strategies. Comparison of medulloblastoma subtypes using methylation or RNA-Seq classification. "/>
+      </w:tblPr>
+      <w:tblGrid>
+        <w:gridCol w:w="1931"/>
+        <w:gridCol w:w="1641"/>
+        <w:gridCol w:w="1641"/>
+        <w:gridCol w:w="1352"/>
+        <w:gridCol w:w="1352"/>
+      </w:tblGrid>
+      <w:tr>
+        <w:trPr>
+          <w:tblHeader w:val="true"/>
+        </w:trPr>
+        <w:tc>
+          <w:tcPr/>
+          <w:p>
+            <w:pPr>
+              <w:pStyle w:val="Compact"/>
+              <w:jc w:val="left"/>
+            </w:pPr>
+            <w:r>
+              <w:t xml:space="preserve">Methylation Subtype</w:t>
+            </w:r>
+          </w:p>
+        </w:tc>
+        <w:tc>
+          <w:tcPr/>
+          <w:p>
+            <w:pPr>
+              <w:pStyle w:val="Compact"/>
+              <w:jc w:val="right"/>
+            </w:pPr>
+            <w:r>
+              <w:t xml:space="preserve">Group3 (RNA-Seq)</w:t>
+            </w:r>
+          </w:p>
+        </w:tc>
+        <w:tc>
+          <w:tcPr/>
+          <w:p>
+            <w:pPr>
+              <w:pStyle w:val="Compact"/>
+              <w:jc w:val="right"/>
+            </w:pPr>
+            <w:r>
+              <w:t xml:space="preserve">Group4 (RNA-Seq)</w:t>
+            </w:r>
+          </w:p>
+        </w:tc>
+        <w:tc>
+          <w:tcPr/>
+          <w:p>
+            <w:pPr>
+              <w:pStyle w:val="Compact"/>
+              <w:jc w:val="right"/>
+            </w:pPr>
+            <w:r>
+              <w:t xml:space="preserve">SHH (RNA-Seq)</w:t>
+            </w:r>
+          </w:p>
+        </w:tc>
+        <w:tc>
+          <w:tcPr/>
+          <w:p>
+            <w:pPr>
+              <w:pStyle w:val="Compact"/>
+              <w:jc w:val="right"/>
+            </w:pPr>
+            <w:r>
+              <w:t xml:space="preserve">WNT (RNA-Seq)</w:t>
+            </w:r>
+          </w:p>
+        </w:tc>
+      </w:tr>
+      <w:tr>
+        <w:tc>
+          <w:tcPr/>
+          <w:p>
+            <w:pPr>
+              <w:pStyle w:val="Compact"/>
+              <w:jc w:val="left"/>
+            </w:pPr>
+            <w:r>
+              <w:t xml:space="preserve">MB_G34_II</w:t>
+            </w:r>
+          </w:p>
+        </w:tc>
+        <w:tc>
+          <w:tcPr/>
+          <w:p>
+            <w:pPr>
+              <w:pStyle w:val="Compact"/>
+              <w:jc w:val="right"/>
+            </w:pPr>
+            <w:r>
+              <w:t xml:space="preserve">8</w:t>
+            </w:r>
+          </w:p>
+        </w:tc>
+        <w:tc>
+          <w:tcPr/>
+          <w:p>
+            <w:pPr>
+              <w:pStyle w:val="Compact"/>
+              <w:jc w:val="right"/>
+            </w:pPr>
+            <w:r>
+              <w:t xml:space="preserve">0</w:t>
+            </w:r>
+          </w:p>
+        </w:tc>
+        <w:tc>
+          <w:tcPr/>
+          <w:p>
+            <w:pPr>
+              <w:pStyle w:val="Compact"/>
+              <w:jc w:val="right"/>
+            </w:pPr>
+            <w:r>
+              <w:t xml:space="preserve">0</w:t>
+            </w:r>
+          </w:p>
+        </w:tc>
+        <w:tc>
+          <w:tcPr/>
+          <w:p>
+            <w:pPr>
+              <w:pStyle w:val="Compact"/>
+              <w:jc w:val="right"/>
+            </w:pPr>
+            <w:r>
+              <w:t xml:space="preserve">0</w:t>
+            </w:r>
+          </w:p>
+        </w:tc>
+      </w:tr>
+      <w:tr>
+        <w:tc>
+          <w:tcPr/>
+          <w:p>
+            <w:pPr>
+              <w:pStyle w:val="Compact"/>
+              <w:jc w:val="left"/>
+            </w:pPr>
+            <w:r>
+              <w:t xml:space="preserve">MB_G34_III</w:t>
+            </w:r>
+          </w:p>
+        </w:tc>
+        <w:tc>
+          <w:tcPr/>
+          <w:p>
+            <w:pPr>
+              <w:pStyle w:val="Compact"/>
+              <w:jc w:val="right"/>
+            </w:pPr>
+            <w:r>
+              <w:t xml:space="preserve">17</w:t>
+            </w:r>
+          </w:p>
+        </w:tc>
+        <w:tc>
+          <w:tcPr/>
+          <w:p>
+            <w:pPr>
+              <w:pStyle w:val="Compact"/>
+              <w:jc w:val="right"/>
+            </w:pPr>
+            <w:r>
+              <w:t xml:space="preserve">0</w:t>
+            </w:r>
+          </w:p>
+        </w:tc>
+        <w:tc>
+          <w:tcPr/>
+          <w:p>
+            <w:pPr>
+              <w:pStyle w:val="Compact"/>
+              <w:jc w:val="right"/>
+            </w:pPr>
+            <w:r>
+              <w:t xml:space="preserve">0</w:t>
+            </w:r>
+          </w:p>
+        </w:tc>
+        <w:tc>
+          <w:tcPr/>
+          <w:p>
+            <w:pPr>
+              <w:pStyle w:val="Compact"/>
+              <w:jc w:val="right"/>
+            </w:pPr>
+            <w:r>
+              <w:t xml:space="preserve">0</w:t>
+            </w:r>
+          </w:p>
+        </w:tc>
+      </w:tr>
+      <w:tr>
+        <w:tc>
+          <w:tcPr/>
+          <w:p>
+            <w:pPr>
+              <w:pStyle w:val="Compact"/>
+              <w:jc w:val="left"/>
+            </w:pPr>
+            <w:r>
+              <w:t xml:space="preserve">MB_G34_IV</w:t>
+            </w:r>
+          </w:p>
+        </w:tc>
+        <w:tc>
+          <w:tcPr/>
+          <w:p>
+            <w:pPr>
+              <w:pStyle w:val="Compact"/>
+              <w:jc w:val="right"/>
+            </w:pPr>
+            <w:r>
+              <w:t xml:space="preserve">8</w:t>
+            </w:r>
+          </w:p>
+        </w:tc>
+        <w:tc>
+          <w:tcPr/>
+          <w:p>
+            <w:pPr>
+              <w:pStyle w:val="Compact"/>
+              <w:jc w:val="right"/>
+            </w:pPr>
+            <w:r>
+              <w:t xml:space="preserve">0</w:t>
+            </w:r>
+          </w:p>
+        </w:tc>
+        <w:tc>
+          <w:tcPr/>
+          <w:p>
+            <w:pPr>
+              <w:pStyle w:val="Compact"/>
+              <w:jc w:val="right"/>
+            </w:pPr>
+            <w:r>
+              <w:t xml:space="preserve">0</w:t>
+            </w:r>
+          </w:p>
+        </w:tc>
+        <w:tc>
+          <w:tcPr/>
+          <w:p>
+            <w:pPr>
+              <w:pStyle w:val="Compact"/>
+              <w:jc w:val="right"/>
+            </w:pPr>
+            <w:r>
+              <w:t xml:space="preserve">0</w:t>
+            </w:r>
+          </w:p>
+        </w:tc>
+      </w:tr>
+      <w:tr>
+        <w:tc>
+          <w:tcPr/>
+          <w:p>
+            <w:pPr>
+              <w:pStyle w:val="Compact"/>
+              <w:jc w:val="left"/>
+            </w:pPr>
+            <w:r>
+              <w:t xml:space="preserve">MB_G34_V</w:t>
+            </w:r>
+          </w:p>
+        </w:tc>
+        <w:tc>
+          <w:tcPr/>
+          <w:p>
+            <w:pPr>
+              <w:pStyle w:val="Compact"/>
+              <w:jc w:val="right"/>
+            </w:pPr>
+            <w:r>
+              <w:t xml:space="preserve">0</w:t>
+            </w:r>
+          </w:p>
+        </w:tc>
+        <w:tc>
+          <w:tcPr/>
+          <w:p>
+            <w:pPr>
+              <w:pStyle w:val="Compact"/>
+              <w:jc w:val="right"/>
+            </w:pPr>
+            <w:r>
+              <w:t xml:space="preserve">6</w:t>
+            </w:r>
+          </w:p>
+        </w:tc>
+        <w:tc>
+          <w:tcPr/>
+          <w:p>
+            <w:pPr>
+              <w:pStyle w:val="Compact"/>
+              <w:jc w:val="right"/>
+            </w:pPr>
+            <w:r>
+              <w:t xml:space="preserve">0</w:t>
+            </w:r>
+          </w:p>
+        </w:tc>
+        <w:tc>
+          <w:tcPr/>
+          <w:p>
+            <w:pPr>
+              <w:pStyle w:val="Compact"/>
+              <w:jc w:val="right"/>
+            </w:pPr>
+            <w:r>
+              <w:t xml:space="preserve">0</w:t>
+            </w:r>
+          </w:p>
+        </w:tc>
+      </w:tr>
+      <w:tr>
+        <w:tc>
+          <w:tcPr/>
+          <w:p>
+            <w:pPr>
+              <w:pStyle w:val="Compact"/>
+              <w:jc w:val="left"/>
+            </w:pPr>
+            <w:r>
+              <w:t xml:space="preserve">MB_G34_VI</w:t>
+            </w:r>
+          </w:p>
+        </w:tc>
+        <w:tc>
+          <w:tcPr/>
+          <w:p>
+            <w:pPr>
+              <w:pStyle w:val="Compact"/>
+              <w:jc w:val="right"/>
+            </w:pPr>
+            <w:r>
+              <w:t xml:space="preserve">0</w:t>
+            </w:r>
+          </w:p>
+        </w:tc>
+        <w:tc>
+          <w:tcPr/>
+          <w:p>
+            <w:pPr>
+              <w:pStyle w:val="Compact"/>
+              <w:jc w:val="right"/>
+            </w:pPr>
+            <w:r>
+              <w:t xml:space="preserve">4</w:t>
+            </w:r>
+          </w:p>
+        </w:tc>
+        <w:tc>
+          <w:tcPr/>
+          <w:p>
+            <w:pPr>
+              <w:pStyle w:val="Compact"/>
+              <w:jc w:val="right"/>
+            </w:pPr>
+            <w:r>
+              <w:t xml:space="preserve">0</w:t>
+            </w:r>
+          </w:p>
+        </w:tc>
+        <w:tc>
+          <w:tcPr/>
+          <w:p>
+            <w:pPr>
+              <w:pStyle w:val="Compact"/>
+              <w:jc w:val="right"/>
+            </w:pPr>
+            <w:r>
+              <w:t xml:space="preserve">0</w:t>
+            </w:r>
+          </w:p>
+        </w:tc>
+      </w:tr>
+      <w:tr>
+        <w:tc>
+          <w:tcPr/>
+          <w:p>
+            <w:pPr>
+              <w:pStyle w:val="Compact"/>
+              <w:jc w:val="left"/>
+            </w:pPr>
+            <w:r>
+              <w:t xml:space="preserve">MB_G34_VII</w:t>
+            </w:r>
+          </w:p>
+        </w:tc>
+        <w:tc>
+          <w:tcPr/>
+          <w:p>
+            <w:pPr>
+              <w:pStyle w:val="Compact"/>
+              <w:jc w:val="right"/>
+            </w:pPr>
+            <w:r>
+              <w:t xml:space="preserve">0</w:t>
+            </w:r>
+          </w:p>
+        </w:tc>
+        <w:tc>
+          <w:tcPr/>
+          <w:p>
+            <w:pPr>
+              <w:pStyle w:val="Compact"/>
+              <w:jc w:val="right"/>
+            </w:pPr>
+            <w:r>
+              <w:t xml:space="preserve">30</w:t>
+            </w:r>
+          </w:p>
+        </w:tc>
+        <w:tc>
+          <w:tcPr/>
+          <w:p>
+            <w:pPr>
+              <w:pStyle w:val="Compact"/>
+              <w:jc w:val="right"/>
+            </w:pPr>
+            <w:r>
+              <w:t xml:space="preserve">0</w:t>
+            </w:r>
+          </w:p>
+        </w:tc>
+        <w:tc>
+          <w:tcPr/>
+          <w:p>
+            <w:pPr>
+              <w:pStyle w:val="Compact"/>
+              <w:jc w:val="right"/>
+            </w:pPr>
+            <w:r>
+              <w:t xml:space="preserve">0</w:t>
+            </w:r>
+          </w:p>
+        </w:tc>
+      </w:tr>
+      <w:tr>
+        <w:tc>
+          <w:tcPr/>
+          <w:p>
+            <w:pPr>
+              <w:pStyle w:val="Compact"/>
+              <w:jc w:val="left"/>
+            </w:pPr>
+            <w:r>
+              <w:t xml:space="preserve">MB_G34_VIII</w:t>
+            </w:r>
+          </w:p>
+        </w:tc>
+        <w:tc>
+          <w:tcPr/>
+          <w:p>
+            <w:pPr>
+              <w:pStyle w:val="Compact"/>
+              <w:jc w:val="right"/>
+            </w:pPr>
+            <w:r>
+              <w:t xml:space="preserve">0</w:t>
+            </w:r>
+          </w:p>
+        </w:tc>
+        <w:tc>
+          <w:tcPr/>
+          <w:p>
+            <w:pPr>
+              <w:pStyle w:val="Compact"/>
+              <w:jc w:val="right"/>
+            </w:pPr>
+            <w:r>
+              <w:t xml:space="preserve">34</w:t>
+            </w:r>
+          </w:p>
+        </w:tc>
+        <w:tc>
+          <w:tcPr/>
+          <w:p>
+            <w:pPr>
+              <w:pStyle w:val="Compact"/>
+              <w:jc w:val="right"/>
+            </w:pPr>
+            <w:r>
+              <w:t xml:space="preserve">0</w:t>
+            </w:r>
+          </w:p>
+        </w:tc>
+        <w:tc>
+          <w:tcPr/>
+          <w:p>
+            <w:pPr>
+              <w:pStyle w:val="Compact"/>
+              <w:jc w:val="right"/>
+            </w:pPr>
+            <w:r>
+              <w:t xml:space="preserve">0</w:t>
+            </w:r>
+          </w:p>
+        </w:tc>
+      </w:tr>
+      <w:tr>
+        <w:tc>
+          <w:tcPr/>
+          <w:p>
+            <w:pPr>
+              <w:pStyle w:val="Compact"/>
+              <w:jc w:val="left"/>
+            </w:pPr>
+            <w:r>
+              <w:t xml:space="preserve">MB_MYO</w:t>
+            </w:r>
+          </w:p>
+        </w:tc>
+        <w:tc>
+          <w:tcPr/>
+          <w:p>
+            <w:pPr>
+              <w:pStyle w:val="Compact"/>
+              <w:jc w:val="right"/>
+            </w:pPr>
+            <w:r>
+              <w:t xml:space="preserve">1</w:t>
+            </w:r>
+          </w:p>
+        </w:tc>
+        <w:tc>
+          <w:tcPr/>
+          <w:p>
+            <w:pPr>
+              <w:pStyle w:val="Compact"/>
+              <w:jc w:val="right"/>
+            </w:pPr>
+            <w:r>
+              <w:t xml:space="preserve">0</w:t>
+            </w:r>
+          </w:p>
+        </w:tc>
+        <w:tc>
+          <w:tcPr/>
+          <w:p>
+            <w:pPr>
+              <w:pStyle w:val="Compact"/>
+              <w:jc w:val="right"/>
+            </w:pPr>
+            <w:r>
+              <w:t xml:space="preserve">0</w:t>
+            </w:r>
+          </w:p>
+        </w:tc>
+        <w:tc>
+          <w:tcPr/>
+          <w:p>
+            <w:pPr>
+              <w:pStyle w:val="Compact"/>
+              <w:jc w:val="right"/>
+            </w:pPr>
+            <w:r>
+              <w:t xml:space="preserve">0</w:t>
+            </w:r>
+          </w:p>
+        </w:tc>
+      </w:tr>
+      <w:tr>
+        <w:tc>
+          <w:tcPr/>
+          <w:p>
+            <w:pPr>
+              <w:pStyle w:val="Compact"/>
+              <w:jc w:val="left"/>
+            </w:pPr>
+            <w:r>
+              <w:t xml:space="preserve">MB_SHH_1</w:t>
+            </w:r>
+          </w:p>
+        </w:tc>
+        <w:tc>
+          <w:tcPr/>
+          <w:p>
+            <w:pPr>
+              <w:pStyle w:val="Compact"/>
+              <w:jc w:val="right"/>
+            </w:pPr>
+            <w:r>
+              <w:t xml:space="preserve">0</w:t>
+            </w:r>
+          </w:p>
+        </w:tc>
+        <w:tc>
+          <w:tcPr/>
+          <w:p>
+            <w:pPr>
+              <w:pStyle w:val="Compact"/>
+              <w:jc w:val="right"/>
+            </w:pPr>
+            <w:r>
+              <w:t xml:space="preserve">0</w:t>
+            </w:r>
+          </w:p>
+        </w:tc>
+        <w:tc>
+          <w:tcPr/>
+          <w:p>
+            <w:pPr>
+              <w:pStyle w:val="Compact"/>
+              <w:jc w:val="right"/>
+            </w:pPr>
+            <w:r>
+              <w:t xml:space="preserve">11</w:t>
+            </w:r>
+          </w:p>
+        </w:tc>
+        <w:tc>
+          <w:tcPr/>
+          <w:p>
+            <w:pPr>
+              <w:pStyle w:val="Compact"/>
+              <w:jc w:val="right"/>
+            </w:pPr>
+            <w:r>
+              <w:t xml:space="preserve">0</w:t>
+            </w:r>
+          </w:p>
+        </w:tc>
+      </w:tr>
+      <w:tr>
+        <w:tc>
+          <w:tcPr/>
+          <w:p>
+            <w:pPr>
+              <w:pStyle w:val="Compact"/>
+              <w:jc w:val="left"/>
+            </w:pPr>
+            <w:r>
+              <w:t xml:space="preserve">MB_SHH_2</w:t>
+            </w:r>
+          </w:p>
+        </w:tc>
+        <w:tc>
+          <w:tcPr/>
+          <w:p>
+            <w:pPr>
+              <w:pStyle w:val="Compact"/>
+              <w:jc w:val="right"/>
+            </w:pPr>
+            <w:r>
+              <w:t xml:space="preserve">0</w:t>
+            </w:r>
+          </w:p>
+        </w:tc>
+        <w:tc>
+          <w:tcPr/>
+          <w:p>
+            <w:pPr>
+              <w:pStyle w:val="Compact"/>
+              <w:jc w:val="right"/>
+            </w:pPr>
+            <w:r>
+              <w:t xml:space="preserve">0</w:t>
+            </w:r>
+          </w:p>
+        </w:tc>
+        <w:tc>
+          <w:tcPr/>
+          <w:p>
+            <w:pPr>
+              <w:pStyle w:val="Compact"/>
+              <w:jc w:val="right"/>
+            </w:pPr>
+            <w:r>
+              <w:t xml:space="preserve">4</w:t>
+            </w:r>
+          </w:p>
+        </w:tc>
+        <w:tc>
+          <w:tcPr/>
+          <w:p>
+            <w:pPr>
+              <w:pStyle w:val="Compact"/>
+              <w:jc w:val="right"/>
+            </w:pPr>
+            <w:r>
+              <w:t xml:space="preserve">0</w:t>
+            </w:r>
+          </w:p>
+        </w:tc>
+      </w:tr>
+      <w:tr>
+        <w:tc>
+          <w:tcPr/>
+          <w:p>
+            <w:pPr>
+              <w:pStyle w:val="Compact"/>
+              <w:jc w:val="left"/>
+            </w:pPr>
+            <w:r>
+              <w:t xml:space="preserve">MB_SHH_3</w:t>
+            </w:r>
+          </w:p>
+        </w:tc>
+        <w:tc>
+          <w:tcPr/>
+          <w:p>
+            <w:pPr>
+              <w:pStyle w:val="Compact"/>
+              <w:jc w:val="right"/>
+            </w:pPr>
+            <w:r>
+              <w:t xml:space="preserve">0</w:t>
+            </w:r>
+          </w:p>
+        </w:tc>
+        <w:tc>
+          <w:tcPr/>
+          <w:p>
+            <w:pPr>
+              <w:pStyle w:val="Compact"/>
+              <w:jc w:val="right"/>
+            </w:pPr>
+            <w:r>
+              <w:t xml:space="preserve">0</w:t>
+            </w:r>
+          </w:p>
+        </w:tc>
+        <w:tc>
+          <w:tcPr/>
+          <w:p>
+            <w:pPr>
+              <w:pStyle w:val="Compact"/>
+              <w:jc w:val="right"/>
+            </w:pPr>
+            <w:r>
+              <w:t xml:space="preserve">2</w:t>
+            </w:r>
+          </w:p>
+        </w:tc>
+        <w:tc>
+          <w:tcPr/>
+          <w:p>
+            <w:pPr>
+              <w:pStyle w:val="Compact"/>
+              <w:jc w:val="right"/>
+            </w:pPr>
+            <w:r>
+              <w:t xml:space="preserve">0</w:t>
+            </w:r>
+          </w:p>
+        </w:tc>
+      </w:tr>
+      <w:tr>
+        <w:tc>
+          <w:tcPr/>
+          <w:p>
+            <w:pPr>
+              <w:pStyle w:val="Compact"/>
+              <w:jc w:val="left"/>
+            </w:pPr>
+            <w:r>
+              <w:t xml:space="preserve">MB_SHH_4</w:t>
+            </w:r>
+          </w:p>
+        </w:tc>
+        <w:tc>
+          <w:tcPr/>
+          <w:p>
+            <w:pPr>
+              <w:pStyle w:val="Compact"/>
+              <w:jc w:val="right"/>
+            </w:pPr>
+            <w:r>
+              <w:t xml:space="preserve">0</w:t>
+            </w:r>
+          </w:p>
+        </w:tc>
+        <w:tc>
+          <w:tcPr/>
+          <w:p>
+            <w:pPr>
+              <w:pStyle w:val="Compact"/>
+              <w:jc w:val="right"/>
+            </w:pPr>
+            <w:r>
+              <w:t xml:space="preserve">0</w:t>
+            </w:r>
+          </w:p>
+        </w:tc>
+        <w:tc>
+          <w:tcPr/>
+          <w:p>
+            <w:pPr>
+              <w:pStyle w:val="Compact"/>
+              <w:jc w:val="right"/>
+            </w:pPr>
+            <w:r>
+              <w:t xml:space="preserve">7</w:t>
+            </w:r>
+          </w:p>
+        </w:tc>
+        <w:tc>
+          <w:tcPr/>
+          <w:p>
+            <w:pPr>
+              <w:pStyle w:val="Compact"/>
+              <w:jc w:val="right"/>
+            </w:pPr>
+            <w:r>
+              <w:t xml:space="preserve">0</w:t>
+            </w:r>
+          </w:p>
+        </w:tc>
+      </w:tr>
+      <w:tr>
+        <w:tc>
+          <w:tcPr/>
+          <w:p>
+            <w:pPr>
+              <w:pStyle w:val="Compact"/>
+              <w:jc w:val="left"/>
+            </w:pPr>
+            <w:r>
+              <w:t xml:space="preserve">MB_WNT</w:t>
+            </w:r>
+          </w:p>
+        </w:tc>
+        <w:tc>
+          <w:tcPr/>
+          <w:p>
+            <w:pPr>
+              <w:pStyle w:val="Compact"/>
+              <w:jc w:val="right"/>
+            </w:pPr>
+            <w:r>
+              <w:t xml:space="preserve">0</w:t>
+            </w:r>
+          </w:p>
+        </w:tc>
+        <w:tc>
+          <w:tcPr/>
+          <w:p>
+            <w:pPr>
+              <w:pStyle w:val="Compact"/>
+              <w:jc w:val="right"/>
+            </w:pPr>
+            <w:r>
+              <w:t xml:space="preserve">0</w:t>
+            </w:r>
+          </w:p>
+        </w:tc>
+        <w:tc>
+          <w:tcPr/>
+          <w:p>
+            <w:pPr>
+              <w:pStyle w:val="Compact"/>
+              <w:jc w:val="right"/>
+            </w:pPr>
+            <w:r>
+              <w:t xml:space="preserve">0</w:t>
+            </w:r>
+          </w:p>
+        </w:tc>
+        <w:tc>
+          <w:tcPr/>
+          <w:p>
+            <w:pPr>
+              <w:pStyle w:val="Compact"/>
+              <w:jc w:val="right"/>
+            </w:pPr>
+            <w:r>
+              <w:t xml:space="preserve">18</w:t>
+            </w:r>
+          </w:p>
+        </w:tc>
+      </w:tr>
+    </w:tbl>
+    <w:bookmarkEnd w:id="315"/>
+    <w:bookmarkEnd w:id="0"/>
+    <w:p>
+      <w:pPr>
+        <w:pStyle w:val="BodyText"/>
+      </w:pPr>
+      <w:r>
+        <w:t xml:space="preserve">In addition to verifying known findings, OpenPedCan modules support pediatric cancer discovery and translation.</w:t>
+      </w:r>
+      <w:r>
+        <w:t xml:space="preserve"> </w:t>
+      </w:r>
+      <w:r>
+        <w:t xml:space="preserve">The reproducibility of these results is further supported by their reuse across studies, &gt; 100 Zenodo downloads, GitHub forks, and independent analysis pipelines.</w:t>
+      </w:r>
+      <w:r>
+        <w:t xml:space="preserve"> </w:t>
+      </w:r>
+      <w:r>
+        <w:t xml:space="preserve">Together, these validation measures—spanning sample QC, molecular feature recovery, cross-platform concordance, and expert review—ensure that OpenPedCan is a robust, reproducible, and reusable resource for the pediatric cancer research community.</w:t>
+      </w:r>
+    </w:p>
+    <w:bookmarkEnd w:id="316"/>
+    <w:bookmarkStart w:id="317" w:name="ethics-and-consent-statement"/>
+    <w:p>
+      <w:pPr>
+        <w:pStyle w:val="Heading2"/>
+      </w:pPr>
+      <w:r>
+        <w:t xml:space="preserve">Ethics and Consent Statement</w:t>
+      </w:r>
+    </w:p>
+    <w:p>
+      <w:pPr>
+        <w:pStyle w:val="FirstParagraph"/>
+      </w:pPr>
+      <w:r>
+        <w:t xml:space="preserve">This study did not generate new sequencing data.</w:t>
+      </w:r>
+      <w:r>
+        <w:t xml:space="preserve"> </w:t>
+      </w:r>
+      <w:r>
+        <w:t xml:space="preserve">All previously-published raw data were obtained through Database of Genotypes and Phenotypes (dbGAP) access requests with patients consented as</w:t>
+      </w:r>
+      <w:r>
+        <w:t xml:space="preserve"> </w:t>
+      </w:r>
+      <w:r>
+        <w:t xml:space="preserve">“</w:t>
+      </w:r>
+      <w:r>
+        <w:t xml:space="preserve">General Research Use (GRU)</w:t>
+      </w:r>
+      <w:r>
+        <w:t xml:space="preserve">”</w:t>
+      </w:r>
+      <w:r>
+        <w:t xml:space="preserve"> </w:t>
+      </w:r>
+      <w:r>
+        <w:t xml:space="preserve">or</w:t>
+      </w:r>
+      <w:r>
+        <w:t xml:space="preserve"> </w:t>
+      </w:r>
+      <w:r>
+        <w:t xml:space="preserve">“</w:t>
+      </w:r>
+      <w:r>
+        <w:t xml:space="preserve">Disease-Specific (Pediatric Cancer Research)</w:t>
+      </w:r>
+      <w:r>
+        <w:t xml:space="preserve">”</w:t>
+      </w:r>
+      <w:r>
+        <w:t xml:space="preserve">.</w:t>
+      </w:r>
+      <w:r>
+        <w:t xml:space="preserve"> </w:t>
+      </w:r>
+      <w:r>
+        <w:t xml:space="preserve">OpenPedCan integrates only summary-level outputs (e.g., gene expression matrices, mutation calls) that are designated for GRU by the data custodians.</w:t>
+      </w:r>
+      <w:r>
+        <w:t xml:space="preserve"> </w:t>
+      </w:r>
+      <w:r>
+        <w:t xml:space="preserve">No protected health information (PHI), raw sequencing files, or individually identifiable clinical metadata are distributed as part of this project.</w:t>
+      </w:r>
+    </w:p>
+    <w:bookmarkEnd w:id="317"/>
+    <w:bookmarkStart w:id="318" w:name="re-use-potential"/>
+    <w:p>
+      <w:pPr>
+        <w:pStyle w:val="Heading2"/>
+      </w:pPr>
+      <w:r>
+        <w:t xml:space="preserve">Re-use potential</w:t>
+      </w:r>
+    </w:p>
+    <w:p>
+      <w:pPr>
+        <w:pStyle w:val="FirstParagraph"/>
+      </w:pPr>
+      <w:r>
+        <w:t xml:space="preserve">OpenPedCan represents a valuable resource, not only by significantly extending OpenPBTA to include more than 5,000 additional patients and 6,000 tumors, but also by adding a number of new</w:t>
+      </w:r>
+      <w:r>
+        <w:t xml:space="preserve"> </w:t>
+      </w:r>
+      <w:r>
+        <w:t xml:space="preserve">“</w:t>
+      </w:r>
+      <w:r>
+        <w:t xml:space="preserve">omic</w:t>
+      </w:r>
+      <w:r>
+        <w:t xml:space="preserve">”</w:t>
+      </w:r>
+      <w:r>
+        <w:t xml:space="preserve"> </w:t>
+      </w:r>
+      <w:r>
+        <w:t xml:space="preserve">data types not previously included, such as methylation arrays, miRNA-Seq, proteomics, and normal tissue RNA-Seq.</w:t>
+      </w:r>
+      <w:r>
+        <w:t xml:space="preserve"> </w:t>
+      </w:r>
+      <w:r>
+        <w:t xml:space="preserve">OpenPedCan also serves as a community resource whose outputs and/or code can be leveraged directly to ask research questions or serve as an orthogonal validation dataset.</w:t>
+      </w:r>
+      <w:r>
+        <w:t xml:space="preserve"> </w:t>
+      </w:r>
+      <w:r>
+        <w:t xml:space="preserve">By providing this data in a harmonized manner, we enable investigators to reduce the financial and time-related costs associated with their analyses, which would otherwise total years of project hours and over $50,000 in data analysis alone</w:t>
+      </w:r>
+      <w:r>
+        <w:t xml:space="preserve"> </w:t>
+      </w:r>
+      <w:r>
+        <w:t xml:space="preserve">[</w:t>
+      </w:r>
+      <w:hyperlink w:anchor="ref-18f0apoAK">
+        <w:r>
+          <w:rPr>
+            <w:rStyle w:val="Hyperlink"/>
+          </w:rPr>
+          <w:t xml:space="preserve">48</w:t>
+        </w:r>
+      </w:hyperlink>
+      <w:r>
+        <w:t xml:space="preserve">]</w:t>
+      </w:r>
+      <w:r>
+        <w:t xml:space="preserve">.</w:t>
+      </w:r>
+      <w:r>
+        <w:t xml:space="preserve"> </w:t>
+      </w:r>
+      <w:r>
+        <w:t xml:space="preserve">We encourage re-use of the data, ideas and suggestions for improving the data or adding analyses, and/or direct code contributions through a pull-request.</w:t>
+      </w:r>
+    </w:p>
+    <w:bookmarkEnd w:id="318"/>
+    <w:bookmarkStart w:id="322" w:name="X3e066af15c8d97436bf8db638ddd567e1b87548"/>
+    <w:p>
+      <w:pPr>
+        <w:pStyle w:val="Heading2"/>
+      </w:pPr>
+      <w:r>
+        <w:t xml:space="preserve">Availability of source code and requirements</w:t>
+      </w:r>
+    </w:p>
+    <w:p>
+      <w:pPr>
+        <w:pStyle w:val="FirstParagraph"/>
+      </w:pPr>
+      <w:r>
+        <w:t xml:space="preserve">Project name: The Open Pediatric Cancer (OpenPedCan) Project</w:t>
+      </w:r>
+    </w:p>
+    <w:p>
+      <w:pPr>
+        <w:pStyle w:val="BodyText"/>
+      </w:pPr>
+      <w:r>
+        <w:t xml:space="preserve">Project home page: https://github.com/d3b-center/OpenPedCan-analysis</w:t>
+      </w:r>
+    </w:p>
+    <w:p>
+      <w:pPr>
+        <w:pStyle w:val="BodyText"/>
+      </w:pPr>
+      <w:r>
+        <w:t xml:space="preserve">Operating system(s): Platform independent</w:t>
+      </w:r>
+    </w:p>
+    <w:p>
+      <w:pPr>
+        <w:pStyle w:val="BodyText"/>
+      </w:pPr>
+      <w:r>
+        <w:t xml:space="preserve">Programming languages: R, Python, bash</w:t>
+      </w:r>
+    </w:p>
+    <w:p>
+      <w:pPr>
+        <w:pStyle w:val="BodyText"/>
+      </w:pPr>
+      <w:r>
+        <w:t xml:space="preserve">Other requirements: CAVATICA is required to run all primary Kids First workflows.</w:t>
+      </w:r>
+      <w:r>
+        <w:t xml:space="preserve"> </w:t>
+      </w:r>
+      <w:r>
+        <w:t xml:space="preserve">All downstream OpenPedCan workflows can be run using the Docker image at</w:t>
+      </w:r>
+      <w:r>
+        <w:t xml:space="preserve"> </w:t>
+      </w:r>
+      <w:r>
+        <w:rPr>
+          <w:rStyle w:val="VerbatimChar"/>
+        </w:rPr>
+        <w:t xml:space="preserve">pgc-images.sbgenomics.com/d3b-bixu/openpedcanverse:latest</w:t>
+      </w:r>
+      <w:r>
+        <w:t xml:space="preserve">.</w:t>
+      </w:r>
+      <w:r>
+        <w:t xml:space="preserve"> </w:t>
+      </w:r>
+      <w:r>
+        <w:t xml:space="preserve">Most workflows run efficiently on local or cloud machines with 16–64 GB RAM.</w:t>
+      </w:r>
+      <w:r>
+        <w:t xml:space="preserve"> </w:t>
+      </w:r>
+      <w:r>
+        <w:t xml:space="preserve">The most memory-intensive module runs on a 64 GB instance at &lt;$2 per run.</w:t>
+      </w:r>
+    </w:p>
+    <w:p>
+      <w:pPr>
+        <w:pStyle w:val="BodyText"/>
+      </w:pPr>
+      <w:r>
+        <w:t xml:space="preserve">License: CC-BY 4.0</w:t>
+      </w:r>
+    </w:p>
+    <w:p>
+      <w:pPr>
+        <w:pStyle w:val="BodyText"/>
+      </w:pPr>
+      <w:r>
+        <w:t xml:space="preserve">Primary analyses were performed using Gabriella Miller Kids First pipelines and are listed in the methods section.</w:t>
+      </w:r>
+      <w:r>
+        <w:t xml:space="preserve"> </w:t>
+      </w:r>
+      <w:r>
+        <w:t xml:space="preserve">Analysis modules were either initially developed within</w:t>
+      </w:r>
+      <w:r>
+        <w:t xml:space="preserve"> </w:t>
+      </w:r>
+      <w:hyperlink r:id="rId319">
+        <w:r>
+          <w:rPr>
+            <w:rStyle w:val="Hyperlink"/>
+          </w:rPr>
+          <w:t xml:space="preserve">https://github.com/AlexsLemonade/OpenPBTA-analysis</w:t>
+        </w:r>
+      </w:hyperlink>
+      <w:r>
+        <w:t xml:space="preserve"> </w:t>
+      </w:r>
+      <w:r>
+        <w:t xml:space="preserve">[</w:t>
+      </w:r>
+      <w:hyperlink w:anchor="ref-5VXMHJ7N">
+        <w:r>
+          <w:rPr>
+            <w:rStyle w:val="Hyperlink"/>
+          </w:rPr>
+          <w:t xml:space="preserve">1</w:t>
+        </w:r>
+      </w:hyperlink>
+      <w:r>
+        <w:t xml:space="preserve">]</w:t>
+      </w:r>
+      <w:r>
+        <w:t xml:space="preserve">, were modified, and/or created anew within the</w:t>
+      </w:r>
+      <w:r>
+        <w:t xml:space="preserve"> </w:t>
+      </w:r>
+      <w:hyperlink r:id="rId320">
+        <w:r>
+          <w:rPr>
+            <w:rStyle w:val="Hyperlink"/>
+          </w:rPr>
+          <w:t xml:space="preserve">https://github.com/d3b-center/OpenPedCan-analysis</w:t>
+        </w:r>
+      </w:hyperlink>
+      <w:r>
+        <w:t xml:space="preserve"> </w:t>
+      </w:r>
+      <w:r>
+        <w:t xml:space="preserve">publicly available repository.</w:t>
+      </w:r>
+    </w:p>
+    <w:p>
+      <w:pPr>
+        <w:pStyle w:val="BodyText"/>
+      </w:pPr>
+      <w:r>
+        <w:t xml:space="preserve">Software versions are documented in</w:t>
+      </w:r>
+      <w:r>
+        <w:t xml:space="preserve"> </w:t>
+      </w:r>
+      <w:hyperlink r:id="rId321">
+        <w:r>
+          <w:rPr>
+            <w:rStyle w:val="Hyperlink"/>
+            <w:bCs/>
+            <w:b/>
+          </w:rPr>
+          <w:t xml:space="preserve">Supplemental Table 5</w:t>
+        </w:r>
+      </w:hyperlink>
+      <w:r>
+        <w:t xml:space="preserve">.</w:t>
+      </w:r>
+    </w:p>
+    <w:bookmarkEnd w:id="322"/>
+    <w:bookmarkStart w:id="327" w:name="data-availability"/>
+    <w:p>
+      <w:pPr>
+        <w:pStyle w:val="Heading2"/>
+      </w:pPr>
+      <w:r>
+        <w:t xml:space="preserve">Data Availability</w:t>
+      </w:r>
+    </w:p>
+    <w:bookmarkStart w:id="326" w:name="datasets"/>
+    <w:p>
+      <w:pPr>
+        <w:pStyle w:val="Heading3"/>
+      </w:pPr>
+      <w:r>
+        <w:t xml:space="preserve">Datasets</w:t>
+      </w:r>
+    </w:p>
+    <w:p>
+      <w:pPr>
+        <w:pStyle w:val="FirstParagraph"/>
+      </w:pPr>
+      <w:r>
+        <w:t xml:space="preserve">The datasets supporting this study are available as follows:</w:t>
+      </w:r>
+      <w:r>
+        <w:t xml:space="preserve"> </w:t>
+      </w:r>
+      <w:r>
+        <w:t xml:space="preserve">The TARGET dataset is available in dbGAP under phs000218.v23.p8</w:t>
+      </w:r>
+      <w:r>
+        <w:t xml:space="preserve"> </w:t>
+      </w:r>
+      <w:r>
+        <w:t xml:space="preserve">[</w:t>
+      </w:r>
+      <w:hyperlink w:anchor="ref-17Erd7F9J">
+        <w:r>
+          <w:rPr>
+            <w:rStyle w:val="Hyperlink"/>
+          </w:rPr>
+          <w:t xml:space="preserve">49</w:t>
+        </w:r>
+      </w:hyperlink>
+      <w:r>
+        <w:t xml:space="preserve">]</w:t>
+      </w:r>
+      <w:r>
+        <w:t xml:space="preserve">.</w:t>
+      </w:r>
+      <w:r>
+        <w:t xml:space="preserve"> </w:t>
+      </w:r>
+      <w:r>
+        <w:t xml:space="preserve">The GMKF Neuroblastoma dataset is available in dbGAP under phs001436.v1.p1</w:t>
+      </w:r>
+      <w:r>
+        <w:t xml:space="preserve">[</w:t>
+      </w:r>
+      <w:hyperlink w:anchor="ref-UVwAVvuW">
+        <w:r>
+          <w:rPr>
+            <w:rStyle w:val="Hyperlink"/>
+          </w:rPr>
+          <w:t xml:space="preserve">50</w:t>
+        </w:r>
+      </w:hyperlink>
+      <w:r>
+        <w:t xml:space="preserve">]</w:t>
+      </w:r>
+      <w:r>
+        <w:t xml:space="preserve">.</w:t>
+      </w:r>
+      <w:r>
+        <w:t xml:space="preserve"> </w:t>
+      </w:r>
+      <w:r>
+        <w:t xml:space="preserve">The Pediatric Brain Tumor Atlas data (PBTA), containing the subcohorts OpenPBTA, Kids First PBTA (X01), Chordoma Foundation, MI-ONCOSEQ Study, PNOC, and DGD is available in dbGAP under phs002517.v4.p2</w:t>
+      </w:r>
+      <w:r>
+        <w:t xml:space="preserve"> </w:t>
+      </w:r>
+      <w:r>
+        <w:t xml:space="preserve">[</w:t>
+      </w:r>
+      <w:hyperlink w:anchor="ref-rE2wVvW4">
+        <w:r>
+          <w:rPr>
+            <w:rStyle w:val="Hyperlink"/>
+          </w:rPr>
+          <w:t xml:space="preserve">51</w:t>
+        </w:r>
+      </w:hyperlink>
+      <w:r>
+        <w:t xml:space="preserve">]</w:t>
+      </w:r>
+      <w:r>
+        <w:t xml:space="preserve"> </w:t>
+      </w:r>
+      <w:r>
+        <w:t xml:space="preserve">or in the Kids First Portal (kidsfirstdrc.org).</w:t>
+      </w:r>
+      <w:r>
+        <w:t xml:space="preserve"> </w:t>
+      </w:r>
+      <w:r>
+        <w:t xml:space="preserve">The raw Genotype-Tissue Expression (GTEx) dataset is available in dbGAP under phs000424.v9.p2 and publicly available at https://gtexportal.org/home/.</w:t>
+      </w:r>
+      <w:r>
+        <w:t xml:space="preserve"> </w:t>
+      </w:r>
+      <w:r>
+        <w:t xml:space="preserve">The Cancer Genome Atlas (TCGA) dataset is available in dbGAP under phs000178.v11.p8</w:t>
+      </w:r>
+      <w:r>
+        <w:t xml:space="preserve"> </w:t>
+      </w:r>
+      <w:r>
+        <w:t xml:space="preserve">[</w:t>
+      </w:r>
+      <w:hyperlink w:anchor="ref-A9rC7i7X">
+        <w:r>
+          <w:rPr>
+            <w:rStyle w:val="Hyperlink"/>
+          </w:rPr>
+          <w:t xml:space="preserve">52</w:t>
+        </w:r>
+      </w:hyperlink>
+      <w:r>
+        <w:t xml:space="preserve">]</w:t>
+      </w:r>
+      <w:r>
+        <w:t xml:space="preserve">.</w:t>
+      </w:r>
+    </w:p>
+    <w:p>
+      <w:pPr>
+        <w:pStyle w:val="BodyText"/>
+      </w:pPr>
+      <w:r>
+        <w:t xml:space="preserve">Merged summary files for the latest release of OpenPedCan are openly accessible in</w:t>
+      </w:r>
+      <w:r>
+        <w:t xml:space="preserve"> </w:t>
+      </w:r>
+      <w:hyperlink r:id="rId323">
+        <w:r>
+          <w:rPr>
+            <w:rStyle w:val="Hyperlink"/>
+          </w:rPr>
+          <w:t xml:space="preserve">CAVATICA</w:t>
+        </w:r>
+      </w:hyperlink>
+      <w:r>
+        <w:t xml:space="preserve"> </w:t>
+      </w:r>
+      <w:r>
+        <w:t xml:space="preserve">or via</w:t>
+      </w:r>
+      <w:r>
+        <w:t xml:space="preserve"> </w:t>
+      </w:r>
+      <w:r>
+        <w:rPr>
+          <w:rStyle w:val="VerbatimChar"/>
+        </w:rPr>
+        <w:t xml:space="preserve">download-data.sh</w:t>
+      </w:r>
+      <w:r>
+        <w:t xml:space="preserve"> </w:t>
+      </w:r>
+      <w:r>
+        <w:t xml:space="preserve">script in the</w:t>
+      </w:r>
+      <w:r>
+        <w:t xml:space="preserve"> </w:t>
+      </w:r>
+      <w:hyperlink r:id="rId320">
+        <w:r>
+          <w:rPr>
+            <w:rStyle w:val="Hyperlink"/>
+          </w:rPr>
+          <w:t xml:space="preserve">https://github.com/d3b-center/OpenPedCan-analysis</w:t>
+        </w:r>
+      </w:hyperlink>
+      <w:r>
+        <w:t xml:space="preserve"> </w:t>
+      </w:r>
+      <w:r>
+        <w:t xml:space="preserve">repository.</w:t>
+      </w:r>
+      <w:r>
+        <w:t xml:space="preserve"> </w:t>
+      </w:r>
+      <w:r>
+        <w:t xml:space="preserve">Cancer group summary data from release v11 are visible within the NCI’s pediatric</w:t>
+      </w:r>
+      <w:r>
+        <w:t xml:space="preserve"> </w:t>
+      </w:r>
+      <w:hyperlink r:id="rId230">
+        <w:r>
+          <w:rPr>
+            <w:rStyle w:val="Hyperlink"/>
+          </w:rPr>
+          <w:t xml:space="preserve">Molecular Targets Platform</w:t>
+        </w:r>
+      </w:hyperlink>
+      <w:r>
+        <w:t xml:space="preserve">.</w:t>
+      </w:r>
+      <w:r>
+        <w:t xml:space="preserve"> </w:t>
+      </w:r>
+      <w:r>
+        <w:t xml:space="preserve">Cohort, cancer group, and individual data are visible within</w:t>
+      </w:r>
+      <w:r>
+        <w:t xml:space="preserve"> </w:t>
+      </w:r>
+      <w:hyperlink r:id="rId324">
+        <w:r>
+          <w:rPr>
+            <w:rStyle w:val="Hyperlink"/>
+          </w:rPr>
+          <w:t xml:space="preserve">PedcBioPortal</w:t>
+        </w:r>
+      </w:hyperlink>
+      <w:r>
+        <w:t xml:space="preserve">.</w:t>
+      </w:r>
+      <w:r>
+        <w:t xml:space="preserve"> </w:t>
+      </w:r>
+      <w:r>
+        <w:t xml:space="preserve">An overview of the OpenPedCan data availability is summarized in [</w:t>
+      </w:r>
+      <w:r>
+        <w:rPr>
+          <w:bCs/>
+          <w:b/>
+        </w:rPr>
+        <w:t xml:space="preserve">Table 2</w:t>
+      </w:r>
+      <w:hyperlink w:anchor="tbl:table2">
+        <w:r>
+          <w:rPr>
+            <w:rStyle w:val="Hyperlink"/>
+            <w:bCs/>
+            <w:b/>
+          </w:rPr>
+          <w:t xml:space="preserve">2</w:t>
+        </w:r>
+      </w:hyperlink>
+      <w:r>
+        <w:t xml:space="preserve">].</w:t>
+      </w:r>
+    </w:p>
+    <w:bookmarkStart w:id="0" w:name="tbl:table2"/>
+    <w:bookmarkStart w:id="325" w:name="tbl:table2"/>
+    <w:p>
+      <w:pPr>
+        <w:pStyle w:val="TableCaption"/>
+      </w:pPr>
+      <w:r>
+        <w:t xml:space="preserve">Table 2:</w:t>
+      </w:r>
+      <w:r>
+        <w:t xml:space="preserve"> </w:t>
+      </w:r>
+      <w:r>
+        <w:rPr>
+          <w:bCs/>
+          <w:b/>
+        </w:rPr>
+        <w:t xml:space="preserve">OpenPedCan Data Availability.</w:t>
+      </w:r>
+      <w:r>
+        <w:t xml:space="preserve"> </w:t>
+      </w:r>
+      <w:r>
+        <w:t xml:space="preserve">OpenPedCan data is available on multiple platforms with varying access requirements.</w:t>
+      </w:r>
+      <w:r>
+        <w:t xml:space="preserve"> </w:t>
+      </w:r>
+    </w:p>
+    <w:tbl>
+      <w:tblPr>
+        <w:tblStyle w:val="Table"/>
+        <w:tblW w:type="pct" w:w="5000"/>
+        <w:tblLook w:firstRow="1" w:lastRow="0" w:firstColumn="0" w:lastColumn="0" w:noHBand="0" w:noVBand="0" w:val="0020"/>
+        <w:tblCaption w:val="Table 2: OpenPedCan Data Availability. OpenPedCan data is available on multiple platforms with varying access requirements. "/>
       </w:tblPr>
       <w:tblGrid>
         <w:gridCol w:w="1980"/>
@@ -15186,11 +16305,11 @@
         </w:tc>
       </w:tr>
     </w:tbl>
-    <w:bookmarkEnd w:id="323"/>
+    <w:bookmarkEnd w:id="325"/>
     <w:bookmarkEnd w:id="0"/>
-    <w:bookmarkEnd w:id="324"/>
-    <w:bookmarkEnd w:id="325"/>
-    <w:bookmarkStart w:id="326" w:name="acknowledgments"/>
+    <w:bookmarkEnd w:id="326"/>
+    <w:bookmarkEnd w:id="327"/>
+    <w:bookmarkStart w:id="328" w:name="acknowledgments"/>
     <w:p>
       <w:pPr>
         <w:pStyle w:val="Heading2"/>
@@ -15222,11 +16341,17 @@
         <w:t xml:space="preserve"> </w:t>
       </w:r>
       <w:r>
+        <w:t xml:space="preserve">The authors also wish to thank the anonymous private investors to the Children’s National Hospital Brain Tumor Institute who have supported this work.</w:t>
+      </w:r>
+      <w:r>
+        <w:t xml:space="preserve"> </w:t>
+      </w:r>
+      <w:r>
         <w:t xml:space="preserve">We thank Rocky Breslow for GitHub actions contributions and Rust Turakulov for contributing to methylation data analysis.</w:t>
       </w:r>
     </w:p>
-    <w:bookmarkEnd w:id="326"/>
-    <w:bookmarkStart w:id="327" w:name="author-contributions"/>
+    <w:bookmarkEnd w:id="328"/>
+    <w:bookmarkStart w:id="329" w:name="author-contributions"/>
     <w:p>
       <w:pPr>
         <w:pStyle w:val="Heading2"/>
@@ -16549,8 +17674,8 @@
         </w:tc>
       </w:tr>
     </w:tbl>
-    <w:bookmarkEnd w:id="327"/>
-    <w:bookmarkStart w:id="328" w:name="declarations-of-interest"/>
+    <w:bookmarkEnd w:id="329"/>
+    <w:bookmarkStart w:id="330" w:name="declarations-of-interest"/>
     <w:p>
       <w:pPr>
         <w:pStyle w:val="Heading2"/>
@@ -16567,8 +17692,8 @@
         <w:t xml:space="preserve">The authors declare no conflicts.</w:t>
       </w:r>
     </w:p>
-    <w:bookmarkEnd w:id="328"/>
-    <w:bookmarkStart w:id="329" w:name="X1cddf5a4622206ffc5dcb1185d7c97aa1d32bb6"/>
+    <w:bookmarkEnd w:id="330"/>
+    <w:bookmarkStart w:id="331" w:name="X1cddf5a4622206ffc5dcb1185d7c97aa1d32bb6"/>
     <w:p>
       <w:pPr>
         <w:pStyle w:val="Heading2"/>
@@ -16610,13 +17735,13 @@
         <w:t xml:space="preserve"> </w:t>
       </w:r>
       <w:r>
-        <w:t xml:space="preserve">Number of tumors and corresponding patients from which WHO 2021 molecular subtypes were generated through OpenPedCan analysis modules are listed in Sheet 1.</w:t>
-      </w:r>
-      <w:r>
-        <w:t xml:space="preserve"> </w:t>
-      </w:r>
-      <w:r>
-        <w:t xml:space="preserve">Molecular subgroups (alpha, beta, gamma, or delta) for medulloblastoma SHH tumors are listed in Sheet 2.</w:t>
+        <w:t xml:space="preserve">Description of OpenPedCan analysis modules.</w:t>
+      </w:r>
+      <w:r>
+        <w:t xml:space="preserve"> </w:t>
+      </w:r>
+      <w:r>
+        <w:t xml:space="preserve">Listed are the modules, short descriptions, links, input files, whether the resulting files are contained in data releases, and which files are consumed in other analyses.</w:t>
       </w:r>
     </w:p>
     <w:p>
@@ -16634,7 +17759,13 @@
         <w:t xml:space="preserve"> </w:t>
       </w:r>
       <w:r>
-        <w:t xml:space="preserve">Listed are the software versions for all packages and workflows used in this manuscript.</w:t>
+        <w:t xml:space="preserve">Number of tumors and corresponding patients from which WHO 2021 molecular subtypes were generated through OpenPedCan analysis modules are listed in Sheet 1.</w:t>
+      </w:r>
+      <w:r>
+        <w:t xml:space="preserve"> </w:t>
+      </w:r>
+      <w:r>
+        <w:t xml:space="preserve">Molecular subgroups (alpha, beta, gamma, or delta) for medulloblastoma SHH tumors are listed in Sheet 2.</w:t>
       </w:r>
     </w:p>
     <w:p>
@@ -16655,36 +17786,54 @@
         <w:t xml:space="preserve">Read count and coverage for DNA- and RNA-sequencing biospecimens.</w:t>
       </w:r>
     </w:p>
-    <w:bookmarkEnd w:id="329"/>
-    <w:bookmarkStart w:id="555" w:name="references"/>
-    <w:p>
-      <w:pPr>
-        <w:pStyle w:val="Heading2"/>
-      </w:pPr>
-      <w:r>
-        <w:t xml:space="preserve">References</w:t>
-      </w:r>
-    </w:p>
-    <w:bookmarkStart w:id="554" w:name="refs"/>
-    <w:bookmarkStart w:id="334" w:name="ref-5VXMHJ7N"/>
-    <w:p>
-      <w:pPr>
-        <w:pStyle w:val="Bibliography"/>
-      </w:pPr>
-      <w:r>
-        <w:t xml:space="preserve">1.</w:t>
-      </w:r>
-      <w:r>
-        <w:t xml:space="preserve"> </w:t>
-      </w:r>
-      <w:r>
-        <w:t xml:space="preserve">	</w:t>
-      </w:r>
+    <w:p>
+      <w:pPr>
+        <w:pStyle w:val="BodyText"/>
+      </w:pPr>
       <w:r>
         <w:rPr>
           <w:bCs/>
           <w:b/>
         </w:rPr>
+        <w:t xml:space="preserve">Supplemental Table 5</w:t>
+      </w:r>
+      <w:r>
+        <w:t xml:space="preserve"> </w:t>
+      </w:r>
+      <w:r>
+        <w:t xml:space="preserve">Listed are the software versions for all packages and workflows used in this manuscript.</w:t>
+      </w:r>
+    </w:p>
+    <w:bookmarkEnd w:id="331"/>
+    <w:bookmarkStart w:id="562" w:name="references"/>
+    <w:p>
+      <w:pPr>
+        <w:pStyle w:val="Heading2"/>
+      </w:pPr>
+      <w:r>
+        <w:t xml:space="preserve">References</w:t>
+      </w:r>
+    </w:p>
+    <w:bookmarkStart w:id="561" w:name="refs"/>
+    <w:bookmarkStart w:id="336" w:name="ref-5VXMHJ7N"/>
+    <w:p>
+      <w:pPr>
+        <w:pStyle w:val="Bibliography"/>
+      </w:pPr>
+      <w:r>
+        <w:t xml:space="preserve">1.</w:t>
+      </w:r>
+      <w:r>
+        <w:t xml:space="preserve"> </w:t>
+      </w:r>
+      <w:r>
+        <w:t xml:space="preserve">	</w:t>
+      </w:r>
+      <w:r>
+        <w:rPr>
+          <w:bCs/>
+          <w:b/>
+        </w:rPr>
         <w:t xml:space="preserve">OpenPBTA: The Open Pediatric Brain Tumor Atlas</w:t>
       </w:r>
       <w:r>
@@ -16712,7 +17861,7 @@
       <w:r>
         <w:t xml:space="preserve"> </w:t>
       </w:r>
-      <w:hyperlink r:id="rId330">
+      <w:hyperlink r:id="rId332">
         <w:r>
           <w:rPr>
             <w:rStyle w:val="Hyperlink"/>
@@ -16729,7 +17878,7 @@
       <w:r>
         <w:t xml:space="preserve"> </w:t>
       </w:r>
-      <w:hyperlink r:id="rId331">
+      <w:hyperlink r:id="rId333">
         <w:r>
           <w:rPr>
             <w:rStyle w:val="Hyperlink"/>
@@ -16746,7 +17895,7 @@
       <w:r>
         <w:t xml:space="preserve"> </w:t>
       </w:r>
-      <w:hyperlink r:id="rId332">
+      <w:hyperlink r:id="rId334">
         <w:r>
           <w:rPr>
             <w:rStyle w:val="Hyperlink"/>
@@ -16763,7 +17912,7 @@
       <w:r>
         <w:t xml:space="preserve"> </w:t>
       </w:r>
-      <w:hyperlink r:id="rId333">
+      <w:hyperlink r:id="rId335">
         <w:r>
           <w:rPr>
             <w:rStyle w:val="Hyperlink"/>
@@ -16772,8 +17921,8 @@
         </w:r>
       </w:hyperlink>
     </w:p>
-    <w:bookmarkEnd w:id="334"/>
-    <w:bookmarkStart w:id="339" w:name="ref-SDwYl8uA"/>
+    <w:bookmarkEnd w:id="336"/>
+    <w:bookmarkStart w:id="341" w:name="ref-SDwYl8uA"/>
     <w:p>
       <w:pPr>
         <w:pStyle w:val="Bibliography"/>
@@ -16819,7 +17968,7 @@
       <w:r>
         <w:t xml:space="preserve"> </w:t>
       </w:r>
-      <w:hyperlink r:id="rId335">
+      <w:hyperlink r:id="rId337">
         <w:r>
           <w:rPr>
             <w:rStyle w:val="Hyperlink"/>
@@ -16836,7 +17985,7 @@
       <w:r>
         <w:t xml:space="preserve"> </w:t>
       </w:r>
-      <w:hyperlink r:id="rId336">
+      <w:hyperlink r:id="rId338">
         <w:r>
           <w:rPr>
             <w:rStyle w:val="Hyperlink"/>
@@ -16853,7 +18002,7 @@
       <w:r>
         <w:t xml:space="preserve"> </w:t>
       </w:r>
-      <w:hyperlink r:id="rId337">
+      <w:hyperlink r:id="rId339">
         <w:r>
           <w:rPr>
             <w:rStyle w:val="Hyperlink"/>
@@ -16870,7 +18019,7 @@
       <w:r>
         <w:t xml:space="preserve"> </w:t>
       </w:r>
-      <w:hyperlink r:id="rId338">
+      <w:hyperlink r:id="rId340">
         <w:r>
           <w:rPr>
             <w:rStyle w:val="Hyperlink"/>
@@ -16879,8 +18028,8 @@
         </w:r>
       </w:hyperlink>
     </w:p>
-    <w:bookmarkEnd w:id="339"/>
-    <w:bookmarkStart w:id="344" w:name="ref-pWaloozZ"/>
+    <w:bookmarkEnd w:id="341"/>
+    <w:bookmarkStart w:id="346" w:name="ref-pWaloozZ"/>
     <w:p>
       <w:pPr>
         <w:pStyle w:val="Bibliography"/>
@@ -16926,7 +18075,7 @@
       <w:r>
         <w:t xml:space="preserve"> </w:t>
       </w:r>
-      <w:hyperlink r:id="rId340">
+      <w:hyperlink r:id="rId342">
         <w:r>
           <w:rPr>
             <w:rStyle w:val="Hyperlink"/>
@@ -16943,7 +18092,7 @@
       <w:r>
         <w:t xml:space="preserve"> </w:t>
       </w:r>
-      <w:hyperlink r:id="rId341">
+      <w:hyperlink r:id="rId343">
         <w:r>
           <w:rPr>
             <w:rStyle w:val="Hyperlink"/>
@@ -16960,7 +18109,7 @@
       <w:r>
         <w:t xml:space="preserve"> </w:t>
       </w:r>
-      <w:hyperlink r:id="rId342">
+      <w:hyperlink r:id="rId344">
         <w:r>
           <w:rPr>
             <w:rStyle w:val="Hyperlink"/>
@@ -16977,7 +18126,7 @@
       <w:r>
         <w:t xml:space="preserve"> </w:t>
       </w:r>
-      <w:hyperlink r:id="rId343">
+      <w:hyperlink r:id="rId345">
         <w:r>
           <w:rPr>
             <w:rStyle w:val="Hyperlink"/>
@@ -16986,8 +18135,8 @@
         </w:r>
       </w:hyperlink>
     </w:p>
-    <w:bookmarkEnd w:id="344"/>
-    <w:bookmarkStart w:id="346" w:name="ref-ygVj7a6q"/>
+    <w:bookmarkEnd w:id="346"/>
+    <w:bookmarkStart w:id="348" w:name="ref-ygVj7a6q"/>
     <w:p>
       <w:pPr>
         <w:pStyle w:val="Bibliography"/>
@@ -17011,7 +18160,7 @@
       <w:r>
         <w:t xml:space="preserve"> </w:t>
       </w:r>
-      <w:hyperlink r:id="rId345">
+      <w:hyperlink r:id="rId347">
         <w:r>
           <w:rPr>
             <w:rStyle w:val="Hyperlink"/>
@@ -17020,8 +18169,8 @@
         </w:r>
       </w:hyperlink>
     </w:p>
-    <w:bookmarkEnd w:id="346"/>
-    <w:bookmarkStart w:id="351" w:name="ref-meH98mKZ"/>
+    <w:bookmarkEnd w:id="348"/>
+    <w:bookmarkStart w:id="353" w:name="ref-meH98mKZ"/>
     <w:p>
       <w:pPr>
         <w:pStyle w:val="Bibliography"/>
@@ -17067,7 +18216,7 @@
       <w:r>
         <w:t xml:space="preserve"> </w:t>
       </w:r>
-      <w:hyperlink r:id="rId347">
+      <w:hyperlink r:id="rId349">
         <w:r>
           <w:rPr>
             <w:rStyle w:val="Hyperlink"/>
@@ -17084,7 +18233,7 @@
       <w:r>
         <w:t xml:space="preserve"> </w:t>
       </w:r>
-      <w:hyperlink r:id="rId348">
+      <w:hyperlink r:id="rId350">
         <w:r>
           <w:rPr>
             <w:rStyle w:val="Hyperlink"/>
@@ -17101,7 +18250,7 @@
       <w:r>
         <w:t xml:space="preserve"> </w:t>
       </w:r>
-      <w:hyperlink r:id="rId349">
+      <w:hyperlink r:id="rId351">
         <w:r>
           <w:rPr>
             <w:rStyle w:val="Hyperlink"/>
@@ -17118,7 +18267,7 @@
       <w:r>
         <w:t xml:space="preserve"> </w:t>
       </w:r>
-      <w:hyperlink r:id="rId350">
+      <w:hyperlink r:id="rId352">
         <w:r>
           <w:rPr>
             <w:rStyle w:val="Hyperlink"/>
@@ -17127,8 +18276,8 @@
         </w:r>
       </w:hyperlink>
     </w:p>
-    <w:bookmarkEnd w:id="351"/>
-    <w:bookmarkStart w:id="356" w:name="ref-XOVss5Jf"/>
+    <w:bookmarkEnd w:id="353"/>
+    <w:bookmarkStart w:id="358" w:name="ref-XOVss5Jf"/>
     <w:p>
       <w:pPr>
         <w:pStyle w:val="Bibliography"/>
@@ -17174,7 +18323,7 @@
       <w:r>
         <w:t xml:space="preserve"> </w:t>
       </w:r>
-      <w:hyperlink r:id="rId352">
+      <w:hyperlink r:id="rId354">
         <w:r>
           <w:rPr>
             <w:rStyle w:val="Hyperlink"/>
@@ -17191,7 +18340,7 @@
       <w:r>
         <w:t xml:space="preserve"> </w:t>
       </w:r>
-      <w:hyperlink r:id="rId353">
+      <w:hyperlink r:id="rId355">
         <w:r>
           <w:rPr>
             <w:rStyle w:val="Hyperlink"/>
@@ -17208,7 +18357,7 @@
       <w:r>
         <w:t xml:space="preserve"> </w:t>
       </w:r>
-      <w:hyperlink r:id="rId354">
+      <w:hyperlink r:id="rId356">
         <w:r>
           <w:rPr>
             <w:rStyle w:val="Hyperlink"/>
@@ -17225,7 +18374,7 @@
       <w:r>
         <w:t xml:space="preserve"> </w:t>
       </w:r>
-      <w:hyperlink r:id="rId355">
+      <w:hyperlink r:id="rId357">
         <w:r>
           <w:rPr>
             <w:rStyle w:val="Hyperlink"/>
@@ -17234,8 +18383,8 @@
         </w:r>
       </w:hyperlink>
     </w:p>
-    <w:bookmarkEnd w:id="356"/>
-    <w:bookmarkStart w:id="361" w:name="ref-p1f5DxRQ"/>
+    <w:bookmarkEnd w:id="358"/>
+    <w:bookmarkStart w:id="363" w:name="ref-p1f5DxRQ"/>
     <w:p>
       <w:pPr>
         <w:pStyle w:val="Bibliography"/>
@@ -17281,7 +18430,7 @@
       <w:r>
         <w:t xml:space="preserve"> </w:t>
       </w:r>
-      <w:hyperlink r:id="rId357">
+      <w:hyperlink r:id="rId359">
         <w:r>
           <w:rPr>
             <w:rStyle w:val="Hyperlink"/>
@@ -17298,7 +18447,7 @@
       <w:r>
         <w:t xml:space="preserve"> </w:t>
       </w:r>
-      <w:hyperlink r:id="rId358">
+      <w:hyperlink r:id="rId360">
         <w:r>
           <w:rPr>
             <w:rStyle w:val="Hyperlink"/>
@@ -17315,7 +18464,7 @@
       <w:r>
         <w:t xml:space="preserve"> </w:t>
       </w:r>
-      <w:hyperlink r:id="rId359">
+      <w:hyperlink r:id="rId361">
         <w:r>
           <w:rPr>
             <w:rStyle w:val="Hyperlink"/>
@@ -17332,7 +18481,7 @@
       <w:r>
         <w:t xml:space="preserve"> </w:t>
       </w:r>
-      <w:hyperlink r:id="rId360">
+      <w:hyperlink r:id="rId362">
         <w:r>
           <w:rPr>
             <w:rStyle w:val="Hyperlink"/>
@@ -17341,8 +18490,8 @@
         </w:r>
       </w:hyperlink>
     </w:p>
-    <w:bookmarkEnd w:id="361"/>
-    <w:bookmarkStart w:id="365" w:name="ref-REfkDUtE"/>
+    <w:bookmarkEnd w:id="363"/>
+    <w:bookmarkStart w:id="367" w:name="ref-REfkDUtE"/>
     <w:p>
       <w:pPr>
         <w:pStyle w:val="Bibliography"/>
@@ -17388,7 +18537,7 @@
       <w:r>
         <w:t xml:space="preserve"> </w:t>
       </w:r>
-      <w:hyperlink r:id="rId362">
+      <w:hyperlink r:id="rId364">
         <w:r>
           <w:rPr>
             <w:rStyle w:val="Hyperlink"/>
@@ -17405,7 +18554,7 @@
       <w:r>
         <w:t xml:space="preserve"> </w:t>
       </w:r>
-      <w:hyperlink r:id="rId363">
+      <w:hyperlink r:id="rId365">
         <w:r>
           <w:rPr>
             <w:rStyle w:val="Hyperlink"/>
@@ -17422,7 +18571,7 @@
       <w:r>
         <w:t xml:space="preserve"> </w:t>
       </w:r>
-      <w:hyperlink r:id="rId364">
+      <w:hyperlink r:id="rId366">
         <w:r>
           <w:rPr>
             <w:rStyle w:val="Hyperlink"/>
@@ -17431,8 +18580,8 @@
         </w:r>
       </w:hyperlink>
     </w:p>
-    <w:bookmarkEnd w:id="365"/>
-    <w:bookmarkStart w:id="368" w:name="ref-149BEKISi"/>
+    <w:bookmarkEnd w:id="367"/>
+    <w:bookmarkStart w:id="370" w:name="ref-149BEKISi"/>
     <w:p>
       <w:pPr>
         <w:pStyle w:val="Bibliography"/>
@@ -17478,7 +18627,7 @@
       <w:r>
         <w:t xml:space="preserve"> </w:t>
       </w:r>
-      <w:hyperlink r:id="rId366">
+      <w:hyperlink r:id="rId368">
         <w:r>
           <w:rPr>
             <w:rStyle w:val="Hyperlink"/>
@@ -17495,7 +18644,7 @@
       <w:r>
         <w:t xml:space="preserve"> </w:t>
       </w:r>
-      <w:hyperlink r:id="rId367">
+      <w:hyperlink r:id="rId369">
         <w:r>
           <w:rPr>
             <w:rStyle w:val="Hyperlink"/>
@@ -17504,8 +18653,8 @@
         </w:r>
       </w:hyperlink>
     </w:p>
-    <w:bookmarkEnd w:id="368"/>
-    <w:bookmarkStart w:id="373" w:name="ref-V6KdWVYi"/>
+    <w:bookmarkEnd w:id="370"/>
+    <w:bookmarkStart w:id="375" w:name="ref-V6KdWVYi"/>
     <w:p>
       <w:pPr>
         <w:pStyle w:val="Bibliography"/>
@@ -17551,7 +18700,7 @@
       <w:r>
         <w:t xml:space="preserve"> </w:t>
       </w:r>
-      <w:hyperlink r:id="rId369">
+      <w:hyperlink r:id="rId371">
         <w:r>
           <w:rPr>
             <w:rStyle w:val="Hyperlink"/>
@@ -17568,7 +18717,7 @@
       <w:r>
         <w:t xml:space="preserve"> </w:t>
       </w:r>
-      <w:hyperlink r:id="rId370">
+      <w:hyperlink r:id="rId372">
         <w:r>
           <w:rPr>
             <w:rStyle w:val="Hyperlink"/>
@@ -17585,7 +18734,7 @@
       <w:r>
         <w:t xml:space="preserve"> </w:t>
       </w:r>
-      <w:hyperlink r:id="rId371">
+      <w:hyperlink r:id="rId373">
         <w:r>
           <w:rPr>
             <w:rStyle w:val="Hyperlink"/>
@@ -17602,7 +18751,7 @@
       <w:r>
         <w:t xml:space="preserve"> </w:t>
       </w:r>
-      <w:hyperlink r:id="rId372">
+      <w:hyperlink r:id="rId374">
         <w:r>
           <w:rPr>
             <w:rStyle w:val="Hyperlink"/>
@@ -17611,8 +18760,8 @@
         </w:r>
       </w:hyperlink>
     </w:p>
-    <w:bookmarkEnd w:id="373"/>
-    <w:bookmarkStart w:id="378" w:name="ref-trQRR8fs"/>
+    <w:bookmarkEnd w:id="375"/>
+    <w:bookmarkStart w:id="380" w:name="ref-trQRR8fs"/>
     <w:p>
       <w:pPr>
         <w:pStyle w:val="Bibliography"/>
@@ -17658,7 +18807,7 @@
       <w:r>
         <w:t xml:space="preserve"> </w:t>
       </w:r>
-      <w:hyperlink r:id="rId374">
+      <w:hyperlink r:id="rId376">
         <w:r>
           <w:rPr>
             <w:rStyle w:val="Hyperlink"/>
@@ -17675,7 +18824,7 @@
       <w:r>
         <w:t xml:space="preserve"> </w:t>
       </w:r>
-      <w:hyperlink r:id="rId375">
+      <w:hyperlink r:id="rId377">
         <w:r>
           <w:rPr>
             <w:rStyle w:val="Hyperlink"/>
@@ -17692,7 +18841,7 @@
       <w:r>
         <w:t xml:space="preserve"> </w:t>
       </w:r>
-      <w:hyperlink r:id="rId376">
+      <w:hyperlink r:id="rId378">
         <w:r>
           <w:rPr>
             <w:rStyle w:val="Hyperlink"/>
@@ -17709,7 +18858,7 @@
       <w:r>
         <w:t xml:space="preserve"> </w:t>
       </w:r>
-      <w:hyperlink r:id="rId377">
+      <w:hyperlink r:id="rId379">
         <w:r>
           <w:rPr>
             <w:rStyle w:val="Hyperlink"/>
@@ -17718,8 +18867,8 @@
         </w:r>
       </w:hyperlink>
     </w:p>
-    <w:bookmarkEnd w:id="378"/>
-    <w:bookmarkStart w:id="383" w:name="ref-ZQ0L3o1q"/>
+    <w:bookmarkEnd w:id="380"/>
+    <w:bookmarkStart w:id="385" w:name="ref-ZQ0L3o1q"/>
     <w:p>
       <w:pPr>
         <w:pStyle w:val="Bibliography"/>
@@ -17765,7 +18914,7 @@
       <w:r>
         <w:t xml:space="preserve"> </w:t>
       </w:r>
-      <w:hyperlink r:id="rId379">
+      <w:hyperlink r:id="rId381">
         <w:r>
           <w:rPr>
             <w:rStyle w:val="Hyperlink"/>
@@ -17782,7 +18931,7 @@
       <w:r>
         <w:t xml:space="preserve"> </w:t>
       </w:r>
-      <w:hyperlink r:id="rId380">
+      <w:hyperlink r:id="rId382">
         <w:r>
           <w:rPr>
             <w:rStyle w:val="Hyperlink"/>
@@ -17799,7 +18948,7 @@
       <w:r>
         <w:t xml:space="preserve"> </w:t>
       </w:r>
-      <w:hyperlink r:id="rId381">
+      <w:hyperlink r:id="rId383">
         <w:r>
           <w:rPr>
             <w:rStyle w:val="Hyperlink"/>
@@ -17816,7 +18965,7 @@
       <w:r>
         <w:t xml:space="preserve"> </w:t>
       </w:r>
-      <w:hyperlink r:id="rId382">
+      <w:hyperlink r:id="rId384">
         <w:r>
           <w:rPr>
             <w:rStyle w:val="Hyperlink"/>
@@ -17825,8 +18974,8 @@
         </w:r>
       </w:hyperlink>
     </w:p>
-    <w:bookmarkEnd w:id="383"/>
-    <w:bookmarkStart w:id="388" w:name="ref-1F3i4BvCt"/>
+    <w:bookmarkEnd w:id="385"/>
+    <w:bookmarkStart w:id="390" w:name="ref-1F3i4BvCt"/>
     <w:p>
       <w:pPr>
         <w:pStyle w:val="Bibliography"/>
@@ -17872,7 +19021,7 @@
       <w:r>
         <w:t xml:space="preserve"> </w:t>
       </w:r>
-      <w:hyperlink r:id="rId384">
+      <w:hyperlink r:id="rId386">
         <w:r>
           <w:rPr>
             <w:rStyle w:val="Hyperlink"/>
@@ -17889,7 +19038,7 @@
       <w:r>
         <w:t xml:space="preserve"> </w:t>
       </w:r>
-      <w:hyperlink r:id="rId385">
+      <w:hyperlink r:id="rId387">
         <w:r>
           <w:rPr>
             <w:rStyle w:val="Hyperlink"/>
@@ -17906,7 +19055,7 @@
       <w:r>
         <w:t xml:space="preserve"> </w:t>
       </w:r>
-      <w:hyperlink r:id="rId386">
+      <w:hyperlink r:id="rId388">
         <w:r>
           <w:rPr>
             <w:rStyle w:val="Hyperlink"/>
@@ -17923,7 +19072,7 @@
       <w:r>
         <w:t xml:space="preserve"> </w:t>
       </w:r>
-      <w:hyperlink r:id="rId387">
+      <w:hyperlink r:id="rId389">
         <w:r>
           <w:rPr>
             <w:rStyle w:val="Hyperlink"/>
@@ -17932,8 +19081,8 @@
         </w:r>
       </w:hyperlink>
     </w:p>
-    <w:bookmarkEnd w:id="388"/>
-    <w:bookmarkStart w:id="393" w:name="ref-UTxRcYIQ"/>
+    <w:bookmarkEnd w:id="390"/>
+    <w:bookmarkStart w:id="395" w:name="ref-UTxRcYIQ"/>
     <w:p>
       <w:pPr>
         <w:pStyle w:val="Bibliography"/>
@@ -17979,7 +19128,7 @@
       <w:r>
         <w:t xml:space="preserve"> </w:t>
       </w:r>
-      <w:hyperlink r:id="rId389">
+      <w:hyperlink r:id="rId391">
         <w:r>
           <w:rPr>
             <w:rStyle w:val="Hyperlink"/>
@@ -17996,7 +19145,7 @@
       <w:r>
         <w:t xml:space="preserve"> </w:t>
       </w:r>
-      <w:hyperlink r:id="rId390">
+      <w:hyperlink r:id="rId392">
         <w:r>
           <w:rPr>
             <w:rStyle w:val="Hyperlink"/>
@@ -18013,7 +19162,7 @@
       <w:r>
         <w:t xml:space="preserve"> </w:t>
       </w:r>
-      <w:hyperlink r:id="rId391">
+      <w:hyperlink r:id="rId393">
         <w:r>
           <w:rPr>
             <w:rStyle w:val="Hyperlink"/>
@@ -18030,7 +19179,7 @@
       <w:r>
         <w:t xml:space="preserve"> </w:t>
       </w:r>
-      <w:hyperlink r:id="rId392">
+      <w:hyperlink r:id="rId394">
         <w:r>
           <w:rPr>
             <w:rStyle w:val="Hyperlink"/>
@@ -18039,8 +19188,8 @@
         </w:r>
       </w:hyperlink>
     </w:p>
-    <w:bookmarkEnd w:id="393"/>
-    <w:bookmarkStart w:id="398" w:name="ref-14nSa8zB9"/>
+    <w:bookmarkEnd w:id="395"/>
+    <w:bookmarkStart w:id="400" w:name="ref-14nSa8zB9"/>
     <w:p>
       <w:pPr>
         <w:pStyle w:val="Bibliography"/>
@@ -18086,7 +19235,7 @@
       <w:r>
         <w:t xml:space="preserve"> </w:t>
       </w:r>
-      <w:hyperlink r:id="rId394">
+      <w:hyperlink r:id="rId396">
         <w:r>
           <w:rPr>
             <w:rStyle w:val="Hyperlink"/>
@@ -18103,7 +19252,7 @@
       <w:r>
         <w:t xml:space="preserve"> </w:t>
       </w:r>
-      <w:hyperlink r:id="rId395">
+      <w:hyperlink r:id="rId397">
         <w:r>
           <w:rPr>
             <w:rStyle w:val="Hyperlink"/>
@@ -18120,7 +19269,7 @@
       <w:r>
         <w:t xml:space="preserve"> </w:t>
       </w:r>
-      <w:hyperlink r:id="rId396">
+      <w:hyperlink r:id="rId398">
         <w:r>
           <w:rPr>
             <w:rStyle w:val="Hyperlink"/>
@@ -18137,7 +19286,7 @@
       <w:r>
         <w:t xml:space="preserve"> </w:t>
       </w:r>
-      <w:hyperlink r:id="rId397">
+      <w:hyperlink r:id="rId399">
         <w:r>
           <w:rPr>
             <w:rStyle w:val="Hyperlink"/>
@@ -18146,8 +19295,8 @@
         </w:r>
       </w:hyperlink>
     </w:p>
-    <w:bookmarkEnd w:id="398"/>
-    <w:bookmarkStart w:id="402" w:name="ref-kTn1PIj5"/>
+    <w:bookmarkEnd w:id="400"/>
+    <w:bookmarkStart w:id="404" w:name="ref-kTn1PIj5"/>
     <w:p>
       <w:pPr>
         <w:pStyle w:val="Bibliography"/>
@@ -18193,7 +19342,7 @@
       <w:r>
         <w:t xml:space="preserve"> </w:t>
       </w:r>
-      <w:hyperlink r:id="rId399">
+      <w:hyperlink r:id="rId401">
         <w:r>
           <w:rPr>
             <w:rStyle w:val="Hyperlink"/>
@@ -18210,7 +19359,7 @@
       <w:r>
         <w:t xml:space="preserve"> </w:t>
       </w:r>
-      <w:hyperlink r:id="rId400">
+      <w:hyperlink r:id="rId402">
         <w:r>
           <w:rPr>
             <w:rStyle w:val="Hyperlink"/>
@@ -18227,7 +19376,7 @@
       <w:r>
         <w:t xml:space="preserve"> </w:t>
       </w:r>
-      <w:hyperlink r:id="rId401">
+      <w:hyperlink r:id="rId403">
         <w:r>
           <w:rPr>
             <w:rStyle w:val="Hyperlink"/>
@@ -18236,8 +19385,8 @@
         </w:r>
       </w:hyperlink>
     </w:p>
-    <w:bookmarkEnd w:id="402"/>
-    <w:bookmarkStart w:id="406" w:name="ref-7Ull5aU5"/>
+    <w:bookmarkEnd w:id="404"/>
+    <w:bookmarkStart w:id="408" w:name="ref-7Ull5aU5"/>
     <w:p>
       <w:pPr>
         <w:pStyle w:val="Bibliography"/>
@@ -18283,7 +19432,7 @@
       <w:r>
         <w:t xml:space="preserve"> </w:t>
       </w:r>
-      <w:hyperlink r:id="rId403">
+      <w:hyperlink r:id="rId405">
         <w:r>
           <w:rPr>
             <w:rStyle w:val="Hyperlink"/>
@@ -18300,7 +19449,7 @@
       <w:r>
         <w:t xml:space="preserve"> </w:t>
       </w:r>
-      <w:hyperlink r:id="rId404">
+      <w:hyperlink r:id="rId406">
         <w:r>
           <w:rPr>
             <w:rStyle w:val="Hyperlink"/>
@@ -18317,7 +19466,7 @@
       <w:r>
         <w:t xml:space="preserve"> </w:t>
       </w:r>
-      <w:hyperlink r:id="rId405">
+      <w:hyperlink r:id="rId407">
         <w:r>
           <w:rPr>
             <w:rStyle w:val="Hyperlink"/>
@@ -18326,8 +19475,8 @@
         </w:r>
       </w:hyperlink>
     </w:p>
-    <w:bookmarkEnd w:id="406"/>
-    <w:bookmarkStart w:id="411" w:name="ref-DuQpY5dg"/>
+    <w:bookmarkEnd w:id="408"/>
+    <w:bookmarkStart w:id="413" w:name="ref-DuQpY5dg"/>
     <w:p>
       <w:pPr>
         <w:pStyle w:val="Bibliography"/>
@@ -18373,7 +19522,7 @@
       <w:r>
         <w:t xml:space="preserve"> </w:t>
       </w:r>
-      <w:hyperlink r:id="rId407">
+      <w:hyperlink r:id="rId409">
         <w:r>
           <w:rPr>
             <w:rStyle w:val="Hyperlink"/>
@@ -18390,7 +19539,7 @@
       <w:r>
         <w:t xml:space="preserve"> </w:t>
       </w:r>
-      <w:hyperlink r:id="rId408">
+      <w:hyperlink r:id="rId410">
         <w:r>
           <w:rPr>
             <w:rStyle w:val="Hyperlink"/>
@@ -18407,7 +19556,7 @@
       <w:r>
         <w:t xml:space="preserve"> </w:t>
       </w:r>
-      <w:hyperlink r:id="rId409">
+      <w:hyperlink r:id="rId411">
         <w:r>
           <w:rPr>
             <w:rStyle w:val="Hyperlink"/>
@@ -18424,7 +19573,7 @@
       <w:r>
         <w:t xml:space="preserve"> </w:t>
       </w:r>
-      <w:hyperlink r:id="rId410">
+      <w:hyperlink r:id="rId412">
         <w:r>
           <w:rPr>
             <w:rStyle w:val="Hyperlink"/>
@@ -18433,8 +19582,8 @@
         </w:r>
       </w:hyperlink>
     </w:p>
-    <w:bookmarkEnd w:id="411"/>
-    <w:bookmarkStart w:id="414" w:name="ref-rqYlIiAi"/>
+    <w:bookmarkEnd w:id="413"/>
+    <w:bookmarkStart w:id="416" w:name="ref-rqYlIiAi"/>
     <w:p>
       <w:pPr>
         <w:pStyle w:val="Bibliography"/>
@@ -18480,7 +19629,7 @@
       <w:r>
         <w:t xml:space="preserve"> </w:t>
       </w:r>
-      <w:hyperlink r:id="rId412">
+      <w:hyperlink r:id="rId414">
         <w:r>
           <w:rPr>
             <w:rStyle w:val="Hyperlink"/>
@@ -18497,7 +19646,7 @@
       <w:r>
         <w:t xml:space="preserve"> </w:t>
       </w:r>
-      <w:hyperlink r:id="rId413">
+      <w:hyperlink r:id="rId415">
         <w:r>
           <w:rPr>
             <w:rStyle w:val="Hyperlink"/>
@@ -18506,8 +19655,8 @@
         </w:r>
       </w:hyperlink>
     </w:p>
-    <w:bookmarkEnd w:id="414"/>
-    <w:bookmarkStart w:id="419" w:name="ref-10LfPTs0c"/>
+    <w:bookmarkEnd w:id="416"/>
+    <w:bookmarkStart w:id="421" w:name="ref-10LfPTs0c"/>
     <w:p>
       <w:pPr>
         <w:pStyle w:val="Bibliography"/>
@@ -18553,7 +19702,7 @@
       <w:r>
         <w:t xml:space="preserve"> </w:t>
       </w:r>
-      <w:hyperlink r:id="rId415">
+      <w:hyperlink r:id="rId417">
         <w:r>
           <w:rPr>
             <w:rStyle w:val="Hyperlink"/>
@@ -18570,7 +19719,7 @@
       <w:r>
         <w:t xml:space="preserve"> </w:t>
       </w:r>
-      <w:hyperlink r:id="rId416">
+      <w:hyperlink r:id="rId418">
         <w:r>
           <w:rPr>
             <w:rStyle w:val="Hyperlink"/>
@@ -18587,7 +19736,7 @@
       <w:r>
         <w:t xml:space="preserve"> </w:t>
       </w:r>
-      <w:hyperlink r:id="rId417">
+      <w:hyperlink r:id="rId419">
         <w:r>
           <w:rPr>
             <w:rStyle w:val="Hyperlink"/>
@@ -18604,7 +19753,7 @@
       <w:r>
         <w:t xml:space="preserve"> </w:t>
       </w:r>
-      <w:hyperlink r:id="rId418">
+      <w:hyperlink r:id="rId420">
         <w:r>
           <w:rPr>
             <w:rStyle w:val="Hyperlink"/>
@@ -18613,8 +19762,8 @@
         </w:r>
       </w:hyperlink>
     </w:p>
-    <w:bookmarkEnd w:id="419"/>
-    <w:bookmarkStart w:id="424" w:name="ref-bKpYR6PB"/>
+    <w:bookmarkEnd w:id="421"/>
+    <w:bookmarkStart w:id="426" w:name="ref-bKpYR6PB"/>
     <w:p>
       <w:pPr>
         <w:pStyle w:val="Bibliography"/>
@@ -18660,7 +19809,7 @@
       <w:r>
         <w:t xml:space="preserve"> </w:t>
       </w:r>
-      <w:hyperlink r:id="rId420">
+      <w:hyperlink r:id="rId422">
         <w:r>
           <w:rPr>
             <w:rStyle w:val="Hyperlink"/>
@@ -18677,7 +19826,7 @@
       <w:r>
         <w:t xml:space="preserve"> </w:t>
       </w:r>
-      <w:hyperlink r:id="rId421">
+      <w:hyperlink r:id="rId423">
         <w:r>
           <w:rPr>
             <w:rStyle w:val="Hyperlink"/>
@@ -18694,7 +19843,7 @@
       <w:r>
         <w:t xml:space="preserve"> </w:t>
       </w:r>
-      <w:hyperlink r:id="rId422">
+      <w:hyperlink r:id="rId424">
         <w:r>
           <w:rPr>
             <w:rStyle w:val="Hyperlink"/>
@@ -18711,7 +19860,7 @@
       <w:r>
         <w:t xml:space="preserve"> </w:t>
       </w:r>
-      <w:hyperlink r:id="rId423">
+      <w:hyperlink r:id="rId425">
         <w:r>
           <w:rPr>
             <w:rStyle w:val="Hyperlink"/>
@@ -18720,8 +19869,8 @@
         </w:r>
       </w:hyperlink>
     </w:p>
-    <w:bookmarkEnd w:id="424"/>
-    <w:bookmarkStart w:id="429" w:name="ref-2rzcFP4J"/>
+    <w:bookmarkEnd w:id="426"/>
+    <w:bookmarkStart w:id="431" w:name="ref-2rzcFP4J"/>
     <w:p>
       <w:pPr>
         <w:pStyle w:val="Bibliography"/>
@@ -18767,7 +19916,7 @@
       <w:r>
         <w:t xml:space="preserve"> </w:t>
       </w:r>
-      <w:hyperlink r:id="rId425">
+      <w:hyperlink r:id="rId427">
         <w:r>
           <w:rPr>
             <w:rStyle w:val="Hyperlink"/>
@@ -18784,7 +19933,7 @@
       <w:r>
         <w:t xml:space="preserve"> </w:t>
       </w:r>
-      <w:hyperlink r:id="rId426">
+      <w:hyperlink r:id="rId428">
         <w:r>
           <w:rPr>
             <w:rStyle w:val="Hyperlink"/>
@@ -18801,7 +19950,7 @@
       <w:r>
         <w:t xml:space="preserve"> </w:t>
       </w:r>
-      <w:hyperlink r:id="rId427">
+      <w:hyperlink r:id="rId429">
         <w:r>
           <w:rPr>
             <w:rStyle w:val="Hyperlink"/>
@@ -18818,7 +19967,7 @@
       <w:r>
         <w:t xml:space="preserve"> </w:t>
       </w:r>
-      <w:hyperlink r:id="rId428">
+      <w:hyperlink r:id="rId430">
         <w:r>
           <w:rPr>
             <w:rStyle w:val="Hyperlink"/>
@@ -18827,8 +19976,8 @@
         </w:r>
       </w:hyperlink>
     </w:p>
-    <w:bookmarkEnd w:id="429"/>
-    <w:bookmarkStart w:id="434" w:name="ref-1B2RVFOKK"/>
+    <w:bookmarkEnd w:id="431"/>
+    <w:bookmarkStart w:id="436" w:name="ref-1B2RVFOKK"/>
     <w:p>
       <w:pPr>
         <w:pStyle w:val="Bibliography"/>
@@ -18874,7 +20023,7 @@
       <w:r>
         <w:t xml:space="preserve"> </w:t>
       </w:r>
-      <w:hyperlink r:id="rId430">
+      <w:hyperlink r:id="rId432">
         <w:r>
           <w:rPr>
             <w:rStyle w:val="Hyperlink"/>
@@ -18891,7 +20040,7 @@
       <w:r>
         <w:t xml:space="preserve"> </w:t>
       </w:r>
-      <w:hyperlink r:id="rId431">
+      <w:hyperlink r:id="rId433">
         <w:r>
           <w:rPr>
             <w:rStyle w:val="Hyperlink"/>
@@ -18908,7 +20057,7 @@
       <w:r>
         <w:t xml:space="preserve"> </w:t>
       </w:r>
-      <w:hyperlink r:id="rId432">
+      <w:hyperlink r:id="rId434">
         <w:r>
           <w:rPr>
             <w:rStyle w:val="Hyperlink"/>
@@ -18925,7 +20074,7 @@
       <w:r>
         <w:t xml:space="preserve"> </w:t>
       </w:r>
-      <w:hyperlink r:id="rId433">
+      <w:hyperlink r:id="rId435">
         <w:r>
           <w:rPr>
             <w:rStyle w:val="Hyperlink"/>
@@ -18934,8 +20083,8 @@
         </w:r>
       </w:hyperlink>
     </w:p>
-    <w:bookmarkEnd w:id="434"/>
-    <w:bookmarkStart w:id="439" w:name="ref-G4kbj7VC"/>
+    <w:bookmarkEnd w:id="436"/>
+    <w:bookmarkStart w:id="441" w:name="ref-G4kbj7VC"/>
     <w:p>
       <w:pPr>
         <w:pStyle w:val="Bibliography"/>
@@ -18981,7 +20130,7 @@
       <w:r>
         <w:t xml:space="preserve"> </w:t>
       </w:r>
-      <w:hyperlink r:id="rId435">
+      <w:hyperlink r:id="rId437">
         <w:r>
           <w:rPr>
             <w:rStyle w:val="Hyperlink"/>
@@ -18998,7 +20147,7 @@
       <w:r>
         <w:t xml:space="preserve"> </w:t>
       </w:r>
-      <w:hyperlink r:id="rId436">
+      <w:hyperlink r:id="rId438">
         <w:r>
           <w:rPr>
             <w:rStyle w:val="Hyperlink"/>
@@ -19015,7 +20164,7 @@
       <w:r>
         <w:t xml:space="preserve"> </w:t>
       </w:r>
-      <w:hyperlink r:id="rId437">
+      <w:hyperlink r:id="rId439">
         <w:r>
           <w:rPr>
             <w:rStyle w:val="Hyperlink"/>
@@ -19032,7 +20181,7 @@
       <w:r>
         <w:t xml:space="preserve"> </w:t>
       </w:r>
-      <w:hyperlink r:id="rId438">
+      <w:hyperlink r:id="rId440">
         <w:r>
           <w:rPr>
             <w:rStyle w:val="Hyperlink"/>
@@ -19041,8 +20190,8 @@
         </w:r>
       </w:hyperlink>
     </w:p>
-    <w:bookmarkEnd w:id="439"/>
-    <w:bookmarkStart w:id="443" w:name="ref-VLwxfMaF"/>
+    <w:bookmarkEnd w:id="441"/>
+    <w:bookmarkStart w:id="445" w:name="ref-VLwxfMaF"/>
     <w:p>
       <w:pPr>
         <w:pStyle w:val="Bibliography"/>
@@ -19088,7 +20237,7 @@
       <w:r>
         <w:t xml:space="preserve"> </w:t>
       </w:r>
-      <w:hyperlink r:id="rId440">
+      <w:hyperlink r:id="rId442">
         <w:r>
           <w:rPr>
             <w:rStyle w:val="Hyperlink"/>
@@ -19105,7 +20254,7 @@
       <w:r>
         <w:t xml:space="preserve"> </w:t>
       </w:r>
-      <w:hyperlink r:id="rId441">
+      <w:hyperlink r:id="rId443">
         <w:r>
           <w:rPr>
             <w:rStyle w:val="Hyperlink"/>
@@ -19122,7 +20271,7 @@
       <w:r>
         <w:t xml:space="preserve"> </w:t>
       </w:r>
-      <w:hyperlink r:id="rId442">
+      <w:hyperlink r:id="rId444">
         <w:r>
           <w:rPr>
             <w:rStyle w:val="Hyperlink"/>
@@ -19131,8 +20280,8 @@
         </w:r>
       </w:hyperlink>
     </w:p>
-    <w:bookmarkEnd w:id="443"/>
-    <w:bookmarkStart w:id="448" w:name="ref-dxeON3tz"/>
+    <w:bookmarkEnd w:id="445"/>
+    <w:bookmarkStart w:id="450" w:name="ref-dxeON3tz"/>
     <w:p>
       <w:pPr>
         <w:pStyle w:val="Bibliography"/>
@@ -19178,7 +20327,7 @@
       <w:r>
         <w:t xml:space="preserve"> </w:t>
       </w:r>
-      <w:hyperlink r:id="rId444">
+      <w:hyperlink r:id="rId446">
         <w:r>
           <w:rPr>
             <w:rStyle w:val="Hyperlink"/>
@@ -19195,7 +20344,7 @@
       <w:r>
         <w:t xml:space="preserve"> </w:t>
       </w:r>
-      <w:hyperlink r:id="rId445">
+      <w:hyperlink r:id="rId447">
         <w:r>
           <w:rPr>
             <w:rStyle w:val="Hyperlink"/>
@@ -19212,7 +20361,7 @@
       <w:r>
         <w:t xml:space="preserve"> </w:t>
       </w:r>
-      <w:hyperlink r:id="rId446">
+      <w:hyperlink r:id="rId448">
         <w:r>
           <w:rPr>
             <w:rStyle w:val="Hyperlink"/>
@@ -19229,7 +20378,7 @@
       <w:r>
         <w:t xml:space="preserve"> </w:t>
       </w:r>
-      <w:hyperlink r:id="rId447">
+      <w:hyperlink r:id="rId449">
         <w:r>
           <w:rPr>
             <w:rStyle w:val="Hyperlink"/>
@@ -19238,8 +20387,8 @@
         </w:r>
       </w:hyperlink>
     </w:p>
-    <w:bookmarkEnd w:id="448"/>
-    <w:bookmarkStart w:id="453" w:name="ref-15Yz3j9AA"/>
+    <w:bookmarkEnd w:id="450"/>
+    <w:bookmarkStart w:id="455" w:name="ref-15Yz3j9AA"/>
     <w:p>
       <w:pPr>
         <w:pStyle w:val="Bibliography"/>
@@ -19285,7 +20434,7 @@
       <w:r>
         <w:t xml:space="preserve"> </w:t>
       </w:r>
-      <w:hyperlink r:id="rId449">
+      <w:hyperlink r:id="rId451">
         <w:r>
           <w:rPr>
             <w:rStyle w:val="Hyperlink"/>
@@ -19302,7 +20451,7 @@
       <w:r>
         <w:t xml:space="preserve"> </w:t>
       </w:r>
-      <w:hyperlink r:id="rId450">
+      <w:hyperlink r:id="rId452">
         <w:r>
           <w:rPr>
             <w:rStyle w:val="Hyperlink"/>
@@ -19319,7 +20468,7 @@
       <w:r>
         <w:t xml:space="preserve"> </w:t>
       </w:r>
-      <w:hyperlink r:id="rId451">
+      <w:hyperlink r:id="rId453">
         <w:r>
           <w:rPr>
             <w:rStyle w:val="Hyperlink"/>
@@ -19336,7 +20485,7 @@
       <w:r>
         <w:t xml:space="preserve"> </w:t>
       </w:r>
-      <w:hyperlink r:id="rId452">
+      <w:hyperlink r:id="rId454">
         <w:r>
           <w:rPr>
             <w:rStyle w:val="Hyperlink"/>
@@ -19345,8 +20494,8 @@
         </w:r>
       </w:hyperlink>
     </w:p>
-    <w:bookmarkEnd w:id="453"/>
-    <w:bookmarkStart w:id="458" w:name="ref-HOfcb651"/>
+    <w:bookmarkEnd w:id="455"/>
+    <w:bookmarkStart w:id="460" w:name="ref-HOfcb651"/>
     <w:p>
       <w:pPr>
         <w:pStyle w:val="Bibliography"/>
@@ -19392,7 +20541,7 @@
       <w:r>
         <w:t xml:space="preserve"> </w:t>
       </w:r>
-      <w:hyperlink r:id="rId454">
+      <w:hyperlink r:id="rId456">
         <w:r>
           <w:rPr>
             <w:rStyle w:val="Hyperlink"/>
@@ -19409,7 +20558,7 @@
       <w:r>
         <w:t xml:space="preserve"> </w:t>
       </w:r>
-      <w:hyperlink r:id="rId455">
+      <w:hyperlink r:id="rId457">
         <w:r>
           <w:rPr>
             <w:rStyle w:val="Hyperlink"/>
@@ -19426,7 +20575,7 @@
       <w:r>
         <w:t xml:space="preserve"> </w:t>
       </w:r>
-      <w:hyperlink r:id="rId456">
+      <w:hyperlink r:id="rId458">
         <w:r>
           <w:rPr>
             <w:rStyle w:val="Hyperlink"/>
@@ -19443,7 +20592,7 @@
       <w:r>
         <w:t xml:space="preserve"> </w:t>
       </w:r>
-      <w:hyperlink r:id="rId457">
+      <w:hyperlink r:id="rId459">
         <w:r>
           <w:rPr>
             <w:rStyle w:val="Hyperlink"/>
@@ -19452,8 +20601,8 @@
         </w:r>
       </w:hyperlink>
     </w:p>
-    <w:bookmarkEnd w:id="458"/>
-    <w:bookmarkStart w:id="463" w:name="ref-19a3Xf4h3"/>
+    <w:bookmarkEnd w:id="460"/>
+    <w:bookmarkStart w:id="465" w:name="ref-19a3Xf4h3"/>
     <w:p>
       <w:pPr>
         <w:pStyle w:val="Bibliography"/>
@@ -19499,7 +20648,7 @@
       <w:r>
         <w:t xml:space="preserve"> </w:t>
       </w:r>
-      <w:hyperlink r:id="rId459">
+      <w:hyperlink r:id="rId461">
         <w:r>
           <w:rPr>
             <w:rStyle w:val="Hyperlink"/>
@@ -19516,7 +20665,7 @@
       <w:r>
         <w:t xml:space="preserve"> </w:t>
       </w:r>
-      <w:hyperlink r:id="rId460">
+      <w:hyperlink r:id="rId462">
         <w:r>
           <w:rPr>
             <w:rStyle w:val="Hyperlink"/>
@@ -19533,7 +20682,7 @@
       <w:r>
         <w:t xml:space="preserve"> </w:t>
       </w:r>
-      <w:hyperlink r:id="rId461">
+      <w:hyperlink r:id="rId463">
         <w:r>
           <w:rPr>
             <w:rStyle w:val="Hyperlink"/>
@@ -19550,7 +20699,7 @@
       <w:r>
         <w:t xml:space="preserve"> </w:t>
       </w:r>
-      <w:hyperlink r:id="rId462">
+      <w:hyperlink r:id="rId464">
         <w:r>
           <w:rPr>
             <w:rStyle w:val="Hyperlink"/>
@@ -19559,8 +20708,8 @@
         </w:r>
       </w:hyperlink>
     </w:p>
-    <w:bookmarkEnd w:id="463"/>
-    <w:bookmarkStart w:id="468" w:name="ref-1CbVoEpNJ"/>
+    <w:bookmarkEnd w:id="465"/>
+    <w:bookmarkStart w:id="470" w:name="ref-1CbVoEpNJ"/>
     <w:p>
       <w:pPr>
         <w:pStyle w:val="Bibliography"/>
@@ -19606,7 +20755,7 @@
       <w:r>
         <w:t xml:space="preserve"> </w:t>
       </w:r>
-      <w:hyperlink r:id="rId464">
+      <w:hyperlink r:id="rId466">
         <w:r>
           <w:rPr>
             <w:rStyle w:val="Hyperlink"/>
@@ -19623,7 +20772,7 @@
       <w:r>
         <w:t xml:space="preserve"> </w:t>
       </w:r>
-      <w:hyperlink r:id="rId465">
+      <w:hyperlink r:id="rId467">
         <w:r>
           <w:rPr>
             <w:rStyle w:val="Hyperlink"/>
@@ -19640,7 +20789,7 @@
       <w:r>
         <w:t xml:space="preserve"> </w:t>
       </w:r>
-      <w:hyperlink r:id="rId466">
+      <w:hyperlink r:id="rId468">
         <w:r>
           <w:rPr>
             <w:rStyle w:val="Hyperlink"/>
@@ -19657,7 +20806,7 @@
       <w:r>
         <w:t xml:space="preserve"> </w:t>
       </w:r>
-      <w:hyperlink r:id="rId467">
+      <w:hyperlink r:id="rId469">
         <w:r>
           <w:rPr>
             <w:rStyle w:val="Hyperlink"/>
@@ -19666,8 +20815,8 @@
         </w:r>
       </w:hyperlink>
     </w:p>
-    <w:bookmarkEnd w:id="468"/>
-    <w:bookmarkStart w:id="473" w:name="ref-1F5zJEMaD"/>
+    <w:bookmarkEnd w:id="470"/>
+    <w:bookmarkStart w:id="475" w:name="ref-1F5zJEMaD"/>
     <w:p>
       <w:pPr>
         <w:pStyle w:val="Bibliography"/>
@@ -19713,7 +20862,7 @@
       <w:r>
         <w:t xml:space="preserve"> </w:t>
       </w:r>
-      <w:hyperlink r:id="rId469">
+      <w:hyperlink r:id="rId471">
         <w:r>
           <w:rPr>
             <w:rStyle w:val="Hyperlink"/>
@@ -19730,7 +20879,7 @@
       <w:r>
         <w:t xml:space="preserve"> </w:t>
       </w:r>
-      <w:hyperlink r:id="rId470">
+      <w:hyperlink r:id="rId472">
         <w:r>
           <w:rPr>
             <w:rStyle w:val="Hyperlink"/>
@@ -19747,7 +20896,7 @@
       <w:r>
         <w:t xml:space="preserve"> </w:t>
       </w:r>
-      <w:hyperlink r:id="rId471">
+      <w:hyperlink r:id="rId473">
         <w:r>
           <w:rPr>
             <w:rStyle w:val="Hyperlink"/>
@@ -19764,7 +20913,7 @@
       <w:r>
         <w:t xml:space="preserve"> </w:t>
       </w:r>
-      <w:hyperlink r:id="rId472">
+      <w:hyperlink r:id="rId474">
         <w:r>
           <w:rPr>
             <w:rStyle w:val="Hyperlink"/>
@@ -19773,8 +20922,8 @@
         </w:r>
       </w:hyperlink>
     </w:p>
-    <w:bookmarkEnd w:id="473"/>
-    <w:bookmarkStart w:id="475" w:name="ref-Z38xUgBW"/>
+    <w:bookmarkEnd w:id="475"/>
+    <w:bookmarkStart w:id="477" w:name="ref-Z38xUgBW"/>
     <w:p>
       <w:pPr>
         <w:pStyle w:val="Bibliography"/>
@@ -19820,7 +20969,7 @@
       <w:r>
         <w:t xml:space="preserve"> </w:t>
       </w:r>
-      <w:hyperlink r:id="rId474">
+      <w:hyperlink r:id="rId476">
         <w:r>
           <w:rPr>
             <w:rStyle w:val="Hyperlink"/>
@@ -19837,7 +20986,7 @@
       <w:r>
         <w:t xml:space="preserve"> </w:t>
       </w:r>
-      <w:hyperlink r:id="rId474">
+      <w:hyperlink r:id="rId476">
         <w:r>
           <w:rPr>
             <w:rStyle w:val="Hyperlink"/>
@@ -19846,8 +20995,8 @@
         </w:r>
       </w:hyperlink>
     </w:p>
-    <w:bookmarkEnd w:id="475"/>
-    <w:bookmarkStart w:id="480" w:name="ref-KhxTOfIb"/>
+    <w:bookmarkEnd w:id="477"/>
+    <w:bookmarkStart w:id="482" w:name="ref-KhxTOfIb"/>
     <w:p>
       <w:pPr>
         <w:pStyle w:val="Bibliography"/>
@@ -19893,7 +21042,7 @@
       <w:r>
         <w:t xml:space="preserve"> </w:t>
       </w:r>
-      <w:hyperlink r:id="rId476">
+      <w:hyperlink r:id="rId478">
         <w:r>
           <w:rPr>
             <w:rStyle w:val="Hyperlink"/>
@@ -19910,7 +21059,7 @@
       <w:r>
         <w:t xml:space="preserve"> </w:t>
       </w:r>
-      <w:hyperlink r:id="rId477">
+      <w:hyperlink r:id="rId479">
         <w:r>
           <w:rPr>
             <w:rStyle w:val="Hyperlink"/>
@@ -19927,7 +21076,7 @@
       <w:r>
         <w:t xml:space="preserve"> </w:t>
       </w:r>
-      <w:hyperlink r:id="rId478">
+      <w:hyperlink r:id="rId480">
         <w:r>
           <w:rPr>
             <w:rStyle w:val="Hyperlink"/>
@@ -19944,7 +21093,7 @@
       <w:r>
         <w:t xml:space="preserve"> </w:t>
       </w:r>
-      <w:hyperlink r:id="rId479">
+      <w:hyperlink r:id="rId481">
         <w:r>
           <w:rPr>
             <w:rStyle w:val="Hyperlink"/>
@@ -19953,8 +21102,8 @@
         </w:r>
       </w:hyperlink>
     </w:p>
-    <w:bookmarkEnd w:id="480"/>
-    <w:bookmarkStart w:id="485" w:name="ref-kG8qNLrs"/>
+    <w:bookmarkEnd w:id="482"/>
+    <w:bookmarkStart w:id="487" w:name="ref-kG8qNLrs"/>
     <w:p>
       <w:pPr>
         <w:pStyle w:val="Bibliography"/>
@@ -19997,7 +21146,7 @@
       <w:r>
         <w:t xml:space="preserve"> </w:t>
       </w:r>
-      <w:hyperlink r:id="rId481">
+      <w:hyperlink r:id="rId483">
         <w:r>
           <w:rPr>
             <w:rStyle w:val="Hyperlink"/>
@@ -20014,7 +21163,7 @@
       <w:r>
         <w:t xml:space="preserve"> </w:t>
       </w:r>
-      <w:hyperlink r:id="rId482">
+      <w:hyperlink r:id="rId484">
         <w:r>
           <w:rPr>
             <w:rStyle w:val="Hyperlink"/>
@@ -20031,7 +21180,7 @@
       <w:r>
         <w:t xml:space="preserve"> </w:t>
       </w:r>
-      <w:hyperlink r:id="rId483">
+      <w:hyperlink r:id="rId485">
         <w:r>
           <w:rPr>
             <w:rStyle w:val="Hyperlink"/>
@@ -20048,7 +21197,7 @@
       <w:r>
         <w:t xml:space="preserve"> </w:t>
       </w:r>
-      <w:hyperlink r:id="rId484">
+      <w:hyperlink r:id="rId486">
         <w:r>
           <w:rPr>
             <w:rStyle w:val="Hyperlink"/>
@@ -20057,8 +21206,8 @@
         </w:r>
       </w:hyperlink>
     </w:p>
-    <w:bookmarkEnd w:id="485"/>
-    <w:bookmarkStart w:id="490" w:name="ref-1EbWJlH4p"/>
+    <w:bookmarkEnd w:id="487"/>
+    <w:bookmarkStart w:id="492" w:name="ref-1EbWJlH4p"/>
     <w:p>
       <w:pPr>
         <w:pStyle w:val="Bibliography"/>
@@ -20104,7 +21253,7 @@
       <w:r>
         <w:t xml:space="preserve"> </w:t>
       </w:r>
-      <w:hyperlink r:id="rId486">
+      <w:hyperlink r:id="rId488">
         <w:r>
           <w:rPr>
             <w:rStyle w:val="Hyperlink"/>
@@ -20121,7 +21270,7 @@
       <w:r>
         <w:t xml:space="preserve"> </w:t>
       </w:r>
-      <w:hyperlink r:id="rId487">
+      <w:hyperlink r:id="rId489">
         <w:r>
           <w:rPr>
             <w:rStyle w:val="Hyperlink"/>
@@ -20138,7 +21287,7 @@
       <w:r>
         <w:t xml:space="preserve"> </w:t>
       </w:r>
-      <w:hyperlink r:id="rId488">
+      <w:hyperlink r:id="rId490">
         <w:r>
           <w:rPr>
             <w:rStyle w:val="Hyperlink"/>
@@ -20155,7 +21304,7 @@
       <w:r>
         <w:t xml:space="preserve"> </w:t>
       </w:r>
-      <w:hyperlink r:id="rId489">
+      <w:hyperlink r:id="rId491">
         <w:r>
           <w:rPr>
             <w:rStyle w:val="Hyperlink"/>
@@ -20164,8 +21313,8 @@
         </w:r>
       </w:hyperlink>
     </w:p>
-    <w:bookmarkEnd w:id="490"/>
-    <w:bookmarkStart w:id="495" w:name="ref-6F5vK3sT"/>
+    <w:bookmarkEnd w:id="492"/>
+    <w:bookmarkStart w:id="497" w:name="ref-6F5vK3sT"/>
     <w:p>
       <w:pPr>
         <w:pStyle w:val="Bibliography"/>
@@ -20211,7 +21360,7 @@
       <w:r>
         <w:t xml:space="preserve"> </w:t>
       </w:r>
-      <w:hyperlink r:id="rId491">
+      <w:hyperlink r:id="rId493">
         <w:r>
           <w:rPr>
             <w:rStyle w:val="Hyperlink"/>
@@ -20228,7 +21377,7 @@
       <w:r>
         <w:t xml:space="preserve"> </w:t>
       </w:r>
-      <w:hyperlink r:id="rId492">
+      <w:hyperlink r:id="rId494">
         <w:r>
           <w:rPr>
             <w:rStyle w:val="Hyperlink"/>
@@ -20245,7 +21394,7 @@
       <w:r>
         <w:t xml:space="preserve"> </w:t>
       </w:r>
-      <w:hyperlink r:id="rId493">
+      <w:hyperlink r:id="rId495">
         <w:r>
           <w:rPr>
             <w:rStyle w:val="Hyperlink"/>
@@ -20262,7 +21411,7 @@
       <w:r>
         <w:t xml:space="preserve"> </w:t>
       </w:r>
-      <w:hyperlink r:id="rId494">
+      <w:hyperlink r:id="rId496">
         <w:r>
           <w:rPr>
             <w:rStyle w:val="Hyperlink"/>
@@ -20271,8 +21420,8 @@
         </w:r>
       </w:hyperlink>
     </w:p>
-    <w:bookmarkEnd w:id="495"/>
-    <w:bookmarkStart w:id="500" w:name="ref-gaCrHroW"/>
+    <w:bookmarkEnd w:id="497"/>
+    <w:bookmarkStart w:id="502" w:name="ref-gaCrHroW"/>
     <w:p>
       <w:pPr>
         <w:pStyle w:val="Bibliography"/>
@@ -20318,7 +21467,7 @@
       <w:r>
         <w:t xml:space="preserve"> </w:t>
       </w:r>
-      <w:hyperlink r:id="rId496">
+      <w:hyperlink r:id="rId498">
         <w:r>
           <w:rPr>
             <w:rStyle w:val="Hyperlink"/>
@@ -20335,7 +21484,7 @@
       <w:r>
         <w:t xml:space="preserve"> </w:t>
       </w:r>
-      <w:hyperlink r:id="rId497">
+      <w:hyperlink r:id="rId499">
         <w:r>
           <w:rPr>
             <w:rStyle w:val="Hyperlink"/>
@@ -20352,7 +21501,7 @@
       <w:r>
         <w:t xml:space="preserve"> </w:t>
       </w:r>
-      <w:hyperlink r:id="rId498">
+      <w:hyperlink r:id="rId500">
         <w:r>
           <w:rPr>
             <w:rStyle w:val="Hyperlink"/>
@@ -20369,7 +21518,7 @@
       <w:r>
         <w:t xml:space="preserve"> </w:t>
       </w:r>
-      <w:hyperlink r:id="rId499">
+      <w:hyperlink r:id="rId501">
         <w:r>
           <w:rPr>
             <w:rStyle w:val="Hyperlink"/>
@@ -20378,8 +21527,8 @@
         </w:r>
       </w:hyperlink>
     </w:p>
-    <w:bookmarkEnd w:id="500"/>
-    <w:bookmarkStart w:id="505" w:name="ref-5NHLHVO3"/>
+    <w:bookmarkEnd w:id="502"/>
+    <w:bookmarkStart w:id="507" w:name="ref-5NHLHVO3"/>
     <w:p>
       <w:pPr>
         <w:pStyle w:val="Bibliography"/>
@@ -20425,7 +21574,7 @@
       <w:r>
         <w:t xml:space="preserve"> </w:t>
       </w:r>
-      <w:hyperlink r:id="rId501">
+      <w:hyperlink r:id="rId503">
         <w:r>
           <w:rPr>
             <w:rStyle w:val="Hyperlink"/>
@@ -20442,7 +21591,7 @@
       <w:r>
         <w:t xml:space="preserve"> </w:t>
       </w:r>
-      <w:hyperlink r:id="rId502">
+      <w:hyperlink r:id="rId504">
         <w:r>
           <w:rPr>
             <w:rStyle w:val="Hyperlink"/>
@@ -20459,7 +21608,7 @@
       <w:r>
         <w:t xml:space="preserve"> </w:t>
       </w:r>
-      <w:hyperlink r:id="rId503">
+      <w:hyperlink r:id="rId505">
         <w:r>
           <w:rPr>
             <w:rStyle w:val="Hyperlink"/>
@@ -20476,7 +21625,7 @@
       <w:r>
         <w:t xml:space="preserve"> </w:t>
       </w:r>
-      <w:hyperlink r:id="rId504">
+      <w:hyperlink r:id="rId506">
         <w:r>
           <w:rPr>
             <w:rStyle w:val="Hyperlink"/>
@@ -20485,8 +21634,8 @@
         </w:r>
       </w:hyperlink>
     </w:p>
-    <w:bookmarkEnd w:id="505"/>
-    <w:bookmarkStart w:id="510" w:name="ref-12DKhuCiy"/>
+    <w:bookmarkEnd w:id="507"/>
+    <w:bookmarkStart w:id="512" w:name="ref-12DKhuCiy"/>
     <w:p>
       <w:pPr>
         <w:pStyle w:val="Bibliography"/>
@@ -20532,7 +21681,7 @@
       <w:r>
         <w:t xml:space="preserve"> </w:t>
       </w:r>
-      <w:hyperlink r:id="rId506">
+      <w:hyperlink r:id="rId508">
         <w:r>
           <w:rPr>
             <w:rStyle w:val="Hyperlink"/>
@@ -20549,7 +21698,7 @@
       <w:r>
         <w:t xml:space="preserve"> </w:t>
       </w:r>
-      <w:hyperlink r:id="rId507">
+      <w:hyperlink r:id="rId509">
         <w:r>
           <w:rPr>
             <w:rStyle w:val="Hyperlink"/>
@@ -20566,7 +21715,7 @@
       <w:r>
         <w:t xml:space="preserve"> </w:t>
       </w:r>
-      <w:hyperlink r:id="rId508">
+      <w:hyperlink r:id="rId510">
         <w:r>
           <w:rPr>
             <w:rStyle w:val="Hyperlink"/>
@@ -20583,7 +21732,7 @@
       <w:r>
         <w:t xml:space="preserve"> </w:t>
       </w:r>
-      <w:hyperlink r:id="rId509">
+      <w:hyperlink r:id="rId511">
         <w:r>
           <w:rPr>
             <w:rStyle w:val="Hyperlink"/>
@@ -20592,8 +21741,8 @@
         </w:r>
       </w:hyperlink>
     </w:p>
-    <w:bookmarkEnd w:id="510"/>
-    <w:bookmarkStart w:id="515" w:name="ref-X6oQhIf8"/>
+    <w:bookmarkEnd w:id="512"/>
+    <w:bookmarkStart w:id="517" w:name="ref-X6oQhIf8"/>
     <w:p>
       <w:pPr>
         <w:pStyle w:val="Bibliography"/>
@@ -20639,7 +21788,7 @@
       <w:r>
         <w:t xml:space="preserve"> </w:t>
       </w:r>
-      <w:hyperlink r:id="rId511">
+      <w:hyperlink r:id="rId513">
         <w:r>
           <w:rPr>
             <w:rStyle w:val="Hyperlink"/>
@@ -20656,7 +21805,7 @@
       <w:r>
         <w:t xml:space="preserve"> </w:t>
       </w:r>
-      <w:hyperlink r:id="rId512">
+      <w:hyperlink r:id="rId514">
         <w:r>
           <w:rPr>
             <w:rStyle w:val="Hyperlink"/>
@@ -20673,7 +21822,7 @@
       <w:r>
         <w:t xml:space="preserve"> </w:t>
       </w:r>
-      <w:hyperlink r:id="rId513">
+      <w:hyperlink r:id="rId515">
         <w:r>
           <w:rPr>
             <w:rStyle w:val="Hyperlink"/>
@@ -20690,7 +21839,7 @@
       <w:r>
         <w:t xml:space="preserve"> </w:t>
       </w:r>
-      <w:hyperlink r:id="rId514">
+      <w:hyperlink r:id="rId516">
         <w:r>
           <w:rPr>
             <w:rStyle w:val="Hyperlink"/>
@@ -20699,8 +21848,8 @@
         </w:r>
       </w:hyperlink>
     </w:p>
-    <w:bookmarkEnd w:id="515"/>
-    <w:bookmarkStart w:id="520" w:name="ref-10jkUywit"/>
+    <w:bookmarkEnd w:id="517"/>
+    <w:bookmarkStart w:id="522" w:name="ref-10jkUywit"/>
     <w:p>
       <w:pPr>
         <w:pStyle w:val="Bibliography"/>
@@ -20746,7 +21895,7 @@
       <w:r>
         <w:t xml:space="preserve"> </w:t>
       </w:r>
-      <w:hyperlink r:id="rId516">
+      <w:hyperlink r:id="rId518">
         <w:r>
           <w:rPr>
             <w:rStyle w:val="Hyperlink"/>
@@ -20763,7 +21912,7 @@
       <w:r>
         <w:t xml:space="preserve"> </w:t>
       </w:r>
-      <w:hyperlink r:id="rId517">
+      <w:hyperlink r:id="rId519">
         <w:r>
           <w:rPr>
             <w:rStyle w:val="Hyperlink"/>
@@ -20780,7 +21929,7 @@
       <w:r>
         <w:t xml:space="preserve"> </w:t>
       </w:r>
-      <w:hyperlink r:id="rId518">
+      <w:hyperlink r:id="rId520">
         <w:r>
           <w:rPr>
             <w:rStyle w:val="Hyperlink"/>
@@ -20797,7 +21946,7 @@
       <w:r>
         <w:t xml:space="preserve"> </w:t>
       </w:r>
-      <w:hyperlink r:id="rId519">
+      <w:hyperlink r:id="rId521">
         <w:r>
           <w:rPr>
             <w:rStyle w:val="Hyperlink"/>
@@ -20806,8 +21955,8 @@
         </w:r>
       </w:hyperlink>
     </w:p>
-    <w:bookmarkEnd w:id="520"/>
-    <w:bookmarkStart w:id="525" w:name="ref-tfWVBF8o"/>
+    <w:bookmarkEnd w:id="522"/>
+    <w:bookmarkStart w:id="527" w:name="ref-tfWVBF8o"/>
     <w:p>
       <w:pPr>
         <w:pStyle w:val="Bibliography"/>
@@ -20853,7 +22002,7 @@
       <w:r>
         <w:t xml:space="preserve"> </w:t>
       </w:r>
-      <w:hyperlink r:id="rId521">
+      <w:hyperlink r:id="rId523">
         <w:r>
           <w:rPr>
             <w:rStyle w:val="Hyperlink"/>
@@ -20870,7 +22019,7 @@
       <w:r>
         <w:t xml:space="preserve"> </w:t>
       </w:r>
-      <w:hyperlink r:id="rId522">
+      <w:hyperlink r:id="rId524">
         <w:r>
           <w:rPr>
             <w:rStyle w:val="Hyperlink"/>
@@ -20887,7 +22036,7 @@
       <w:r>
         <w:t xml:space="preserve"> </w:t>
       </w:r>
-      <w:hyperlink r:id="rId523">
+      <w:hyperlink r:id="rId525">
         <w:r>
           <w:rPr>
             <w:rStyle w:val="Hyperlink"/>
@@ -20904,7 +22053,7 @@
       <w:r>
         <w:t xml:space="preserve"> </w:t>
       </w:r>
-      <w:hyperlink r:id="rId524">
+      <w:hyperlink r:id="rId526">
         <w:r>
           <w:rPr>
             <w:rStyle w:val="Hyperlink"/>
@@ -20913,8 +22062,8 @@
         </w:r>
       </w:hyperlink>
     </w:p>
-    <w:bookmarkEnd w:id="525"/>
-    <w:bookmarkStart w:id="529" w:name="ref-KxZPoysm"/>
+    <w:bookmarkEnd w:id="527"/>
+    <w:bookmarkStart w:id="531" w:name="ref-KxZPoysm"/>
     <w:p>
       <w:pPr>
         <w:pStyle w:val="Bibliography"/>
@@ -20960,7 +22109,7 @@
       <w:r>
         <w:t xml:space="preserve"> </w:t>
       </w:r>
-      <w:hyperlink r:id="rId526">
+      <w:hyperlink r:id="rId528">
         <w:r>
           <w:rPr>
             <w:rStyle w:val="Hyperlink"/>
@@ -20977,7 +22126,7 @@
       <w:r>
         <w:t xml:space="preserve"> </w:t>
       </w:r>
-      <w:hyperlink r:id="rId527">
+      <w:hyperlink r:id="rId529">
         <w:r>
           <w:rPr>
             <w:rStyle w:val="Hyperlink"/>
@@ -20994,7 +22143,7 @@
       <w:r>
         <w:t xml:space="preserve"> </w:t>
       </w:r>
-      <w:hyperlink r:id="rId528">
+      <w:hyperlink r:id="rId530">
         <w:r>
           <w:rPr>
             <w:rStyle w:val="Hyperlink"/>
@@ -21003,8 +22152,8 @@
         </w:r>
       </w:hyperlink>
     </w:p>
-    <w:bookmarkEnd w:id="529"/>
-    <w:bookmarkStart w:id="533" w:name="ref-14asizOhY"/>
+    <w:bookmarkEnd w:id="531"/>
+    <w:bookmarkStart w:id="535" w:name="ref-14asizOhY"/>
     <w:p>
       <w:pPr>
         <w:pStyle w:val="Bibliography"/>
@@ -21050,7 +22199,7 @@
       <w:r>
         <w:t xml:space="preserve"> </w:t>
       </w:r>
-      <w:hyperlink r:id="rId530">
+      <w:hyperlink r:id="rId532">
         <w:r>
           <w:rPr>
             <w:rStyle w:val="Hyperlink"/>
@@ -21067,7 +22216,7 @@
       <w:r>
         <w:t xml:space="preserve"> </w:t>
       </w:r>
-      <w:hyperlink r:id="rId531">
+      <w:hyperlink r:id="rId533">
         <w:r>
           <w:rPr>
             <w:rStyle w:val="Hyperlink"/>
@@ -21084,7 +22233,7 @@
       <w:r>
         <w:t xml:space="preserve"> </w:t>
       </w:r>
-      <w:hyperlink r:id="rId532">
+      <w:hyperlink r:id="rId534">
         <w:r>
           <w:rPr>
             <w:rStyle w:val="Hyperlink"/>
@@ -21093,8 +22242,8 @@
         </w:r>
       </w:hyperlink>
     </w:p>
-    <w:bookmarkEnd w:id="533"/>
-    <w:bookmarkStart w:id="538" w:name="ref-JdxWaORm"/>
+    <w:bookmarkEnd w:id="535"/>
+    <w:bookmarkStart w:id="540" w:name="ref-JdxWaORm"/>
     <w:p>
       <w:pPr>
         <w:pStyle w:val="Bibliography"/>
@@ -21140,7 +22289,7 @@
       <w:r>
         <w:t xml:space="preserve"> </w:t>
       </w:r>
-      <w:hyperlink r:id="rId534">
+      <w:hyperlink r:id="rId536">
         <w:r>
           <w:rPr>
             <w:rStyle w:val="Hyperlink"/>
@@ -21157,7 +22306,7 @@
       <w:r>
         <w:t xml:space="preserve"> </w:t>
       </w:r>
-      <w:hyperlink r:id="rId535">
+      <w:hyperlink r:id="rId537">
         <w:r>
           <w:rPr>
             <w:rStyle w:val="Hyperlink"/>
@@ -21174,7 +22323,7 @@
       <w:r>
         <w:t xml:space="preserve"> </w:t>
       </w:r>
-      <w:hyperlink r:id="rId536">
+      <w:hyperlink r:id="rId538">
         <w:r>
           <w:rPr>
             <w:rStyle w:val="Hyperlink"/>
@@ -21191,7 +22340,7 @@
       <w:r>
         <w:t xml:space="preserve"> </w:t>
       </w:r>
-      <w:hyperlink r:id="rId537">
+      <w:hyperlink r:id="rId539">
         <w:r>
           <w:rPr>
             <w:rStyle w:val="Hyperlink"/>
@@ -21200,8 +22349,8 @@
         </w:r>
       </w:hyperlink>
     </w:p>
-    <w:bookmarkEnd w:id="538"/>
-    <w:bookmarkStart w:id="543" w:name="ref-A4FXW005"/>
+    <w:bookmarkEnd w:id="540"/>
+    <w:bookmarkStart w:id="545" w:name="ref-A4FXW005"/>
     <w:p>
       <w:pPr>
         <w:pStyle w:val="Bibliography"/>
@@ -21247,7 +22396,7 @@
       <w:r>
         <w:t xml:space="preserve"> </w:t>
       </w:r>
-      <w:hyperlink r:id="rId539">
+      <w:hyperlink r:id="rId541">
         <w:r>
           <w:rPr>
             <w:rStyle w:val="Hyperlink"/>
@@ -21264,7 +22413,7 @@
       <w:r>
         <w:t xml:space="preserve"> </w:t>
       </w:r>
-      <w:hyperlink r:id="rId540">
+      <w:hyperlink r:id="rId542">
         <w:r>
           <w:rPr>
             <w:rStyle w:val="Hyperlink"/>
@@ -21281,7 +22430,7 @@
       <w:r>
         <w:t xml:space="preserve"> </w:t>
       </w:r>
-      <w:hyperlink r:id="rId541">
+      <w:hyperlink r:id="rId543">
         <w:r>
           <w:rPr>
             <w:rStyle w:val="Hyperlink"/>
@@ -21298,7 +22447,7 @@
       <w:r>
         <w:t xml:space="preserve"> </w:t>
       </w:r>
-      <w:hyperlink r:id="rId542">
+      <w:hyperlink r:id="rId544">
         <w:r>
           <w:rPr>
             <w:rStyle w:val="Hyperlink"/>
@@ -21307,8 +22456,8 @@
         </w:r>
       </w:hyperlink>
     </w:p>
-    <w:bookmarkEnd w:id="543"/>
-    <w:bookmarkStart w:id="548" w:name="ref-eoDdE9oT"/>
+    <w:bookmarkEnd w:id="545"/>
+    <w:bookmarkStart w:id="550" w:name="ref-eoDdE9oT"/>
     <w:p>
       <w:pPr>
         <w:pStyle w:val="Bibliography"/>
@@ -21354,7 +22503,7 @@
       <w:r>
         <w:t xml:space="preserve"> </w:t>
       </w:r>
-      <w:hyperlink r:id="rId544">
+      <w:hyperlink r:id="rId546">
         <w:r>
           <w:rPr>
             <w:rStyle w:val="Hyperlink"/>
@@ -21371,7 +22520,7 @@
       <w:r>
         <w:t xml:space="preserve"> </w:t>
       </w:r>
-      <w:hyperlink r:id="rId545">
+      <w:hyperlink r:id="rId547">
         <w:r>
           <w:rPr>
             <w:rStyle w:val="Hyperlink"/>
@@ -21388,7 +22537,7 @@
       <w:r>
         <w:t xml:space="preserve"> </w:t>
       </w:r>
-      <w:hyperlink r:id="rId546">
+      <w:hyperlink r:id="rId548">
         <w:r>
           <w:rPr>
             <w:rStyle w:val="Hyperlink"/>
@@ -21405,7 +22554,7 @@
       <w:r>
         <w:t xml:space="preserve"> </w:t>
       </w:r>
-      <w:hyperlink r:id="rId547">
+      <w:hyperlink r:id="rId549">
         <w:r>
           <w:rPr>
             <w:rStyle w:val="Hyperlink"/>
@@ -21414,8 +22563,8 @@
         </w:r>
       </w:hyperlink>
     </w:p>
-    <w:bookmarkEnd w:id="548"/>
-    <w:bookmarkStart w:id="549" w:name="ref-17Erd7F9J"/>
+    <w:bookmarkEnd w:id="550"/>
+    <w:bookmarkStart w:id="555" w:name="ref-18f0apoAK"/>
     <w:p>
       <w:pPr>
         <w:pStyle w:val="Bibliography"/>
@@ -21434,22 +22583,95 @@
           <w:bCs/>
           <w:b/>
         </w:rPr>
-        <w:t xml:space="preserve">dbGaP Study</w:t>
-      </w:r>
-      <w:r>
-        <w:t xml:space="preserve"> </w:t>
-      </w:r>
-      <w:hyperlink r:id="rId240">
-        <w:r>
-          <w:rPr>
-            <w:rStyle w:val="Hyperlink"/>
-          </w:rPr>
-          <w:t xml:space="preserve">https://www.ncbi.nlm.nih.gov/projects/gap/cgi-bin/study.cgi?study_id=phs000218.v23.p8</w:t>
-        </w:r>
-      </w:hyperlink>
-    </w:p>
-    <w:bookmarkEnd w:id="549"/>
-    <w:bookmarkStart w:id="550" w:name="ref-UVwAVvuW"/>
+        <w:t xml:space="preserve">Barriers to accessing public cancer genomic data</w:t>
+      </w:r>
+      <w:r>
+        <w:t xml:space="preserve"> </w:t>
+      </w:r>
+      <w:r>
+        <w:t xml:space="preserve">Katrina Learned, Ann Durbin, Robert Currie, Ellen Towle Kephart, Holly C Beale, Lauren M Sanders, Jacob Pfeil, Theodore C Goldstein, Sofie R Salama, David Haussler, … Isabel M Bjork</w:t>
+      </w:r>
+      <w:r>
+        <w:t xml:space="preserve"> </w:t>
+      </w:r>
+      <w:r>
+        <w:rPr>
+          <w:iCs/>
+          <w:i/>
+        </w:rPr>
+        <w:t xml:space="preserve">Scientific Data</w:t>
+      </w:r>
+      <w:r>
+        <w:t xml:space="preserve"> </w:t>
+      </w:r>
+      <w:r>
+        <w:t xml:space="preserve">(2019-06-20)</w:t>
+      </w:r>
+      <w:r>
+        <w:t xml:space="preserve"> </w:t>
+      </w:r>
+      <w:hyperlink r:id="rId551">
+        <w:r>
+          <w:rPr>
+            <w:rStyle w:val="Hyperlink"/>
+          </w:rPr>
+          <w:t xml:space="preserve">https://doi.org/gjfrhz</w:t>
+        </w:r>
+      </w:hyperlink>
+      <w:r>
+        <w:t xml:space="preserve"> </w:t>
+      </w:r>
+      <w:r>
+        <w:t xml:space="preserve">DOI:</w:t>
+      </w:r>
+      <w:r>
+        <w:t xml:space="preserve"> </w:t>
+      </w:r>
+      <w:hyperlink r:id="rId552">
+        <w:r>
+          <w:rPr>
+            <w:rStyle w:val="Hyperlink"/>
+          </w:rPr>
+          <w:t xml:space="preserve">10.1038/s41597-019-0096-4</w:t>
+        </w:r>
+      </w:hyperlink>
+      <w:r>
+        <w:t xml:space="preserve"> </w:t>
+      </w:r>
+      <w:r>
+        <w:t xml:space="preserve">· PMID:</w:t>
+      </w:r>
+      <w:r>
+        <w:t xml:space="preserve"> </w:t>
+      </w:r>
+      <w:hyperlink r:id="rId553">
+        <w:r>
+          <w:rPr>
+            <w:rStyle w:val="Hyperlink"/>
+          </w:rPr>
+          <w:t xml:space="preserve">31222016</w:t>
+        </w:r>
+      </w:hyperlink>
+      <w:r>
+        <w:t xml:space="preserve"> </w:t>
+      </w:r>
+      <w:r>
+        <w:t xml:space="preserve">· PMCID:</w:t>
+      </w:r>
+      <w:r>
+        <w:t xml:space="preserve"> </w:t>
+      </w:r>
+      <w:hyperlink r:id="rId554">
+        <w:r>
+          <w:rPr>
+            <w:rStyle w:val="Hyperlink"/>
+          </w:rPr>
+          <w:t xml:space="preserve">PMC6586850</w:t>
+        </w:r>
+      </w:hyperlink>
+    </w:p>
+    <w:bookmarkEnd w:id="555"/>
+    <w:bookmarkStart w:id="556" w:name="ref-17Erd7F9J"/>
     <w:p>
       <w:pPr>
         <w:pStyle w:val="Bibliography"/>
@@ -21473,17 +22695,17 @@
       <w:r>
         <w:t xml:space="preserve"> </w:t>
       </w:r>
-      <w:hyperlink r:id="rId241">
-        <w:r>
-          <w:rPr>
-            <w:rStyle w:val="Hyperlink"/>
-          </w:rPr>
-          <w:t xml:space="preserve">https://www.ncbi.nlm.nih.gov/projects/gap/cgi-bin/study.cgi?study_id=phs001436.v1.p1</w:t>
-        </w:r>
-      </w:hyperlink>
-    </w:p>
-    <w:bookmarkEnd w:id="550"/>
-    <w:bookmarkStart w:id="552" w:name="ref-rE2wVvW4"/>
+      <w:hyperlink r:id="rId240">
+        <w:r>
+          <w:rPr>
+            <w:rStyle w:val="Hyperlink"/>
+          </w:rPr>
+          <w:t xml:space="preserve">https://www.ncbi.nlm.nih.gov/projects/gap/cgi-bin/study.cgi?study_id=phs000218.v23.p8</w:t>
+        </w:r>
+      </w:hyperlink>
+    </w:p>
+    <w:bookmarkEnd w:id="556"/>
+    <w:bookmarkStart w:id="557" w:name="ref-UVwAVvuW"/>
     <w:p>
       <w:pPr>
         <w:pStyle w:val="Bibliography"/>
@@ -21507,17 +22729,17 @@
       <w:r>
         <w:t xml:space="preserve"> </w:t>
       </w:r>
-      <w:hyperlink r:id="rId551">
-        <w:r>
-          <w:rPr>
-            <w:rStyle w:val="Hyperlink"/>
-          </w:rPr>
-          <w:t xml:space="preserve">https://www.ncbi.nlm.nih.gov/projects/gap/cgi-bin/study.cgi?study_id=phs002517.v4.p2</w:t>
-        </w:r>
-      </w:hyperlink>
-    </w:p>
-    <w:bookmarkEnd w:id="552"/>
-    <w:bookmarkStart w:id="553" w:name="ref-A9rC7i7X"/>
+      <w:hyperlink r:id="rId241">
+        <w:r>
+          <w:rPr>
+            <w:rStyle w:val="Hyperlink"/>
+          </w:rPr>
+          <w:t xml:space="preserve">https://www.ncbi.nlm.nih.gov/projects/gap/cgi-bin/study.cgi?study_id=phs001436.v1.p1</w:t>
+        </w:r>
+      </w:hyperlink>
+    </w:p>
+    <w:bookmarkEnd w:id="557"/>
+    <w:bookmarkStart w:id="559" w:name="ref-rE2wVvW4"/>
     <w:p>
       <w:pPr>
         <w:pStyle w:val="Bibliography"/>
@@ -21541,6 +22763,40 @@
       <w:r>
         <w:t xml:space="preserve"> </w:t>
       </w:r>
+      <w:hyperlink r:id="rId558">
+        <w:r>
+          <w:rPr>
+            <w:rStyle w:val="Hyperlink"/>
+          </w:rPr>
+          <w:t xml:space="preserve">https://www.ncbi.nlm.nih.gov/projects/gap/cgi-bin/study.cgi?study_id=phs002517.v4.p2</w:t>
+        </w:r>
+      </w:hyperlink>
+    </w:p>
+    <w:bookmarkEnd w:id="559"/>
+    <w:bookmarkStart w:id="560" w:name="ref-A9rC7i7X"/>
+    <w:p>
+      <w:pPr>
+        <w:pStyle w:val="Bibliography"/>
+      </w:pPr>
+      <w:r>
+        <w:t xml:space="preserve">52.</w:t>
+      </w:r>
+      <w:r>
+        <w:t xml:space="preserve"> </w:t>
+      </w:r>
+      <w:r>
+        <w:t xml:space="preserve">	</w:t>
+      </w:r>
+      <w:r>
+        <w:rPr>
+          <w:bCs/>
+          <w:b/>
+        </w:rPr>
+        <w:t xml:space="preserve">dbGaP Study</w:t>
+      </w:r>
+      <w:r>
+        <w:t xml:space="preserve"> </w:t>
+      </w:r>
       <w:hyperlink r:id="rId249">
         <w:r>
           <w:rPr>
@@ -21550,9 +22806,9 @@
         </w:r>
       </w:hyperlink>
     </w:p>
-    <w:bookmarkEnd w:id="553"/>
-    <w:bookmarkEnd w:id="554"/>
-    <w:bookmarkEnd w:id="555"/>
+    <w:bookmarkEnd w:id="560"/>
+    <w:bookmarkEnd w:id="561"/>
+    <w:bookmarkEnd w:id="562"/>
     <w:sectPr>
       <w:pgSz w:h="15840" w:w="12240"/>
       <w:pgMar w:bottom="1440" w:footer="720" w:gutter="0" w:header="720" w:left="1440" w:right="1440" w:top="1440"/>

--- a/manuscript.docx
+++ b/manuscript.docx
@@ -81,7 +81,7 @@
           <w:rPr>
             <w:rStyle w:val="Hyperlink"/>
           </w:rPr>
-          <w:t xml:space="preserve">rokitalab/OpenPedCan-manuscript@7dca2fa</w:t>
+          <w:t xml:space="preserve">rokitalab/OpenPedCan-manuscript@fd03029</w:t>
         </w:r>
       </w:hyperlink>
       <w:r>
@@ -15549,6 +15549,14 @@
       </w:pPr>
       <w:r>
         <w:t xml:space="preserve">Project home page: https://github.com/d3b-center/OpenPedCan-analysis</w:t>
+      </w:r>
+    </w:p>
+    <w:p>
+      <w:pPr>
+        <w:pStyle w:val="BodyText"/>
+      </w:pPr>
+      <w:r>
+        <w:t xml:space="preserve">Archived Source code: https://zenodo.org/records/15750097</w:t>
       </w:r>
     </w:p>
     <w:p>

--- a/manuscript.docx
+++ b/manuscript.docx
@@ -81,14 +81,14 @@
           <w:rPr>
             <w:rStyle w:val="Hyperlink"/>
           </w:rPr>
-          <w:t xml:space="preserve">rokitalab/OpenPedCan-manuscript@7e0a575</w:t>
-        </w:r>
-      </w:hyperlink>
-      <w:r>
-        <w:t xml:space="preserve"> </w:t>
-      </w:r>
-      <w:r>
-        <w:t xml:space="preserve">on 2025-07-14.</w:t>
+          <w:t xml:space="preserve">rokitalab/OpenPedCan-manuscript@9dbe028</w:t>
+        </w:r>
+      </w:hyperlink>
+      <w:r>
+        <w:t xml:space="preserve"> </w:t>
+      </w:r>
+      <w:r>
+        <w:t xml:space="preserve">on 2025-07-30.</w:t>
       </w:r>
       <w:r>
         <w:t xml:space="preserve"> </w:t>
@@ -18543,7 +18543,7 @@
         </w:r>
       </w:hyperlink>
       <w:r>
-        <w:t xml:space="preserve">Accessed 2025 Jul 14.</w:t>
+        <w:t xml:space="preserve">Accessed 2025 Jul 30.</w:t>
       </w:r>
     </w:p>
     <w:bookmarkEnd w:id="295"/>
@@ -18573,7 +18573,7 @@
         </w:r>
       </w:hyperlink>
       <w:r>
-        <w:t xml:space="preserve">Accessed 2025 Jul 14.</w:t>
+        <w:t xml:space="preserve">Accessed 2025 Jul 30.</w:t>
       </w:r>
     </w:p>
     <w:bookmarkEnd w:id="297"/>
@@ -18664,7 +18664,7 @@
         </w:r>
       </w:hyperlink>
       <w:r>
-        <w:t xml:space="preserve">Accessed 2025 Jul 14.</w:t>
+        <w:t xml:space="preserve">Accessed 2025 Jul 30.</w:t>
       </w:r>
     </w:p>
     <w:bookmarkEnd w:id="303"/>
@@ -18731,7 +18731,7 @@
         </w:r>
       </w:hyperlink>
       <w:r>
-        <w:t xml:space="preserve">Accessed 2025 Jul 14.</w:t>
+        <w:t xml:space="preserve">Accessed 2025 Jul 30.</w:t>
       </w:r>
     </w:p>
     <w:bookmarkEnd w:id="307"/>
@@ -18761,7 +18761,7 @@
         </w:r>
       </w:hyperlink>
       <w:r>
-        <w:t xml:space="preserve">Accessed 2025 Jul 14.</w:t>
+        <w:t xml:space="preserve">Accessed 2025 Jul 30.</w:t>
       </w:r>
     </w:p>
     <w:bookmarkEnd w:id="309"/>
@@ -18791,7 +18791,7 @@
         </w:r>
       </w:hyperlink>
       <w:r>
-        <w:t xml:space="preserve">Accessed 2025 Jul 14.</w:t>
+        <w:t xml:space="preserve">Accessed 2025 Jul 30.</w:t>
       </w:r>
     </w:p>
     <w:bookmarkEnd w:id="311"/>
@@ -18821,7 +18821,7 @@
         </w:r>
       </w:hyperlink>
       <w:r>
-        <w:t xml:space="preserve">Accessed 2025 Jul 14.</w:t>
+        <w:t xml:space="preserve">Accessed 2025 Jul 30.</w:t>
       </w:r>
     </w:p>
     <w:bookmarkEnd w:id="313"/>
@@ -18851,7 +18851,7 @@
         </w:r>
       </w:hyperlink>
       <w:r>
-        <w:t xml:space="preserve">(2021). Accessed 2025 Jul 14.</w:t>
+        <w:t xml:space="preserve">(2021). Accessed 2025 Jul 30.</w:t>
       </w:r>
     </w:p>
     <w:bookmarkEnd w:id="315"/>
@@ -18918,7 +18918,7 @@
         </w:r>
       </w:hyperlink>
       <w:r>
-        <w:t xml:space="preserve">Accessed 2025 Jul 14.</w:t>
+        <w:t xml:space="preserve">Accessed 2025 Jul 30.</w:t>
       </w:r>
     </w:p>
     <w:bookmarkEnd w:id="319"/>
@@ -18985,7 +18985,7 @@
         </w:r>
       </w:hyperlink>
       <w:r>
-        <w:t xml:space="preserve">Accessed 2025 Jul 14.</w:t>
+        <w:t xml:space="preserve">Accessed 2025 Jul 30.</w:t>
       </w:r>
     </w:p>
     <w:bookmarkEnd w:id="323"/>
@@ -19015,7 +19015,7 @@
         </w:r>
       </w:hyperlink>
       <w:r>
-        <w:t xml:space="preserve">Accessed 2025 Jul 14.</w:t>
+        <w:t xml:space="preserve">Accessed 2025 Jul 30.</w:t>
       </w:r>
     </w:p>
     <w:bookmarkEnd w:id="324"/>
@@ -19045,7 +19045,7 @@
         </w:r>
       </w:hyperlink>
       <w:r>
-        <w:t xml:space="preserve">Accessed 2025 Jul 14.</w:t>
+        <w:t xml:space="preserve">Accessed 2025 Jul 30.</w:t>
       </w:r>
     </w:p>
     <w:bookmarkEnd w:id="326"/>
@@ -19149,7 +19149,7 @@
         </w:r>
       </w:hyperlink>
       <w:r>
-        <w:t xml:space="preserve">Accessed 2025 Jul 14.</w:t>
+        <w:t xml:space="preserve">Accessed 2025 Jul 30.</w:t>
       </w:r>
     </w:p>
     <w:bookmarkEnd w:id="332"/>
@@ -19553,7 +19553,7 @@
         </w:r>
       </w:hyperlink>
       <w:r>
-        <w:t xml:space="preserve">Accessed 2025 Jul 14.</w:t>
+        <w:t xml:space="preserve">Accessed 2025 Jul 30.</w:t>
       </w:r>
     </w:p>
     <w:bookmarkEnd w:id="356"/>
@@ -19563,7 +19563,7 @@
         <w:pStyle w:val="Bibliography"/>
       </w:pPr>
       <w:r>
-        <w:t xml:space="preserve">33. : kf-tumor-workflow/workflows/kfdrc_controlfreec_tumor_only_wf.cwl at v0.3.0-beta · kids-first/kf-tumor-workflow. GitHub.</w:t>
+        <w:t xml:space="preserve">33.</w:t>
       </w:r>
       <w:r>
         <w:t xml:space="preserve"> </w:t>
@@ -19582,9 +19582,6 @@
           <w:t xml:space="preserve"> </w:t>
         </w:r>
       </w:hyperlink>
-      <w:r>
-        <w:t xml:space="preserve">Accessed 2025 Jul 14.</w:t>
-      </w:r>
     </w:p>
     <w:bookmarkEnd w:id="358"/>
     <w:bookmarkStart w:id="360" w:name="ref-kTn1PIj5"/>
@@ -19714,7 +19711,7 @@
           <w:rPr>
             <w:rStyle w:val="Hyperlink"/>
           </w:rPr>
-          <w:t xml:space="preserve">https://pgc-accounts.sbgenomics.com/auth/login?next=https%3A%2F%2Fpgc-accounts.sbgenomics.com%2Foauth2%2Fauthorization%3Fresponse_type%3Dcode%26client_id%3D57641332d310436cb033da777e722009%26redirect_uri%3Dhttps%253A%252F%252Fcavatica.sbgenomics.com%252Foauth2%252Fredirect%26state%3DmX26h0M7fHhftq4g5RRMmD1nhhiREy%26client_next%3Dhttps%253A%252F%252Fcavatica.sbgenomics.com%252Fu%252Fcavatica%252Fopentarget%252Ffiles%26scope%3Dopenid%26nonce%3D174304324311207538981752514461</w:t>
+          <w:t xml:space="preserve">https://pgc-accounts.sbgenomics.com/auth/login?next=https%3A%2F%2Fpgc-accounts.sbgenomics.com%2Foauth2%2Fauthorization%3Fresponse_type%3Dcode%26client_id%3D57641332d310436cb033da777e722009%26redirect_uri%3Dhttps%253A%252F%252Fcavatica.sbgenomics.com%252Foauth2%252Fredirect%26state%3DIGAHf8qtXkpzTv3px5BCUu4qskceAe%26client_next%3Dhttps%253A%252F%252Fcavatica.sbgenomics.com%252Fu%252Fcavatica%252Fopentarget%252Ffiles%26scope%3Dopenid%26nonce%3D97235096685182752431753895319</w:t>
         </w:r>
         <w:r>
           <w:rPr>
@@ -19724,7 +19721,7 @@
         </w:r>
       </w:hyperlink>
       <w:r>
-        <w:t xml:space="preserve">Accessed 2025 Jul 14.</w:t>
+        <w:t xml:space="preserve">Accessed 2025 Jul 30.</w:t>
       </w:r>
     </w:p>
     <w:bookmarkEnd w:id="366"/>
@@ -19734,7 +19731,7 @@
         <w:pStyle w:val="Bibliography"/>
       </w:pPr>
       <w:r>
-        <w:t xml:space="preserve">38. : D3b-DGD-Collaboration/scripts/update_gene_symbols.py at main · d3b-center/D3b-DGD-Collaboration. GitHub.</w:t>
+        <w:t xml:space="preserve">38.</w:t>
       </w:r>
       <w:r>
         <w:t xml:space="preserve"> </w:t>
@@ -19753,9 +19750,6 @@
           <w:t xml:space="preserve"> </w:t>
         </w:r>
       </w:hyperlink>
-      <w:r>
-        <w:t xml:space="preserve">Accessed 2025 Jul 14.</w:t>
-      </w:r>
     </w:p>
     <w:bookmarkEnd w:id="368"/>
     <w:bookmarkStart w:id="370" w:name="ref-1AbOmwaVu"/>
@@ -19957,7 +19951,7 @@
         </w:r>
       </w:hyperlink>
       <w:r>
-        <w:t xml:space="preserve">Accessed 2025 Jul 14.</w:t>
+        <w:t xml:space="preserve">Accessed 2025 Jul 30.</w:t>
       </w:r>
     </w:p>
     <w:bookmarkEnd w:id="382"/>
@@ -19967,7 +19961,7 @@
         <w:pStyle w:val="Bibliography"/>
       </w:pPr>
       <w:r>
-        <w:t xml:space="preserve">46.</w:t>
+        <w:t xml:space="preserve">46. : kf-rnaseq-workflow/workflow/rmats_wf.cwl at master · kids-first/kf-rnaseq-workflow. GitHub.</w:t>
       </w:r>
       <w:r>
         <w:t xml:space="preserve"> </w:t>
@@ -19986,6 +19980,9 @@
           <w:t xml:space="preserve"> </w:t>
         </w:r>
       </w:hyperlink>
+      <w:r>
+        <w:t xml:space="preserve">Accessed 2025 Jul 30.</w:t>
+      </w:r>
     </w:p>
     <w:bookmarkEnd w:id="384"/>
     <w:bookmarkStart w:id="386" w:name="ref-bKpYR6PB"/>
@@ -20549,7 +20546,7 @@
         <w:pStyle w:val="Bibliography"/>
       </w:pPr>
       <w:r>
-        <w:t xml:space="preserve">62. : kf-somatic-workflow/docs/kfdrc-consensus-calling.md at master · kids-first/kf-somatic-workflow. GitHub.</w:t>
+        <w:t xml:space="preserve">62.</w:t>
       </w:r>
       <w:r>
         <w:t xml:space="preserve"> </w:t>
@@ -20568,9 +20565,6 @@
           <w:t xml:space="preserve"> </w:t>
         </w:r>
       </w:hyperlink>
-      <w:r>
-        <w:t xml:space="preserve">Accessed 2025 Jul 14.</w:t>
-      </w:r>
     </w:p>
     <w:bookmarkEnd w:id="416"/>
     <w:bookmarkStart w:id="418" w:name="ref-sbU2rOO2"/>
@@ -21165,7 +21159,7 @@
         </w:r>
       </w:hyperlink>
       <w:r>
-        <w:t xml:space="preserve">Accessed 2025 Jul 14.</w:t>
+        <w:t xml:space="preserve">Accessed 2025 Jul 30.</w:t>
       </w:r>
     </w:p>
     <w:bookmarkEnd w:id="449"/>
@@ -21195,7 +21189,7 @@
         </w:r>
       </w:hyperlink>
       <w:r>
-        <w:t xml:space="preserve">Accessed 2025 Jul 14.</w:t>
+        <w:t xml:space="preserve">Accessed 2025 Jul 30.</w:t>
       </w:r>
     </w:p>
     <w:bookmarkEnd w:id="451"/>
@@ -21225,7 +21219,7 @@
         </w:r>
       </w:hyperlink>
       <w:r>
-        <w:t xml:space="preserve">Accessed 2025 Jul 14.</w:t>
+        <w:t xml:space="preserve">Accessed 2025 Jul 30.</w:t>
       </w:r>
     </w:p>
     <w:bookmarkEnd w:id="453"/>
@@ -21255,7 +21249,7 @@
         </w:r>
       </w:hyperlink>
       <w:r>
-        <w:t xml:space="preserve">Accessed 2025 Jul 14.</w:t>
+        <w:t xml:space="preserve">Accessed 2025 Jul 30.</w:t>
       </w:r>
     </w:p>
     <w:bookmarkEnd w:id="454"/>

--- a/manuscript.docx
+++ b/manuscript.docx
@@ -81,14 +81,14 @@
           <w:rPr>
             <w:rStyle w:val="Hyperlink"/>
           </w:rPr>
-          <w:t xml:space="preserve">rokitalab/OpenPedCan-manuscript@9dbe028</w:t>
-        </w:r>
-      </w:hyperlink>
-      <w:r>
-        <w:t xml:space="preserve"> </w:t>
-      </w:r>
-      <w:r>
-        <w:t xml:space="preserve">on 2025-07-30.</w:t>
+          <w:t xml:space="preserve">rokitalab/OpenPedCan-manuscript@af51808</w:t>
+        </w:r>
+      </w:hyperlink>
+      <w:r>
+        <w:t xml:space="preserve"> </w:t>
+      </w:r>
+      <w:r>
+        <w:t xml:space="preserve">on 2026-05-21.</w:t>
       </w:r>
       <w:r>
         <w:t xml:space="preserve"> </w:t>
@@ -18543,7 +18543,7 @@
         </w:r>
       </w:hyperlink>
       <w:r>
-        <w:t xml:space="preserve">Accessed 2025 Jul 30.</w:t>
+        <w:t xml:space="preserve">Accessed 2026 May 21.</w:t>
       </w:r>
     </w:p>
     <w:bookmarkEnd w:id="295"/>
@@ -18553,7 +18553,7 @@
         <w:pStyle w:val="Bibliography"/>
       </w:pPr>
       <w:r>
-        <w:t xml:space="preserve">2. : Children's Brain Tumor Network.</w:t>
+        <w:t xml:space="preserve">2.</w:t>
       </w:r>
       <w:r>
         <w:t xml:space="preserve"> </w:t>
@@ -18563,17 +18563,11 @@
           <w:rPr>
             <w:rStyle w:val="Hyperlink"/>
           </w:rPr>
-          <w:t xml:space="preserve">https://cbtn.org/</w:t>
-        </w:r>
-        <w:r>
-          <w:rPr>
-            <w:rStyle w:val="Hyperlink"/>
-          </w:rPr>
-          <w:t xml:space="preserve"> </w:t>
-        </w:r>
-      </w:hyperlink>
-      <w:r>
-        <w:t xml:space="preserve">Accessed 2025 Jul 30.</w:t>
+          <w:t xml:space="preserve">Children's Brain Tumor Network - United We Cure</w:t>
+        </w:r>
+      </w:hyperlink>
+      <w:r>
+        <w:t xml:space="preserve">.</w:t>
       </w:r>
     </w:p>
     <w:bookmarkEnd w:id="297"/>
@@ -18630,7 +18624,7 @@
           <w:rPr>
             <w:rStyle w:val="Hyperlink"/>
           </w:rPr>
-          <w:t xml:space="preserve">Kids First DRC - Pediatric Cancer and Rare Disease Care</w:t>
+          <w:t xml:space="preserve">Home - Kids First</w:t>
         </w:r>
       </w:hyperlink>
       <w:r>
@@ -18664,7 +18658,7 @@
         </w:r>
       </w:hyperlink>
       <w:r>
-        <w:t xml:space="preserve">Accessed 2025 Jul 30.</w:t>
+        <w:t xml:space="preserve">Accessed 2026 May 21.</w:t>
       </w:r>
     </w:p>
     <w:bookmarkEnd w:id="303"/>
@@ -18731,7 +18725,7 @@
         </w:r>
       </w:hyperlink>
       <w:r>
-        <w:t xml:space="preserve">Accessed 2025 Jul 30.</w:t>
+        <w:t xml:space="preserve">Accessed 2026 May 21.</w:t>
       </w:r>
     </w:p>
     <w:bookmarkEnd w:id="307"/>
@@ -18741,7 +18735,7 @@
         <w:pStyle w:val="Bibliography"/>
       </w:pPr>
       <w:r>
-        <w:t xml:space="preserve">8. : dbGaP Study.</w:t>
+        <w:t xml:space="preserve">8.</w:t>
       </w:r>
       <w:r>
         <w:t xml:space="preserve"> </w:t>
@@ -18760,9 +18754,6 @@
           <w:t xml:space="preserve"> </w:t>
         </w:r>
       </w:hyperlink>
-      <w:r>
-        <w:t xml:space="preserve">Accessed 2025 Jul 30.</w:t>
-      </w:r>
     </w:p>
     <w:bookmarkEnd w:id="309"/>
     <w:bookmarkStart w:id="311" w:name="ref-16JieTeo0"/>
@@ -18791,7 +18782,7 @@
         </w:r>
       </w:hyperlink>
       <w:r>
-        <w:t xml:space="preserve">Accessed 2025 Jul 30.</w:t>
+        <w:t xml:space="preserve">Accessed 2026 May 21.</w:t>
       </w:r>
     </w:p>
     <w:bookmarkEnd w:id="311"/>
@@ -18821,7 +18812,7 @@
         </w:r>
       </w:hyperlink>
       <w:r>
-        <w:t xml:space="preserve">Accessed 2025 Jul 30.</w:t>
+        <w:t xml:space="preserve">Accessed 2026 May 21.</w:t>
       </w:r>
     </w:p>
     <w:bookmarkEnd w:id="313"/>
@@ -18851,7 +18842,7 @@
         </w:r>
       </w:hyperlink>
       <w:r>
-        <w:t xml:space="preserve">(2021). Accessed 2025 Jul 30.</w:t>
+        <w:t xml:space="preserve">(2021). Accessed 2026 May 21.</w:t>
       </w:r>
     </w:p>
     <w:bookmarkEnd w:id="315"/>
@@ -18918,7 +18909,7 @@
         </w:r>
       </w:hyperlink>
       <w:r>
-        <w:t xml:space="preserve">Accessed 2025 Jul 30.</w:t>
+        <w:t xml:space="preserve">Accessed 2026 May 21.</w:t>
       </w:r>
     </w:p>
     <w:bookmarkEnd w:id="319"/>
@@ -18985,7 +18976,7 @@
         </w:r>
       </w:hyperlink>
       <w:r>
-        <w:t xml:space="preserve">Accessed 2025 Jul 30.</w:t>
+        <w:t xml:space="preserve">Accessed 2026 May 21.</w:t>
       </w:r>
     </w:p>
     <w:bookmarkEnd w:id="323"/>
@@ -19015,7 +19006,7 @@
         </w:r>
       </w:hyperlink>
       <w:r>
-        <w:t xml:space="preserve">Accessed 2025 Jul 30.</w:t>
+        <w:t xml:space="preserve">Accessed 2026 May 21.</w:t>
       </w:r>
     </w:p>
     <w:bookmarkEnd w:id="324"/>
@@ -19045,7 +19036,7 @@
         </w:r>
       </w:hyperlink>
       <w:r>
-        <w:t xml:space="preserve">Accessed 2025 Jul 30.</w:t>
+        <w:t xml:space="preserve">Accessed 2026 May 21.</w:t>
       </w:r>
     </w:p>
     <w:bookmarkEnd w:id="326"/>
@@ -19139,7 +19130,7 @@
           <w:rPr>
             <w:rStyle w:val="Hyperlink"/>
           </w:rPr>
-          <w:t xml:space="preserve">https://github.com/kids-first/kf-tumor-workflow</w:t>
+          <w:t xml:space="preserve">https://github.com/kids-first/kf-tumor-workflow/tree/v0.3.0-beta</w:t>
         </w:r>
         <w:r>
           <w:rPr>
@@ -19149,7 +19140,7 @@
         </w:r>
       </w:hyperlink>
       <w:r>
-        <w:t xml:space="preserve">Accessed 2025 Jul 30.</w:t>
+        <w:t xml:space="preserve">Accessed 2026 May 21.</w:t>
       </w:r>
     </w:p>
     <w:bookmarkEnd w:id="332"/>
@@ -19247,7 +19238,7 @@
         </w:r>
       </w:hyperlink>
       <w:r>
-        <w:t xml:space="preserve">. Cold Spring Harbor Laboratory;</w:t>
+        <w:t xml:space="preserve">. openRxiv;</w:t>
       </w:r>
     </w:p>
     <w:bookmarkEnd w:id="338"/>
@@ -19553,7 +19544,7 @@
         </w:r>
       </w:hyperlink>
       <w:r>
-        <w:t xml:space="preserve">Accessed 2025 Jul 30.</w:t>
+        <w:t xml:space="preserve">Accessed 2026 May 21.</w:t>
       </w:r>
     </w:p>
     <w:bookmarkEnd w:id="356"/>
@@ -19563,7 +19554,7 @@
         <w:pStyle w:val="Bibliography"/>
       </w:pPr>
       <w:r>
-        <w:t xml:space="preserve">33.</w:t>
+        <w:t xml:space="preserve">33. : kf-tumor-workflow/workflows/kfdrc_controlfreec_tumor_only_wf.cwl at v0.3.0-beta · kids-first/kf-tumor-workflow. GitHub.</w:t>
       </w:r>
       <w:r>
         <w:t xml:space="preserve"> </w:t>
@@ -19582,6 +19573,9 @@
           <w:t xml:space="preserve"> </w:t>
         </w:r>
       </w:hyperlink>
+      <w:r>
+        <w:t xml:space="preserve">Accessed 2026 May 21.</w:t>
+      </w:r>
     </w:p>
     <w:bookmarkEnd w:id="358"/>
     <w:bookmarkStart w:id="360" w:name="ref-kTn1PIj5"/>
@@ -19711,7 +19705,7 @@
           <w:rPr>
             <w:rStyle w:val="Hyperlink"/>
           </w:rPr>
-          <w:t xml:space="preserve">https://pgc-accounts.sbgenomics.com/auth/login?next=https%3A%2F%2Fpgc-accounts.sbgenomics.com%2Foauth2%2Fauthorization%3Fresponse_type%3Dcode%26client_id%3D57641332d310436cb033da777e722009%26redirect_uri%3Dhttps%253A%252F%252Fcavatica.sbgenomics.com%252Foauth2%252Fredirect%26state%3DIGAHf8qtXkpzTv3px5BCUu4qskceAe%26client_next%3Dhttps%253A%252F%252Fcavatica.sbgenomics.com%252Fu%252Fcavatica%252Fopentarget%252Ffiles%26scope%3Dopenid%26nonce%3D97235096685182752431753895319</w:t>
+          <w:t xml:space="preserve">https://pgc-accounts.sbgenomics.com/auth/login?next=https%3A%2F%2Fpgc-accounts.sbgenomics.com%2Foauth2%2Fauthorization%3Fresponse_type%3Dcode%26client_id%3D57641332d310436cb033da777e722009%26redirect_uri%3Dhttps%253A%252F%252Fcavatica.sbgenomics.com%252Foauth2%252Fredirect%26state%3DVQiNi4xvTapgpugSV3Ryf9Y7Bunb08%26client_next%3Dhttps%253A%252F%252Fcavatica.sbgenomics.com%252Fu%252Fcavatica%252Fopentarget%252Ffiles%26scope%3Dopenid%26nonce%3D84874325986929546581779391153</w:t>
         </w:r>
         <w:r>
           <w:rPr>
@@ -19721,7 +19715,7 @@
         </w:r>
       </w:hyperlink>
       <w:r>
-        <w:t xml:space="preserve">Accessed 2025 Jul 30.</w:t>
+        <w:t xml:space="preserve">Accessed 2026 May 21.</w:t>
       </w:r>
     </w:p>
     <w:bookmarkEnd w:id="366"/>
@@ -19731,7 +19725,7 @@
         <w:pStyle w:val="Bibliography"/>
       </w:pPr>
       <w:r>
-        <w:t xml:space="preserve">38.</w:t>
+        <w:t xml:space="preserve">38. : D3b-DGD-Collaboration/scripts/update_gene_symbols.py at main · d3b-center/D3b-DGD-Collaboration. GitHub.</w:t>
       </w:r>
       <w:r>
         <w:t xml:space="preserve"> </w:t>
@@ -19750,6 +19744,9 @@
           <w:t xml:space="preserve"> </w:t>
         </w:r>
       </w:hyperlink>
+      <w:r>
+        <w:t xml:space="preserve">Accessed 2026 May 21.</w:t>
+      </w:r>
     </w:p>
     <w:bookmarkEnd w:id="368"/>
     <w:bookmarkStart w:id="370" w:name="ref-1AbOmwaVu"/>
@@ -19836,7 +19833,7 @@
         </w:r>
       </w:hyperlink>
       <w:r>
-        <w:t xml:space="preserve">. Cold Spring Harbor Laboratory;</w:t>
+        <w:t xml:space="preserve">. openRxiv;</w:t>
       </w:r>
     </w:p>
     <w:bookmarkEnd w:id="374"/>
@@ -19951,7 +19948,7 @@
         </w:r>
       </w:hyperlink>
       <w:r>
-        <w:t xml:space="preserve">Accessed 2025 Jul 30.</w:t>
+        <w:t xml:space="preserve">Accessed 2026 May 21.</w:t>
       </w:r>
     </w:p>
     <w:bookmarkEnd w:id="382"/>
@@ -19961,7 +19958,7 @@
         <w:pStyle w:val="Bibliography"/>
       </w:pPr>
       <w:r>
-        <w:t xml:space="preserve">46. : kf-rnaseq-workflow/workflow/rmats_wf.cwl at master · kids-first/kf-rnaseq-workflow. GitHub.</w:t>
+        <w:t xml:space="preserve">46.</w:t>
       </w:r>
       <w:r>
         <w:t xml:space="preserve"> </w:t>
@@ -19980,9 +19977,6 @@
           <w:t xml:space="preserve"> </w:t>
         </w:r>
       </w:hyperlink>
-      <w:r>
-        <w:t xml:space="preserve">Accessed 2025 Jul 30.</w:t>
-      </w:r>
     </w:p>
     <w:bookmarkEnd w:id="384"/>
     <w:bookmarkStart w:id="386" w:name="ref-bKpYR6PB"/>
@@ -20546,7 +20540,7 @@
         <w:pStyle w:val="Bibliography"/>
       </w:pPr>
       <w:r>
-        <w:t xml:space="preserve">62.</w:t>
+        <w:t xml:space="preserve">62. : kf-somatic-workflow/docs/kfdrc-consensus-calling.md at master · kids-first/kf-somatic-workflow. GitHub.</w:t>
       </w:r>
       <w:r>
         <w:t xml:space="preserve"> </w:t>
@@ -20565,6 +20559,9 @@
           <w:t xml:space="preserve"> </w:t>
         </w:r>
       </w:hyperlink>
+      <w:r>
+        <w:t xml:space="preserve">Accessed 2026 May 21.</w:t>
+      </w:r>
     </w:p>
     <w:bookmarkEnd w:id="416"/>
     <w:bookmarkStart w:id="418" w:name="ref-sbU2rOO2"/>
@@ -21159,7 +21156,7 @@
         </w:r>
       </w:hyperlink>
       <w:r>
-        <w:t xml:space="preserve">Accessed 2025 Jul 30.</w:t>
+        <w:t xml:space="preserve">Accessed 2026 May 21.</w:t>
       </w:r>
     </w:p>
     <w:bookmarkEnd w:id="449"/>
@@ -21189,7 +21186,7 @@
         </w:r>
       </w:hyperlink>
       <w:r>
-        <w:t xml:space="preserve">Accessed 2025 Jul 30.</w:t>
+        <w:t xml:space="preserve">Accessed 2026 May 21.</w:t>
       </w:r>
     </w:p>
     <w:bookmarkEnd w:id="451"/>
@@ -21219,7 +21216,7 @@
         </w:r>
       </w:hyperlink>
       <w:r>
-        <w:t xml:space="preserve">Accessed 2025 Jul 30.</w:t>
+        <w:t xml:space="preserve">Accessed 2026 May 21.</w:t>
       </w:r>
     </w:p>
     <w:bookmarkEnd w:id="453"/>
@@ -21249,7 +21246,7 @@
         </w:r>
       </w:hyperlink>
       <w:r>
-        <w:t xml:space="preserve">Accessed 2025 Jul 30.</w:t>
+        <w:t xml:space="preserve">Accessed 2026 May 21.</w:t>
       </w:r>
     </w:p>
     <w:bookmarkEnd w:id="454"/>
